--- a/chessinsight/ChessInsight_AI_프로젝트기획서.docx
+++ b/chessinsight/ChessInsight_AI_프로젝트기획서.docx
@@ -345,7 +345,7 @@
                 <w:sz w:val="19"/>
                 <w:szCs w:val="19"/>
               </w:rPr>
-              <w:t xml:space="preserve">GPT-4o 단독 체스 해설의 정확성 0.36으로 사람 해설(0.62)의 약 절반 수준 (NAACL 2025)</w:t>
+              <w:t xml:space="preserve">GPT-4o 단독 체스 해설의 정확성 0.36으로 사람 해설(0.62)의 절반을 조금 넘는 수준, 엔진 개념을 근거로 넘기면 0.60까지 상승 (NAACL 2025)</w:t>
             </w:r>
           </w:p>
           <w:p>
@@ -801,7 +801,7 @@
                 <w:sz w:val="22"/>
                 <w:szCs w:val="22"/>
               </w:rPr>
-              <w:t xml:space="preserve">주요 기능</w:t>
+              <w:t xml:space="preserve">시장조사 및 BM 분석</w:t>
             </w:r>
           </w:p>
         </w:tc>
@@ -834,43 +834,43 @@
                 <w:sz w:val="19"/>
                 <w:szCs w:val="19"/>
               </w:rPr>
-              <w:t xml:space="preserve">[ 대국 가져오기 및 관리 ]</w:t>
-            </w:r>
-          </w:p>
-          <w:p>
-            <w:pPr>
-              <w:pStyle w:val="ListParagraph"/>
-              <w:numPr>
-                <w:ilvl w:val="0"/>
-                <w:numId w:val="2"/>
-              </w:numPr>
-              <w:spacing w:after="40" w:line="300"/>
-            </w:pPr>
-            <w:r>
-              <w:rPr>
-                <w:rFonts w:ascii="맑은 고딕" w:cs="맑은 고딕" w:eastAsia="맑은 고딕" w:hAnsi="맑은 고딕"/>
-                <w:sz w:val="19"/>
-                <w:szCs w:val="19"/>
-              </w:rPr>
-              <w:t xml:space="preserve">PGN 파일 업로드(기본 입력 경로), 정책 확인 후 Chess.com·Lichess API 연동</w:t>
-            </w:r>
-          </w:p>
-          <w:p>
-            <w:pPr>
-              <w:pStyle w:val="ListParagraph"/>
-              <w:numPr>
-                <w:ilvl w:val="0"/>
-                <w:numId w:val="2"/>
-              </w:numPr>
-              <w:spacing w:after="40" w:line="300"/>
-            </w:pPr>
-            <w:r>
-              <w:rPr>
-                <w:rFonts w:ascii="맑은 고딕" w:cs="맑은 고딕" w:eastAsia="맑은 고딕" w:hAnsi="맑은 고딕"/>
-                <w:sz w:val="19"/>
-                <w:szCs w:val="19"/>
-              </w:rPr>
-              <w:t xml:space="preserve">색상·결과·날짜·오프닝·레이팅 메타데이터 정리, 분석 진행률 표시, 중복·파싱 오류 처리</w:t>
+              <w:t xml:space="preserve">[ 시장 현황 ]</w:t>
+            </w:r>
+          </w:p>
+          <w:p>
+            <w:pPr>
+              <w:pStyle w:val="ListParagraph"/>
+              <w:numPr>
+                <w:ilvl w:val="0"/>
+                <w:numId w:val="2"/>
+              </w:numPr>
+              <w:spacing w:after="40" w:line="300"/>
+            </w:pPr>
+            <w:r>
+              <w:rPr>
+                <w:rFonts w:ascii="맑은 고딕" w:cs="맑은 고딕" w:eastAsia="맑은 고딕" w:hAnsi="맑은 고딕"/>
+                <w:sz w:val="19"/>
+                <w:szCs w:val="19"/>
+              </w:rPr>
+              <w:t xml:space="preserve">Chess.com 회원 약 2.69억 명(2026-07). 2026년 1분기 신규 가입 1,490만 명(전년 대비 +23.8%), 일평균 활성 사용자 970만 명(+17.7%) (Chess.com 2026 Q1 보고서)</w:t>
+            </w:r>
+          </w:p>
+          <w:p>
+            <w:pPr>
+              <w:pStyle w:val="ListParagraph"/>
+              <w:numPr>
+                <w:ilvl w:val="0"/>
+                <w:numId w:val="2"/>
+              </w:numPr>
+              <w:spacing w:after="40" w:line="300"/>
+            </w:pPr>
+            <w:r>
+              <w:rPr>
+                <w:rFonts w:ascii="맑은 고딕" w:cs="맑은 고딕" w:eastAsia="맑은 고딕" w:hAnsi="맑은 고딕"/>
+                <w:sz w:val="19"/>
+                <w:szCs w:val="19"/>
+              </w:rPr>
+              <w:t xml:space="preserve">국내 체스 인구에 대한 공식 통계는 확인되지 않음. 대한체스연맹 2025년 하반기 유소년선수권 참가 220여 명 등 대회 규모 정도만 확인 → 국내 수요와 지불 의사는 사용자 인터뷰로 검증</w:t>
             </w:r>
           </w:p>
           <w:p>
@@ -885,44 +885,643 @@
                 <w:sz w:val="19"/>
                 <w:szCs w:val="19"/>
               </w:rPr>
-              <w:t xml:space="preserve">[ 엔진 기반 대국 분석 ]</w:t>
-            </w:r>
-          </w:p>
-          <w:p>
-            <w:pPr>
-              <w:pStyle w:val="ListParagraph"/>
-              <w:numPr>
-                <w:ilvl w:val="0"/>
-                <w:numId w:val="2"/>
-              </w:numPr>
-              <w:spacing w:after="40" w:line="300"/>
-            </w:pPr>
-            <w:r>
-              <w:rPr>
-                <w:rFonts w:ascii="맑은 고딕" w:cs="맑은 고딕" w:eastAsia="맑은 고딕" w:hAnsi="맑은 고딕"/>
-                <w:sz w:val="19"/>
-                <w:szCs w:val="19"/>
-              </w:rPr>
-              <w:t xml:space="preserve">Stockfish 포지션 평가, 실제 수와 추천 수 비교, 블런더·미스테이크·부정확한 수 탐지</w:t>
-            </w:r>
-          </w:p>
-          <w:p>
-            <w:pPr>
-              <w:pStyle w:val="ListParagraph"/>
-              <w:numPr>
-                <w:ilvl w:val="0"/>
-                <w:numId w:val="2"/>
-              </w:numPr>
-              <w:spacing w:after="40" w:line="300"/>
-            </w:pPr>
-            <w:r>
-              <w:rPr>
-                <w:rFonts w:ascii="맑은 고딕" w:cs="맑은 고딕" w:eastAsia="맑은 고딕" w:hAnsi="맑은 고딕"/>
-                <w:sz w:val="19"/>
-                <w:szCs w:val="19"/>
-              </w:rPr>
-              <w:t xml:space="preserve">핵심 국면과 평가치 변화, 후보 수·주요 변형 제공. 실수 분류 기준은 명시하고 일관되게 적용</w:t>
-            </w:r>
+              <w:t xml:space="preserve">[ 경쟁 서비스 기능·가격 (2026-10 확인) ]</w:t>
+            </w:r>
+          </w:p>
+          <w:tbl>
+            <w:tblPr>
+              <w:tblW w:type="dxa" w:w="7756"/>
+              <w:tblBorders>
+                <w:top w:val="single" w:color="auto" w:sz="4"/>
+                <w:left w:val="single" w:color="auto" w:sz="4"/>
+                <w:bottom w:val="single" w:color="auto" w:sz="4"/>
+                <w:right w:val="single" w:color="auto" w:sz="4"/>
+                <w:insideH w:val="single" w:color="auto" w:sz="4"/>
+                <w:insideV w:val="single" w:color="auto" w:sz="4"/>
+              </w:tblBorders>
+            </w:tblPr>
+            <w:tblGrid>
+              <w:gridCol w:w="1913"/>
+              <w:gridCol w:w="2870"/>
+              <w:gridCol w:w="2973"/>
+            </w:tblGrid>
+            <w:tr>
+              <w:trPr>
+                <w:tblHeader/>
+              </w:trPr>
+              <w:tc>
+                <w:tcPr>
+                  <w:tcW w:type="dxa" w:w="1913"/>
+                  <w:tcBorders>
+                    <w:top w:val="single" w:color="BFB5A6" w:sz="4"/>
+                    <w:left w:val="single" w:color="BFB5A6" w:sz="4"/>
+                    <w:bottom w:val="single" w:color="BFB5A6" w:sz="4"/>
+                    <w:right w:val="single" w:color="BFB5A6" w:sz="4"/>
+                  </w:tcBorders>
+                  <w:shd w:fill="EFEBE4" w:color="auto" w:val="clear"/>
+                  <w:tcMar>
+                    <w:top w:type="dxa" w:w="50"/>
+                    <w:left w:type="dxa" w:w="90"/>
+                    <w:bottom w:type="dxa" w:w="50"/>
+                    <w:right w:type="dxa" w:w="90"/>
+                  </w:tcMar>
+                  <w:vAlign w:val="center"/>
+                </w:tcPr>
+                <w:p>
+                  <w:pPr>
+                    <w:jc w:val="center"/>
+                  </w:pPr>
+                  <w:r>
+                    <w:rPr>
+                      <w:rFonts w:ascii="맑은 고딕" w:cs="맑은 고딕" w:eastAsia="맑은 고딕" w:hAnsi="맑은 고딕"/>
+                      <w:b/>
+                      <w:bCs/>
+                      <w:sz w:val="17"/>
+                      <w:szCs w:val="17"/>
+                    </w:rPr>
+                    <w:t xml:space="preserve">서비스</w:t>
+                  </w:r>
+                </w:p>
+              </w:tc>
+              <w:tc>
+                <w:tcPr>
+                  <w:tcW w:type="dxa" w:w="2870"/>
+                  <w:tcBorders>
+                    <w:top w:val="single" w:color="BFB5A6" w:sz="4"/>
+                    <w:left w:val="single" w:color="BFB5A6" w:sz="4"/>
+                    <w:bottom w:val="single" w:color="BFB5A6" w:sz="4"/>
+                    <w:right w:val="single" w:color="BFB5A6" w:sz="4"/>
+                  </w:tcBorders>
+                  <w:shd w:fill="EFEBE4" w:color="auto" w:val="clear"/>
+                  <w:tcMar>
+                    <w:top w:type="dxa" w:w="50"/>
+                    <w:left w:type="dxa" w:w="90"/>
+                    <w:bottom w:type="dxa" w:w="50"/>
+                    <w:right w:type="dxa" w:w="90"/>
+                  </w:tcMar>
+                  <w:vAlign w:val="center"/>
+                </w:tcPr>
+                <w:p>
+                  <w:pPr>
+                    <w:jc w:val="center"/>
+                  </w:pPr>
+                  <w:r>
+                    <w:rPr>
+                      <w:rFonts w:ascii="맑은 고딕" w:cs="맑은 고딕" w:eastAsia="맑은 고딕" w:hAnsi="맑은 고딕"/>
+                      <w:b/>
+                      <w:bCs/>
+                      <w:sz w:val="17"/>
+                      <w:szCs w:val="17"/>
+                    </w:rPr>
+                    <w:t xml:space="preserve">무료 범위</w:t>
+                  </w:r>
+                </w:p>
+              </w:tc>
+              <w:tc>
+                <w:tcPr>
+                  <w:tcW w:type="dxa" w:w="2973"/>
+                  <w:tcBorders>
+                    <w:top w:val="single" w:color="BFB5A6" w:sz="4"/>
+                    <w:left w:val="single" w:color="BFB5A6" w:sz="4"/>
+                    <w:bottom w:val="single" w:color="BFB5A6" w:sz="4"/>
+                    <w:right w:val="single" w:color="BFB5A6" w:sz="4"/>
+                  </w:tcBorders>
+                  <w:shd w:fill="EFEBE4" w:color="auto" w:val="clear"/>
+                  <w:tcMar>
+                    <w:top w:type="dxa" w:w="50"/>
+                    <w:left w:type="dxa" w:w="90"/>
+                    <w:bottom w:type="dxa" w:w="50"/>
+                    <w:right w:type="dxa" w:w="90"/>
+                  </w:tcMar>
+                  <w:vAlign w:val="center"/>
+                </w:tcPr>
+                <w:p>
+                  <w:pPr>
+                    <w:jc w:val="center"/>
+                  </w:pPr>
+                  <w:r>
+                    <w:rPr>
+                      <w:rFonts w:ascii="맑은 고딕" w:cs="맑은 고딕" w:eastAsia="맑은 고딕" w:hAnsi="맑은 고딕"/>
+                      <w:b/>
+                      <w:bCs/>
+                      <w:sz w:val="17"/>
+                      <w:szCs w:val="17"/>
+                    </w:rPr>
+                    <w:t xml:space="preserve">유료 범위·가격</w:t>
+                  </w:r>
+                </w:p>
+              </w:tc>
+            </w:tr>
+            <w:tr>
+              <w:tc>
+                <w:tcPr>
+                  <w:tcW w:type="dxa" w:w="1913"/>
+                  <w:tcBorders>
+                    <w:top w:val="single" w:color="BFB5A6" w:sz="4"/>
+                    <w:left w:val="single" w:color="BFB5A6" w:sz="4"/>
+                    <w:bottom w:val="single" w:color="BFB5A6" w:sz="4"/>
+                    <w:right w:val="single" w:color="BFB5A6" w:sz="4"/>
+                  </w:tcBorders>
+                  <w:tcMar>
+                    <w:top w:type="dxa" w:w="50"/>
+                    <w:left w:type="dxa" w:w="90"/>
+                    <w:bottom w:type="dxa" w:w="50"/>
+                    <w:right w:type="dxa" w:w="90"/>
+                  </w:tcMar>
+                  <w:vAlign w:val="center"/>
+                </w:tcPr>
+                <w:p>
+                  <w:pPr>
+                    <w:jc w:val="left"/>
+                  </w:pPr>
+                  <w:r>
+                    <w:rPr>
+                      <w:rFonts w:ascii="맑은 고딕" w:cs="맑은 고딕" w:eastAsia="맑은 고딕" w:hAnsi="맑은 고딕"/>
+                      <w:b w:val="false"/>
+                      <w:bCs w:val="false"/>
+                      <w:sz w:val="17"/>
+                      <w:szCs w:val="17"/>
+                    </w:rPr>
+                    <w:t xml:space="preserve">Chess.com</w:t>
+                  </w:r>
+                </w:p>
+              </w:tc>
+              <w:tc>
+                <w:tcPr>
+                  <w:tcW w:type="dxa" w:w="2870"/>
+                  <w:tcBorders>
+                    <w:top w:val="single" w:color="BFB5A6" w:sz="4"/>
+                    <w:left w:val="single" w:color="BFB5A6" w:sz="4"/>
+                    <w:bottom w:val="single" w:color="BFB5A6" w:sz="4"/>
+                    <w:right w:val="single" w:color="BFB5A6" w:sz="4"/>
+                  </w:tcBorders>
+                  <w:tcMar>
+                    <w:top w:type="dxa" w:w="50"/>
+                    <w:left w:type="dxa" w:w="90"/>
+                    <w:bottom w:type="dxa" w:w="50"/>
+                    <w:right w:type="dxa" w:w="90"/>
+                  </w:tcMar>
+                  <w:vAlign w:val="center"/>
+                </w:tcPr>
+                <w:p>
+                  <w:pPr>
+                    <w:jc w:val="left"/>
+                  </w:pPr>
+                  <w:r>
+                    <w:rPr>
+                      <w:rFonts w:ascii="맑은 고딕" w:cs="맑은 고딕" w:eastAsia="맑은 고딕" w:hAnsi="맑은 고딕"/>
+                      <w:b w:val="false"/>
+                      <w:bCs w:val="false"/>
+                      <w:sz w:val="17"/>
+                      <w:szCs w:val="17"/>
+                    </w:rPr>
+                    <w:t xml:space="preserve">Game Review 하루 1회</w:t>
+                  </w:r>
+                </w:p>
+              </w:tc>
+              <w:tc>
+                <w:tcPr>
+                  <w:tcW w:type="dxa" w:w="2973"/>
+                  <w:tcBorders>
+                    <w:top w:val="single" w:color="BFB5A6" w:sz="4"/>
+                    <w:left w:val="single" w:color="BFB5A6" w:sz="4"/>
+                    <w:bottom w:val="single" w:color="BFB5A6" w:sz="4"/>
+                    <w:right w:val="single" w:color="BFB5A6" w:sz="4"/>
+                  </w:tcBorders>
+                  <w:tcMar>
+                    <w:top w:type="dxa" w:w="50"/>
+                    <w:left w:type="dxa" w:w="90"/>
+                    <w:bottom w:type="dxa" w:w="50"/>
+                    <w:right w:type="dxa" w:w="90"/>
+                  </w:tcMar>
+                  <w:vAlign w:val="center"/>
+                </w:tcPr>
+                <w:p>
+                  <w:pPr>
+                    <w:jc w:val="left"/>
+                  </w:pPr>
+                  <w:r>
+                    <w:rPr>
+                      <w:rFonts w:ascii="맑은 고딕" w:cs="맑은 고딕" w:eastAsia="맑은 고딕" w:hAnsi="맑은 고딕"/>
+                      <w:b w:val="false"/>
+                      <w:bCs w:val="false"/>
+                      <w:sz w:val="17"/>
+                      <w:szCs w:val="17"/>
+                    </w:rPr>
+                    <w:t xml:space="preserve">Platinum: Game Review 무제한 / Diamond: 모든 수 코치 설명, Insights(국면별 정확도·놓친 전술 목록·직전 기간 비교·유사 레이팅 비교). 가격은 공식 페이지에서 확인 필요</w:t>
+                  </w:r>
+                </w:p>
+              </w:tc>
+            </w:tr>
+            <w:tr>
+              <w:tc>
+                <w:tcPr>
+                  <w:tcW w:type="dxa" w:w="1913"/>
+                  <w:tcBorders>
+                    <w:top w:val="single" w:color="BFB5A6" w:sz="4"/>
+                    <w:left w:val="single" w:color="BFB5A6" w:sz="4"/>
+                    <w:bottom w:val="single" w:color="BFB5A6" w:sz="4"/>
+                    <w:right w:val="single" w:color="BFB5A6" w:sz="4"/>
+                  </w:tcBorders>
+                  <w:tcMar>
+                    <w:top w:type="dxa" w:w="50"/>
+                    <w:left w:type="dxa" w:w="90"/>
+                    <w:bottom w:type="dxa" w:w="50"/>
+                    <w:right w:type="dxa" w:w="90"/>
+                  </w:tcMar>
+                  <w:vAlign w:val="center"/>
+                </w:tcPr>
+                <w:p>
+                  <w:pPr>
+                    <w:jc w:val="left"/>
+                  </w:pPr>
+                  <w:r>
+                    <w:rPr>
+                      <w:rFonts w:ascii="맑은 고딕" w:cs="맑은 고딕" w:eastAsia="맑은 고딕" w:hAnsi="맑은 고딕"/>
+                      <w:b w:val="false"/>
+                      <w:bCs w:val="false"/>
+                      <w:sz w:val="17"/>
+                      <w:szCs w:val="17"/>
+                    </w:rPr>
+                    <w:t xml:space="preserve">Lichess</w:t>
+                  </w:r>
+                </w:p>
+              </w:tc>
+              <w:tc>
+                <w:tcPr>
+                  <w:tcW w:type="dxa" w:w="2870"/>
+                  <w:tcBorders>
+                    <w:top w:val="single" w:color="BFB5A6" w:sz="4"/>
+                    <w:left w:val="single" w:color="BFB5A6" w:sz="4"/>
+                    <w:bottom w:val="single" w:color="BFB5A6" w:sz="4"/>
+                    <w:right w:val="single" w:color="BFB5A6" w:sz="4"/>
+                  </w:tcBorders>
+                  <w:tcMar>
+                    <w:top w:type="dxa" w:w="50"/>
+                    <w:left w:type="dxa" w:w="90"/>
+                    <w:bottom w:type="dxa" w:w="50"/>
+                    <w:right w:type="dxa" w:w="90"/>
+                  </w:tcMar>
+                  <w:vAlign w:val="center"/>
+                </w:tcPr>
+                <w:p>
+                  <w:pPr>
+                    <w:jc w:val="left"/>
+                  </w:pPr>
+                  <w:r>
+                    <w:rPr>
+                      <w:rFonts w:ascii="맑은 고딕" w:cs="맑은 고딕" w:eastAsia="맑은 고딕" w:hAnsi="맑은 고딕"/>
+                      <w:b w:val="false"/>
+                      <w:bCs w:val="false"/>
+                      <w:sz w:val="17"/>
+                      <w:szCs w:val="17"/>
+                    </w:rPr>
+                    <w:t xml:space="preserve">엔진 분석·실수 복기·Insights 등 전 기능 무료</w:t>
+                  </w:r>
+                </w:p>
+              </w:tc>
+              <w:tc>
+                <w:tcPr>
+                  <w:tcW w:type="dxa" w:w="2973"/>
+                  <w:tcBorders>
+                    <w:top w:val="single" w:color="BFB5A6" w:sz="4"/>
+                    <w:left w:val="single" w:color="BFB5A6" w:sz="4"/>
+                    <w:bottom w:val="single" w:color="BFB5A6" w:sz="4"/>
+                    <w:right w:val="single" w:color="BFB5A6" w:sz="4"/>
+                  </w:tcBorders>
+                  <w:tcMar>
+                    <w:top w:type="dxa" w:w="50"/>
+                    <w:left w:type="dxa" w:w="90"/>
+                    <w:bottom w:type="dxa" w:w="50"/>
+                    <w:right w:type="dxa" w:w="90"/>
+                  </w:tcMar>
+                  <w:vAlign w:val="center"/>
+                </w:tcPr>
+                <w:p>
+                  <w:pPr>
+                    <w:jc w:val="left"/>
+                  </w:pPr>
+                  <w:r>
+                    <w:rPr>
+                      <w:rFonts w:ascii="맑은 고딕" w:cs="맑은 고딕" w:eastAsia="맑은 고딕" w:hAnsi="맑은 고딕"/>
+                      <w:b w:val="false"/>
+                      <w:bCs w:val="false"/>
+                      <w:sz w:val="17"/>
+                      <w:szCs w:val="17"/>
+                    </w:rPr>
+                    <w:t xml:space="preserve">없음 (후원만 가능)</w:t>
+                  </w:r>
+                </w:p>
+              </w:tc>
+            </w:tr>
+            <w:tr>
+              <w:tc>
+                <w:tcPr>
+                  <w:tcW w:type="dxa" w:w="1913"/>
+                  <w:tcBorders>
+                    <w:top w:val="single" w:color="BFB5A6" w:sz="4"/>
+                    <w:left w:val="single" w:color="BFB5A6" w:sz="4"/>
+                    <w:bottom w:val="single" w:color="BFB5A6" w:sz="4"/>
+                    <w:right w:val="single" w:color="BFB5A6" w:sz="4"/>
+                  </w:tcBorders>
+                  <w:tcMar>
+                    <w:top w:type="dxa" w:w="50"/>
+                    <w:left w:type="dxa" w:w="90"/>
+                    <w:bottom w:type="dxa" w:w="50"/>
+                    <w:right w:type="dxa" w:w="90"/>
+                  </w:tcMar>
+                  <w:vAlign w:val="center"/>
+                </w:tcPr>
+                <w:p>
+                  <w:pPr>
+                    <w:jc w:val="left"/>
+                  </w:pPr>
+                  <w:r>
+                    <w:rPr>
+                      <w:rFonts w:ascii="맑은 고딕" w:cs="맑은 고딕" w:eastAsia="맑은 고딕" w:hAnsi="맑은 고딕"/>
+                      <w:b w:val="false"/>
+                      <w:bCs w:val="false"/>
+                      <w:sz w:val="17"/>
+                      <w:szCs w:val="17"/>
+                    </w:rPr>
+                    <w:t xml:space="preserve">DecodeChess</w:t>
+                  </w:r>
+                </w:p>
+              </w:tc>
+              <w:tc>
+                <w:tcPr>
+                  <w:tcW w:type="dxa" w:w="2870"/>
+                  <w:tcBorders>
+                    <w:top w:val="single" w:color="BFB5A6" w:sz="4"/>
+                    <w:left w:val="single" w:color="BFB5A6" w:sz="4"/>
+                    <w:bottom w:val="single" w:color="BFB5A6" w:sz="4"/>
+                    <w:right w:val="single" w:color="BFB5A6" w:sz="4"/>
+                  </w:tcBorders>
+                  <w:tcMar>
+                    <w:top w:type="dxa" w:w="50"/>
+                    <w:left w:type="dxa" w:w="90"/>
+                    <w:bottom w:type="dxa" w:w="50"/>
+                    <w:right w:type="dxa" w:w="90"/>
+                  </w:tcMar>
+                  <w:vAlign w:val="center"/>
+                </w:tcPr>
+                <w:p>
+                  <w:pPr>
+                    <w:jc w:val="left"/>
+                  </w:pPr>
+                  <w:r>
+                    <w:rPr>
+                      <w:rFonts w:ascii="맑은 고딕" w:cs="맑은 고딕" w:eastAsia="맑은 고딕" w:hAnsi="맑은 고딕"/>
+                      <w:b w:val="false"/>
+                      <w:bCs w:val="false"/>
+                      <w:sz w:val="17"/>
+                      <w:szCs w:val="17"/>
+                    </w:rPr>
+                    <w:t xml:space="preserve">하루 1판 해설</w:t>
+                  </w:r>
+                </w:p>
+              </w:tc>
+              <w:tc>
+                <w:tcPr>
+                  <w:tcW w:type="dxa" w:w="2973"/>
+                  <w:tcBorders>
+                    <w:top w:val="single" w:color="BFB5A6" w:sz="4"/>
+                    <w:left w:val="single" w:color="BFB5A6" w:sz="4"/>
+                    <w:bottom w:val="single" w:color="BFB5A6" w:sz="4"/>
+                    <w:right w:val="single" w:color="BFB5A6" w:sz="4"/>
+                  </w:tcBorders>
+                  <w:tcMar>
+                    <w:top w:type="dxa" w:w="50"/>
+                    <w:left w:type="dxa" w:w="90"/>
+                    <w:bottom w:type="dxa" w:w="50"/>
+                    <w:right w:type="dxa" w:w="90"/>
+                  </w:tcMar>
+                  <w:vAlign w:val="center"/>
+                </w:tcPr>
+                <w:p>
+                  <w:pPr>
+                    <w:jc w:val="left"/>
+                  </w:pPr>
+                  <w:r>
+                    <w:rPr>
+                      <w:rFonts w:ascii="맑은 고딕" w:cs="맑은 고딕" w:eastAsia="맑은 고딕" w:hAnsi="맑은 고딕"/>
+                      <w:b w:val="false"/>
+                      <w:bCs w:val="false"/>
+                      <w:sz w:val="17"/>
+                      <w:szCs w:val="17"/>
+                    </w:rPr>
+                    <w:t xml:space="preserve">월 $8.25 / 연 $84: 무제한 대국·포지션 해설</w:t>
+                  </w:r>
+                </w:p>
+              </w:tc>
+            </w:tr>
+            <w:tr>
+              <w:tc>
+                <w:tcPr>
+                  <w:tcW w:type="dxa" w:w="1913"/>
+                  <w:tcBorders>
+                    <w:top w:val="single" w:color="BFB5A6" w:sz="4"/>
+                    <w:left w:val="single" w:color="BFB5A6" w:sz="4"/>
+                    <w:bottom w:val="single" w:color="BFB5A6" w:sz="4"/>
+                    <w:right w:val="single" w:color="BFB5A6" w:sz="4"/>
+                  </w:tcBorders>
+                  <w:tcMar>
+                    <w:top w:type="dxa" w:w="50"/>
+                    <w:left w:type="dxa" w:w="90"/>
+                    <w:bottom w:type="dxa" w:w="50"/>
+                    <w:right w:type="dxa" w:w="90"/>
+                  </w:tcMar>
+                  <w:vAlign w:val="center"/>
+                </w:tcPr>
+                <w:p>
+                  <w:pPr>
+                    <w:jc w:val="left"/>
+                  </w:pPr>
+                  <w:r>
+                    <w:rPr>
+                      <w:rFonts w:ascii="맑은 고딕" w:cs="맑은 고딕" w:eastAsia="맑은 고딕" w:hAnsi="맑은 고딕"/>
+                      <w:b w:val="false"/>
+                      <w:bCs w:val="false"/>
+                      <w:sz w:val="17"/>
+                      <w:szCs w:val="17"/>
+                    </w:rPr>
+                    <w:t xml:space="preserve">Aimchess</w:t>
+                  </w:r>
+                </w:p>
+              </w:tc>
+              <w:tc>
+                <w:tcPr>
+                  <w:tcW w:type="dxa" w:w="2870"/>
+                  <w:tcBorders>
+                    <w:top w:val="single" w:color="BFB5A6" w:sz="4"/>
+                    <w:left w:val="single" w:color="BFB5A6" w:sz="4"/>
+                    <w:bottom w:val="single" w:color="BFB5A6" w:sz="4"/>
+                    <w:right w:val="single" w:color="BFB5A6" w:sz="4"/>
+                  </w:tcBorders>
+                  <w:tcMar>
+                    <w:top w:type="dxa" w:w="50"/>
+                    <w:left w:type="dxa" w:w="90"/>
+                    <w:bottom w:type="dxa" w:w="50"/>
+                    <w:right w:type="dxa" w:w="90"/>
+                  </w:tcMar>
+                  <w:vAlign w:val="center"/>
+                </w:tcPr>
+                <w:p>
+                  <w:pPr>
+                    <w:jc w:val="left"/>
+                  </w:pPr>
+                  <w:r>
+                    <w:rPr>
+                      <w:rFonts w:ascii="맑은 고딕" w:cs="맑은 고딕" w:eastAsia="맑은 고딕" w:hAnsi="맑은 고딕"/>
+                      <w:b w:val="false"/>
+                      <w:bCs w:val="false"/>
+                      <w:sz w:val="17"/>
+                      <w:szCs w:val="17"/>
+                    </w:rPr>
+                    <w:t xml:space="preserve">월 1회 40판 분석 리포트, 주간 학습 계획</w:t>
+                  </w:r>
+                </w:p>
+              </w:tc>
+              <w:tc>
+                <w:tcPr>
+                  <w:tcW w:type="dxa" w:w="2973"/>
+                  <w:tcBorders>
+                    <w:top w:val="single" w:color="BFB5A6" w:sz="4"/>
+                    <w:left w:val="single" w:color="BFB5A6" w:sz="4"/>
+                    <w:bottom w:val="single" w:color="BFB5A6" w:sz="4"/>
+                    <w:right w:val="single" w:color="BFB5A6" w:sz="4"/>
+                  </w:tcBorders>
+                  <w:tcMar>
+                    <w:top w:type="dxa" w:w="50"/>
+                    <w:left w:type="dxa" w:w="90"/>
+                    <w:bottom w:type="dxa" w:w="50"/>
+                    <w:right w:type="dxa" w:w="90"/>
+                  </w:tcMar>
+                  <w:vAlign w:val="center"/>
+                </w:tcPr>
+                <w:p>
+                  <w:pPr>
+                    <w:jc w:val="left"/>
+                  </w:pPr>
+                  <w:r>
+                    <w:rPr>
+                      <w:rFonts w:ascii="맑은 고딕" w:cs="맑은 고딕" w:eastAsia="맑은 고딕" w:hAnsi="맑은 고딕"/>
+                      <w:b w:val="false"/>
+                      <w:bCs w:val="false"/>
+                      <w:sz w:val="17"/>
+                      <w:szCs w:val="17"/>
+                    </w:rPr>
+                    <w:t xml:space="preserve">월 $7.99 / 연 $57.99: 무제한 리포트, 최근 1,000판 분석, 코치 공유</w:t>
+                  </w:r>
+                </w:p>
+              </w:tc>
+            </w:tr>
+            <w:tr>
+              <w:tc>
+                <w:tcPr>
+                  <w:tcW w:type="dxa" w:w="1913"/>
+                  <w:tcBorders>
+                    <w:top w:val="single" w:color="BFB5A6" w:sz="4"/>
+                    <w:left w:val="single" w:color="BFB5A6" w:sz="4"/>
+                    <w:bottom w:val="single" w:color="BFB5A6" w:sz="4"/>
+                    <w:right w:val="single" w:color="BFB5A6" w:sz="4"/>
+                  </w:tcBorders>
+                  <w:tcMar>
+                    <w:top w:type="dxa" w:w="50"/>
+                    <w:left w:type="dxa" w:w="90"/>
+                    <w:bottom w:type="dxa" w:w="50"/>
+                    <w:right w:type="dxa" w:w="90"/>
+                  </w:tcMar>
+                  <w:vAlign w:val="center"/>
+                </w:tcPr>
+                <w:p>
+                  <w:pPr>
+                    <w:jc w:val="left"/>
+                  </w:pPr>
+                  <w:r>
+                    <w:rPr>
+                      <w:rFonts w:ascii="맑은 고딕" w:cs="맑은 고딕" w:eastAsia="맑은 고딕" w:hAnsi="맑은 고딕"/>
+                      <w:b w:val="false"/>
+                      <w:bCs w:val="false"/>
+                      <w:sz w:val="17"/>
+                      <w:szCs w:val="17"/>
+                    </w:rPr>
+                    <w:t xml:space="preserve">Take Take Take</w:t>
+                  </w:r>
+                </w:p>
+              </w:tc>
+              <w:tc>
+                <w:tcPr>
+                  <w:tcW w:type="dxa" w:w="2870"/>
+                  <w:tcBorders>
+                    <w:top w:val="single" w:color="BFB5A6" w:sz="4"/>
+                    <w:left w:val="single" w:color="BFB5A6" w:sz="4"/>
+                    <w:bottom w:val="single" w:color="BFB5A6" w:sz="4"/>
+                    <w:right w:val="single" w:color="BFB5A6" w:sz="4"/>
+                  </w:tcBorders>
+                  <w:tcMar>
+                    <w:top w:type="dxa" w:w="50"/>
+                    <w:left w:type="dxa" w:w="90"/>
+                    <w:bottom w:type="dxa" w:w="50"/>
+                    <w:right w:type="dxa" w:w="90"/>
+                  </w:tcMar>
+                  <w:vAlign w:val="center"/>
+                </w:tcPr>
+                <w:p>
+                  <w:pPr>
+                    <w:jc w:val="left"/>
+                  </w:pPr>
+                  <w:r>
+                    <w:rPr>
+                      <w:rFonts w:ascii="맑은 고딕" w:cs="맑은 고딕" w:eastAsia="맑은 고딕" w:hAnsi="맑은 고딕"/>
+                      <w:b w:val="false"/>
+                      <w:bCs w:val="false"/>
+                      <w:sz w:val="17"/>
+                      <w:szCs w:val="17"/>
+                    </w:rPr>
+                    <w:t xml:space="preserve">확인 안 됨</w:t>
+                  </w:r>
+                </w:p>
+              </w:tc>
+              <w:tc>
+                <w:tcPr>
+                  <w:tcW w:type="dxa" w:w="2973"/>
+                  <w:tcBorders>
+                    <w:top w:val="single" w:color="BFB5A6" w:sz="4"/>
+                    <w:left w:val="single" w:color="BFB5A6" w:sz="4"/>
+                    <w:bottom w:val="single" w:color="BFB5A6" w:sz="4"/>
+                    <w:right w:val="single" w:color="BFB5A6" w:sz="4"/>
+                  </w:tcBorders>
+                  <w:tcMar>
+                    <w:top w:type="dxa" w:w="50"/>
+                    <w:left w:type="dxa" w:w="90"/>
+                    <w:bottom w:type="dxa" w:w="50"/>
+                    <w:right w:type="dxa" w:w="90"/>
+                  </w:tcMar>
+                  <w:vAlign w:val="center"/>
+                </w:tcPr>
+                <w:p>
+                  <w:pPr>
+                    <w:jc w:val="left"/>
+                  </w:pPr>
+                  <w:r>
+                    <w:rPr>
+                      <w:rFonts w:ascii="맑은 고딕" w:cs="맑은 고딕" w:eastAsia="맑은 고딕" w:hAnsi="맑은 고딕"/>
+                      <w:b w:val="false"/>
+                      <w:bCs w:val="false"/>
+                      <w:sz w:val="17"/>
+                      <w:szCs w:val="17"/>
+                    </w:rPr>
+                    <w:t xml:space="preserve">Stockfish·패턴 검출기·Maia 근거로 LLM이 설명, 시나리오 평가셋·LLM 심판으로 품질 관리</w:t>
+                  </w:r>
+                </w:p>
+              </w:tc>
+            </w:tr>
+          </w:tbl>
+          <w:p>
+            <w:pPr>
+              <w:spacing w:after="40"/>
+            </w:pPr>
           </w:p>
           <w:p>
             <w:pPr>
@@ -936,43 +1535,20 @@
                 <w:sz w:val="19"/>
                 <w:szCs w:val="19"/>
               </w:rPr>
-              <w:t xml:space="preserve">[ 근거 기반 자연어 해설 ]</w:t>
-            </w:r>
-          </w:p>
-          <w:p>
-            <w:pPr>
-              <w:pStyle w:val="ListParagraph"/>
-              <w:numPr>
-                <w:ilvl w:val="0"/>
-                <w:numId w:val="2"/>
-              </w:numPr>
-              <w:spacing w:after="40" w:line="300"/>
-            </w:pPr>
-            <w:r>
-              <w:rPr>
-                <w:rFonts w:ascii="맑은 고딕" w:cs="맑은 고딕" w:eastAsia="맑은 고딕" w:hAnsi="맑은 고딕"/>
-                <w:sz w:val="19"/>
-                <w:szCs w:val="19"/>
-              </w:rPr>
-              <w:t xml:space="preserve">"이 수가 왜 실수인가?", "추천 수를 두면 어떤 위협을 막을 수 있었나?" 등의 질문에 엔진 평가·변형 기반으로 답변</w:t>
-            </w:r>
-          </w:p>
-          <w:p>
-            <w:pPr>
-              <w:pStyle w:val="ListParagraph"/>
-              <w:numPr>
-                <w:ilvl w:val="0"/>
-                <w:numId w:val="2"/>
-              </w:numPr>
-              <w:spacing w:after="40" w:line="300"/>
-            </w:pPr>
-            <w:r>
-              <w:rPr>
-                <w:rFonts w:ascii="맑은 고딕" w:cs="맑은 고딕" w:eastAsia="맑은 고딕" w:hAnsi="맑은 고딕"/>
-                <w:sz w:val="19"/>
-                <w:szCs w:val="19"/>
-              </w:rPr>
-              <w:t xml:space="preserve">LLM은 체스 판단을 만들지 않고, 분석 계층이 산출한 근거를 문장으로 변환하는 역할만 담당</w:t>
+              <w:t xml:space="preserve">[ 조사 결론 ]</w:t>
+            </w:r>
+          </w:p>
+          <w:p>
+            <w:pPr>
+              <w:spacing w:after="60" w:line="300"/>
+            </w:pPr>
+            <w:r>
+              <w:rPr>
+                <w:rFonts w:ascii="맑은 고딕" w:cs="맑은 고딕" w:eastAsia="맑은 고딕" w:hAnsi="맑은 고딕"/>
+                <w:sz w:val="19"/>
+                <w:szCs w:val="19"/>
+              </w:rPr>
+              <w:t xml:space="preserve">"엔진이 판정하고 LLM은 설명만 한다"는 구조는 이미 업계 표준. 수별 등급, 대국 요약, 후속 질문, 실수 퍼즐, 대국 간 약점 통계, 한국어 설명까지 기존 서비스에 존재하므로 단일 기능이 아닌 아래 조합으로 차별화</w:t>
             </w:r>
           </w:p>
           <w:p>
@@ -987,43 +1563,92 @@
                 <w:sz w:val="19"/>
                 <w:szCs w:val="19"/>
               </w:rPr>
-              <w:t xml:space="preserve">[ 여러 대국의 반복 약점 분석 ]</w:t>
-            </w:r>
-          </w:p>
-          <w:p>
-            <w:pPr>
-              <w:pStyle w:val="ListParagraph"/>
-              <w:numPr>
-                <w:ilvl w:val="0"/>
-                <w:numId w:val="2"/>
-              </w:numPr>
-              <w:spacing w:after="40" w:line="300"/>
-            </w:pPr>
-            <w:r>
-              <w:rPr>
-                <w:rFonts w:ascii="맑은 고딕" w:cs="맑은 고딕" w:eastAsia="맑은 고딕" w:hAnsi="맑은 고딕"/>
-                <w:sz w:val="19"/>
-                <w:szCs w:val="19"/>
-              </w:rPr>
-              <w:t xml:space="preserve">반복 전술 실수, 오프닝별 성과, 중반·종반 실수 패턴, 시간 부족과 실수의 동반 발생 탐색</w:t>
-            </w:r>
-          </w:p>
-          <w:p>
-            <w:pPr>
-              <w:pStyle w:val="ListParagraph"/>
-              <w:numPr>
-                <w:ilvl w:val="0"/>
-                <w:numId w:val="2"/>
-              </w:numPr>
-              <w:spacing w:after="40" w:line="300"/>
-            </w:pPr>
-            <w:r>
-              <w:rPr>
-                <w:rFonts w:ascii="맑은 고딕" w:cs="맑은 고딕" w:eastAsia="맑은 고딕" w:hAnsi="맑은 고딕"/>
-                <w:sz w:val="19"/>
-                <w:szCs w:val="19"/>
-              </w:rPr>
-              <w:t xml:space="preserve">각 발견을 관련 대국·수순과 연결하고, 표본이 적은 패턴은 신뢰도 표시</w:t>
+              <w:t xml:space="preserve">[ 차별점 ]</w:t>
+            </w:r>
+          </w:p>
+          <w:p>
+            <w:pPr>
+              <w:pStyle w:val="ListParagraph"/>
+              <w:numPr>
+                <w:ilvl w:val="0"/>
+                <w:numId w:val="2"/>
+              </w:numPr>
+              <w:spacing w:after="40" w:line="300"/>
+            </w:pPr>
+            <w:r>
+              <w:rPr>
+                <w:rFonts w:ascii="맑은 고딕" w:cs="맑은 고딕" w:eastAsia="맑은 고딕" w:hAnsi="맑은 고딕"/>
+                <w:sz w:val="19"/>
+                <w:szCs w:val="19"/>
+              </w:rPr>
+              <w:t xml:space="preserve">모든 약점에 근거 대국·수순과 해설 연결: Insights의 포지션 목록은 놓친 전술·오프닝에 한정되므로, 전략·종반 등 모든 약점 태그에 해당 대국·수순과 해설을 붙이고 후속 질문까지 연결</w:t>
+            </w:r>
+          </w:p>
+          <w:p>
+            <w:pPr>
+              <w:pStyle w:val="ListParagraph"/>
+              <w:numPr>
+                <w:ilvl w:val="0"/>
+                <w:numId w:val="2"/>
+              </w:numPr>
+              <w:spacing w:after="40" w:line="300"/>
+            </w:pPr>
+            <w:r>
+              <w:rPr>
+                <w:rFonts w:ascii="맑은 고딕" w:cs="맑은 고딕" w:eastAsia="맑은 고딕" w:hAnsi="맑은 고딕"/>
+                <w:sz w:val="19"/>
+                <w:szCs w:val="19"/>
+              </w:rPr>
+              <w:t xml:space="preserve">기간 비교에 표본 신뢰도 판정 추가: Insights도 직전 동일 기간 비교를 제공하나, 본 서비스는 약점 감소 여부와 함께 표본이 결론을 내리기에 충분한지를 판정</w:t>
+            </w:r>
+          </w:p>
+          <w:p>
+            <w:pPr>
+              <w:pStyle w:val="ListParagraph"/>
+              <w:numPr>
+                <w:ilvl w:val="0"/>
+                <w:numId w:val="2"/>
+              </w:numPr>
+              <w:spacing w:after="40" w:line="300"/>
+            </w:pPr>
+            <w:r>
+              <w:rPr>
+                <w:rFonts w:ascii="맑은 고딕" w:cs="맑은 고딕" w:eastAsia="맑은 고딕" w:hAnsi="맑은 고딕"/>
+                <w:sz w:val="19"/>
+                <w:szCs w:val="19"/>
+              </w:rPr>
+              <w:t xml:space="preserve">서버 측 출력 검증 후 재생성: 응답마다 수의 합법성·증거 포함 여부·숫자 혼입을 검사하고 실패 시 재생성</w:t>
+            </w:r>
+          </w:p>
+          <w:p>
+            <w:pPr>
+              <w:pStyle w:val="ListParagraph"/>
+              <w:numPr>
+                <w:ilvl w:val="0"/>
+                <w:numId w:val="2"/>
+              </w:numPr>
+              <w:spacing w:after="40" w:line="300"/>
+            </w:pPr>
+            <w:r>
+              <w:rPr>
+                <w:rFonts w:ascii="맑은 고딕" w:cs="맑은 고딕" w:eastAsia="맑은 고딕" w:hAnsi="맑은 고딕"/>
+                <w:sz w:val="19"/>
+                <w:szCs w:val="19"/>
+              </w:rPr>
+              <w:t xml:space="preserve">레이팅을 반영한 약점 정의: 그 수준이면 찾아야 했던 수만 반복 약점으로 집계</w:t>
+            </w:r>
+          </w:p>
+          <w:p>
+            <w:pPr>
+              <w:spacing w:after="60" w:line="300"/>
+            </w:pPr>
+            <w:r>
+              <w:rPr>
+                <w:rFonts w:ascii="맑은 고딕" w:cs="맑은 고딕" w:eastAsia="맑은 고딕" w:hAnsi="맑은 고딕"/>
+                <w:sz w:val="19"/>
+                <w:szCs w:val="19"/>
+              </w:rPr>
+              <w:t xml:space="preserve">한국어 설명은 차별점이 아닌 국내 시장의 기본 요건으로 취급</w:t>
             </w:r>
           </w:p>
           <w:p>
@@ -1038,43 +1663,61 @@
                 <w:sz w:val="19"/>
                 <w:szCs w:val="19"/>
               </w:rPr>
-              <w:t xml:space="preserve">[ 기간별 리포트 및 훈련 추천 ]</w:t>
-            </w:r>
-          </w:p>
-          <w:p>
-            <w:pPr>
-              <w:pStyle w:val="ListParagraph"/>
-              <w:numPr>
-                <w:ilvl w:val="0"/>
-                <w:numId w:val="2"/>
-              </w:numPr>
-              <w:spacing w:after="40" w:line="300"/>
-            </w:pPr>
-            <w:r>
-              <w:rPr>
-                <w:rFonts w:ascii="맑은 고딕" w:cs="맑은 고딕" w:eastAsia="맑은 고딕" w:hAnsi="맑은 고딕"/>
-                <w:sz w:val="19"/>
-                <w:szCs w:val="19"/>
-              </w:rPr>
-              <w:t xml:space="preserve">주간·월간 요약, 레이팅·승률 추이, 실수 유형별 빈도 변화, 이전 리포트와의 비교</w:t>
-            </w:r>
-          </w:p>
-          <w:p>
-            <w:pPr>
-              <w:pStyle w:val="ListParagraph"/>
-              <w:numPr>
-                <w:ilvl w:val="0"/>
-                <w:numId w:val="2"/>
-              </w:numPr>
-              <w:spacing w:after="40" w:line="300"/>
-            </w:pPr>
-            <w:r>
-              <w:rPr>
-                <w:rFonts w:ascii="맑은 고딕" w:cs="맑은 고딕" w:eastAsia="맑은 고딕" w:hAnsi="맑은 고딕"/>
-                <w:sz w:val="19"/>
-                <w:szCs w:val="19"/>
-              </w:rPr>
-              <w:t xml:space="preserve">반복 약점에 맞춘 퍼즐·오프닝 복습·종반 학습·시간 관리 훈련 추천. 데이터 부족 시 단정 대신 추가 관찰 제안</w:t>
+              <w:t xml:space="preserve">[ 수익 모델 ]</w:t>
+            </w:r>
+          </w:p>
+          <w:p>
+            <w:pPr>
+              <w:pStyle w:val="ListParagraph"/>
+              <w:numPr>
+                <w:ilvl w:val="0"/>
+                <w:numId w:val="2"/>
+              </w:numPr>
+              <w:spacing w:after="40" w:line="300"/>
+            </w:pPr>
+            <w:r>
+              <w:rPr>
+                <w:rFonts w:ascii="맑은 고딕" w:cs="맑은 고딕" w:eastAsia="맑은 고딕" w:hAnsi="맑은 고딕"/>
+                <w:sz w:val="19"/>
+                <w:szCs w:val="19"/>
+              </w:rPr>
+              <w:t xml:space="preserve">B2C 부분 유료화: 무료(월간 분석 대국 수·고급 리포트 제한) / 유료 구독(장기 분석, 대화형 질의, 상세 리포트, 훈련 추천, 이력 비교)</w:t>
+            </w:r>
+          </w:p>
+          <w:p>
+            <w:pPr>
+              <w:pStyle w:val="ListParagraph"/>
+              <w:numPr>
+                <w:ilvl w:val="0"/>
+                <w:numId w:val="2"/>
+              </w:numPr>
+              <w:spacing w:after="40" w:line="300"/>
+            </w:pPr>
+            <w:r>
+              <w:rPr>
+                <w:rFonts w:ascii="맑은 고딕" w:cs="맑은 고딕" w:eastAsia="맑은 고딕" w:hAnsi="맑은 고딕"/>
+                <w:sz w:val="19"/>
+                <w:szCs w:val="19"/>
+              </w:rPr>
+              <w:t xml:space="preserve">B2B 코치용: 학생별 대국 관리, 반복 약점·개선 추이, 수업용 리포트 내보내기, 진행 상황 대시보드</w:t>
+            </w:r>
+          </w:p>
+          <w:p>
+            <w:pPr>
+              <w:pStyle w:val="ListParagraph"/>
+              <w:numPr>
+                <w:ilvl w:val="0"/>
+                <w:numId w:val="2"/>
+              </w:numPr>
+              <w:spacing w:after="40" w:line="300"/>
+            </w:pPr>
+            <w:r>
+              <w:rPr>
+                <w:rFonts w:ascii="맑은 고딕" w:cs="맑은 고딕" w:eastAsia="맑은 고딕" w:hAnsi="맑은 고딕"/>
+                <w:sz w:val="19"/>
+                <w:szCs w:val="19"/>
+              </w:rPr>
+              <w:t xml:space="preserve">가격 [가설]: 해외 경쟁 유료 요금(월 $7.99~8.25)을 참고 구간으로 두고, 국내 가격은 인터뷰의 지불 의사 조사 결과로 결정</w:t>
             </w:r>
           </w:p>
           <w:p>
@@ -1089,79 +1732,623 @@
                 <w:sz w:val="19"/>
                 <w:szCs w:val="19"/>
               </w:rPr>
-              <w:t xml:space="preserve">[ 기본 품질 요건 (경쟁 서비스에서 검증된 기능) ]</w:t>
-            </w:r>
-          </w:p>
-          <w:p>
-            <w:pPr>
-              <w:pStyle w:val="ListParagraph"/>
-              <w:numPr>
-                <w:ilvl w:val="0"/>
-                <w:numId w:val="2"/>
-              </w:numPr>
-              <w:spacing w:after="40" w:line="300"/>
-            </w:pPr>
-            <w:r>
-              <w:rPr>
-                <w:rFonts w:ascii="맑은 고딕" w:cs="맑은 고딕" w:eastAsia="맑은 고딕" w:hAnsi="맑은 고딕"/>
-                <w:sz w:val="19"/>
-                <w:szCs w:val="19"/>
-              </w:rPr>
-              <w:t xml:space="preserve">레이팅별 "찾기 어려움": Maia로 그 레이팅에서 찾을 수 있었던 수를 놓친 경우만 반복 약점으로 집계</w:t>
-            </w:r>
-          </w:p>
-          <w:p>
-            <w:pPr>
-              <w:pStyle w:val="ListParagraph"/>
-              <w:numPr>
-                <w:ilvl w:val="0"/>
-                <w:numId w:val="2"/>
-              </w:numPr>
-              <w:spacing w:after="40" w:line="300"/>
-            </w:pPr>
-            <w:r>
-              <w:rPr>
-                <w:rFonts w:ascii="맑은 고딕" w:cs="맑은 고딕" w:eastAsia="맑은 고딕" w:hAnsi="맑은 고딕"/>
-                <w:sz w:val="19"/>
-                <w:szCs w:val="19"/>
-              </w:rPr>
-              <w:t xml:space="preserve">응징 여부 구분: 상대가 놓친 실수와 실제로 응징된 실수를 따로 집계</w:t>
-            </w:r>
-          </w:p>
-          <w:p>
-            <w:pPr>
-              <w:pStyle w:val="ListParagraph"/>
-              <w:numPr>
-                <w:ilvl w:val="0"/>
-                <w:numId w:val="2"/>
-              </w:numPr>
-              <w:spacing w:after="40" w:line="300"/>
-            </w:pPr>
-            <w:r>
-              <w:rPr>
-                <w:rFonts w:ascii="맑은 고딕" w:cs="맑은 고딕" w:eastAsia="맑은 고딕" w:hAnsi="맑은 고딕"/>
-                <w:sz w:val="19"/>
-                <w:szCs w:val="19"/>
-              </w:rPr>
-              <w:t xml:space="preserve">뻔한 수를 뺀 손실 지표, 약 10판 단위 추세 표시</w:t>
-            </w:r>
-          </w:p>
-          <w:p>
-            <w:pPr>
-              <w:pStyle w:val="ListParagraph"/>
-              <w:numPr>
-                <w:ilvl w:val="0"/>
-                <w:numId w:val="2"/>
-              </w:numPr>
-              <w:spacing w:after="40" w:line="300"/>
-            </w:pPr>
-            <w:r>
-              <w:rPr>
-                <w:rFonts w:ascii="맑은 고딕" w:cs="맑은 고딕" w:eastAsia="맑은 고딕" w:hAnsi="맑은 고딕"/>
-                <w:sz w:val="19"/>
-                <w:szCs w:val="19"/>
-              </w:rPr>
-              <w:t xml:space="preserve">실수 포지션의 퀴즈화·간격 반복 복습, 실수한 포지션으로 돌아가 다시 두기</w:t>
+              <w:t xml:space="preserve">[ 단위 비용 추정 [가설] ]</w:t>
+            </w:r>
+          </w:p>
+          <w:p>
+            <w:pPr>
+              <w:spacing w:after="60" w:line="300"/>
+            </w:pPr>
+            <w:r>
+              <w:rPr>
+                <w:rFonts w:ascii="맑은 고딕" w:cs="맑은 고딕" w:eastAsia="맑은 고딕" w:hAnsi="맑은 고딕"/>
+                <w:sz w:val="19"/>
+                <w:szCs w:val="19"/>
+              </w:rPr>
+              <w:t xml:space="preserve">가정: 해설 1회당 입력 3,000 토큰·출력 300 토큰, 대국당 해설 10회. 100만 토큰당 가격(입력/출력) 기준</w:t>
+            </w:r>
+          </w:p>
+          <w:tbl>
+            <w:tblPr>
+              <w:tblW w:type="dxa" w:w="7756"/>
+              <w:tblBorders>
+                <w:top w:val="single" w:color="auto" w:sz="4"/>
+                <w:left w:val="single" w:color="auto" w:sz="4"/>
+                <w:bottom w:val="single" w:color="auto" w:sz="4"/>
+                <w:right w:val="single" w:color="auto" w:sz="4"/>
+                <w:insideH w:val="single" w:color="auto" w:sz="4"/>
+                <w:insideV w:val="single" w:color="auto" w:sz="4"/>
+              </w:tblBorders>
+            </w:tblPr>
+            <w:tblGrid>
+              <w:gridCol w:w="2487"/>
+              <w:gridCol w:w="2487"/>
+              <w:gridCol w:w="2782"/>
+            </w:tblGrid>
+            <w:tr>
+              <w:trPr>
+                <w:tblHeader/>
+              </w:trPr>
+              <w:tc>
+                <w:tcPr>
+                  <w:tcW w:type="dxa" w:w="2487"/>
+                  <w:tcBorders>
+                    <w:top w:val="single" w:color="BFB5A6" w:sz="4"/>
+                    <w:left w:val="single" w:color="BFB5A6" w:sz="4"/>
+                    <w:bottom w:val="single" w:color="BFB5A6" w:sz="4"/>
+                    <w:right w:val="single" w:color="BFB5A6" w:sz="4"/>
+                  </w:tcBorders>
+                  <w:shd w:fill="EFEBE4" w:color="auto" w:val="clear"/>
+                  <w:tcMar>
+                    <w:top w:type="dxa" w:w="50"/>
+                    <w:left w:type="dxa" w:w="90"/>
+                    <w:bottom w:type="dxa" w:w="50"/>
+                    <w:right w:type="dxa" w:w="90"/>
+                  </w:tcMar>
+                  <w:vAlign w:val="center"/>
+                </w:tcPr>
+                <w:p>
+                  <w:pPr>
+                    <w:jc w:val="center"/>
+                  </w:pPr>
+                  <w:r>
+                    <w:rPr>
+                      <w:rFonts w:ascii="맑은 고딕" w:cs="맑은 고딕" w:eastAsia="맑은 고딕" w:hAnsi="맑은 고딕"/>
+                      <w:b/>
+                      <w:bCs/>
+                      <w:sz w:val="17"/>
+                      <w:szCs w:val="17"/>
+                    </w:rPr>
+                    <w:t xml:space="preserve">LLM</w:t>
+                  </w:r>
+                </w:p>
+              </w:tc>
+              <w:tc>
+                <w:tcPr>
+                  <w:tcW w:type="dxa" w:w="2487"/>
+                  <w:tcBorders>
+                    <w:top w:val="single" w:color="BFB5A6" w:sz="4"/>
+                    <w:left w:val="single" w:color="BFB5A6" w:sz="4"/>
+                    <w:bottom w:val="single" w:color="BFB5A6" w:sz="4"/>
+                    <w:right w:val="single" w:color="BFB5A6" w:sz="4"/>
+                  </w:tcBorders>
+                  <w:shd w:fill="EFEBE4" w:color="auto" w:val="clear"/>
+                  <w:tcMar>
+                    <w:top w:type="dxa" w:w="50"/>
+                    <w:left w:type="dxa" w:w="90"/>
+                    <w:bottom w:type="dxa" w:w="50"/>
+                    <w:right w:type="dxa" w:w="90"/>
+                  </w:tcMar>
+                  <w:vAlign w:val="center"/>
+                </w:tcPr>
+                <w:p>
+                  <w:pPr>
+                    <w:jc w:val="center"/>
+                  </w:pPr>
+                  <w:r>
+                    <w:rPr>
+                      <w:rFonts w:ascii="맑은 고딕" w:cs="맑은 고딕" w:eastAsia="맑은 고딕" w:hAnsi="맑은 고딕"/>
+                      <w:b/>
+                      <w:bCs/>
+                      <w:sz w:val="17"/>
+                      <w:szCs w:val="17"/>
+                    </w:rPr>
+                    <w:t xml:space="preserve">가격 (입력/출력)</w:t>
+                  </w:r>
+                </w:p>
+              </w:tc>
+              <w:tc>
+                <w:tcPr>
+                  <w:tcW w:type="dxa" w:w="2782"/>
+                  <w:tcBorders>
+                    <w:top w:val="single" w:color="BFB5A6" w:sz="4"/>
+                    <w:left w:val="single" w:color="BFB5A6" w:sz="4"/>
+                    <w:bottom w:val="single" w:color="BFB5A6" w:sz="4"/>
+                    <w:right w:val="single" w:color="BFB5A6" w:sz="4"/>
+                  </w:tcBorders>
+                  <w:shd w:fill="EFEBE4" w:color="auto" w:val="clear"/>
+                  <w:tcMar>
+                    <w:top w:type="dxa" w:w="50"/>
+                    <w:left w:type="dxa" w:w="90"/>
+                    <w:bottom w:type="dxa" w:w="50"/>
+                    <w:right w:type="dxa" w:w="90"/>
+                  </w:tcMar>
+                  <w:vAlign w:val="center"/>
+                </w:tcPr>
+                <w:p>
+                  <w:pPr>
+                    <w:jc w:val="center"/>
+                  </w:pPr>
+                  <w:r>
+                    <w:rPr>
+                      <w:rFonts w:ascii="맑은 고딕" w:cs="맑은 고딕" w:eastAsia="맑은 고딕" w:hAnsi="맑은 고딕"/>
+                      <w:b/>
+                      <w:bCs/>
+                      <w:sz w:val="17"/>
+                      <w:szCs w:val="17"/>
+                    </w:rPr>
+                    <w:t xml:space="preserve">대국당 LLM 비용</w:t>
+                  </w:r>
+                </w:p>
+              </w:tc>
+            </w:tr>
+            <w:tr>
+              <w:tc>
+                <w:tcPr>
+                  <w:tcW w:type="dxa" w:w="2487"/>
+                  <w:tcBorders>
+                    <w:top w:val="single" w:color="BFB5A6" w:sz="4"/>
+                    <w:left w:val="single" w:color="BFB5A6" w:sz="4"/>
+                    <w:bottom w:val="single" w:color="BFB5A6" w:sz="4"/>
+                    <w:right w:val="single" w:color="BFB5A6" w:sz="4"/>
+                  </w:tcBorders>
+                  <w:tcMar>
+                    <w:top w:type="dxa" w:w="50"/>
+                    <w:left w:type="dxa" w:w="90"/>
+                    <w:bottom w:type="dxa" w:w="50"/>
+                    <w:right w:type="dxa" w:w="90"/>
+                  </w:tcMar>
+                  <w:vAlign w:val="center"/>
+                </w:tcPr>
+                <w:p>
+                  <w:pPr>
+                    <w:jc w:val="left"/>
+                  </w:pPr>
+                  <w:r>
+                    <w:rPr>
+                      <w:rFonts w:ascii="맑은 고딕" w:cs="맑은 고딕" w:eastAsia="맑은 고딕" w:hAnsi="맑은 고딕"/>
+                      <w:b w:val="false"/>
+                      <w:bCs w:val="false"/>
+                      <w:sz w:val="17"/>
+                      <w:szCs w:val="17"/>
+                    </w:rPr>
+                    <w:t xml:space="preserve">Claude Haiku 5.5</w:t>
+                  </w:r>
+                </w:p>
+              </w:tc>
+              <w:tc>
+                <w:tcPr>
+                  <w:tcW w:type="dxa" w:w="2487"/>
+                  <w:tcBorders>
+                    <w:top w:val="single" w:color="BFB5A6" w:sz="4"/>
+                    <w:left w:val="single" w:color="BFB5A6" w:sz="4"/>
+                    <w:bottom w:val="single" w:color="BFB5A6" w:sz="4"/>
+                    <w:right w:val="single" w:color="BFB5A6" w:sz="4"/>
+                  </w:tcBorders>
+                  <w:tcMar>
+                    <w:top w:type="dxa" w:w="50"/>
+                    <w:left w:type="dxa" w:w="90"/>
+                    <w:bottom w:type="dxa" w:w="50"/>
+                    <w:right w:type="dxa" w:w="90"/>
+                  </w:tcMar>
+                  <w:vAlign w:val="center"/>
+                </w:tcPr>
+                <w:p>
+                  <w:pPr>
+                    <w:jc w:val="left"/>
+                  </w:pPr>
+                  <w:r>
+                    <w:rPr>
+                      <w:rFonts w:ascii="맑은 고딕" w:cs="맑은 고딕" w:eastAsia="맑은 고딕" w:hAnsi="맑은 고딕"/>
+                      <w:b w:val="false"/>
+                      <w:bCs w:val="false"/>
+                      <w:sz w:val="17"/>
+                      <w:szCs w:val="17"/>
+                    </w:rPr>
+                    <w:t xml:space="preserve">$0.10 / $0.50</w:t>
+                  </w:r>
+                </w:p>
+              </w:tc>
+              <w:tc>
+                <w:tcPr>
+                  <w:tcW w:type="dxa" w:w="2782"/>
+                  <w:tcBorders>
+                    <w:top w:val="single" w:color="BFB5A6" w:sz="4"/>
+                    <w:left w:val="single" w:color="BFB5A6" w:sz="4"/>
+                    <w:bottom w:val="single" w:color="BFB5A6" w:sz="4"/>
+                    <w:right w:val="single" w:color="BFB5A6" w:sz="4"/>
+                  </w:tcBorders>
+                  <w:tcMar>
+                    <w:top w:type="dxa" w:w="50"/>
+                    <w:left w:type="dxa" w:w="90"/>
+                    <w:bottom w:type="dxa" w:w="50"/>
+                    <w:right w:type="dxa" w:w="90"/>
+                  </w:tcMar>
+                  <w:vAlign w:val="center"/>
+                </w:tcPr>
+                <w:p>
+                  <w:pPr>
+                    <w:jc w:val="left"/>
+                  </w:pPr>
+                  <w:r>
+                    <w:rPr>
+                      <w:rFonts w:ascii="맑은 고딕" w:cs="맑은 고딕" w:eastAsia="맑은 고딕" w:hAnsi="맑은 고딕"/>
+                      <w:b w:val="false"/>
+                      <w:bCs w:val="false"/>
+                      <w:sz w:val="17"/>
+                      <w:szCs w:val="17"/>
+                    </w:rPr>
+                    <w:t xml:space="preserve">약 $0.0045</w:t>
+                  </w:r>
+                </w:p>
+              </w:tc>
+            </w:tr>
+            <w:tr>
+              <w:tc>
+                <w:tcPr>
+                  <w:tcW w:type="dxa" w:w="2487"/>
+                  <w:tcBorders>
+                    <w:top w:val="single" w:color="BFB5A6" w:sz="4"/>
+                    <w:left w:val="single" w:color="BFB5A6" w:sz="4"/>
+                    <w:bottom w:val="single" w:color="BFB5A6" w:sz="4"/>
+                    <w:right w:val="single" w:color="BFB5A6" w:sz="4"/>
+                  </w:tcBorders>
+                  <w:tcMar>
+                    <w:top w:type="dxa" w:w="50"/>
+                    <w:left w:type="dxa" w:w="90"/>
+                    <w:bottom w:type="dxa" w:w="50"/>
+                    <w:right w:type="dxa" w:w="90"/>
+                  </w:tcMar>
+                  <w:vAlign w:val="center"/>
+                </w:tcPr>
+                <w:p>
+                  <w:pPr>
+                    <w:jc w:val="left"/>
+                  </w:pPr>
+                  <w:r>
+                    <w:rPr>
+                      <w:rFonts w:ascii="맑은 고딕" w:cs="맑은 고딕" w:eastAsia="맑은 고딕" w:hAnsi="맑은 고딕"/>
+                      <w:b w:val="false"/>
+                      <w:bCs w:val="false"/>
+                      <w:sz w:val="17"/>
+                      <w:szCs w:val="17"/>
+                    </w:rPr>
+                    <w:t xml:space="preserve">Gemini 3 Flash</w:t>
+                  </w:r>
+                </w:p>
+              </w:tc>
+              <w:tc>
+                <w:tcPr>
+                  <w:tcW w:type="dxa" w:w="2487"/>
+                  <w:tcBorders>
+                    <w:top w:val="single" w:color="BFB5A6" w:sz="4"/>
+                    <w:left w:val="single" w:color="BFB5A6" w:sz="4"/>
+                    <w:bottom w:val="single" w:color="BFB5A6" w:sz="4"/>
+                    <w:right w:val="single" w:color="BFB5A6" w:sz="4"/>
+                  </w:tcBorders>
+                  <w:tcMar>
+                    <w:top w:type="dxa" w:w="50"/>
+                    <w:left w:type="dxa" w:w="90"/>
+                    <w:bottom w:type="dxa" w:w="50"/>
+                    <w:right w:type="dxa" w:w="90"/>
+                  </w:tcMar>
+                  <w:vAlign w:val="center"/>
+                </w:tcPr>
+                <w:p>
+                  <w:pPr>
+                    <w:jc w:val="left"/>
+                  </w:pPr>
+                  <w:r>
+                    <w:rPr>
+                      <w:rFonts w:ascii="맑은 고딕" w:cs="맑은 고딕" w:eastAsia="맑은 고딕" w:hAnsi="맑은 고딕"/>
+                      <w:b w:val="false"/>
+                      <w:bCs w:val="false"/>
+                      <w:sz w:val="17"/>
+                      <w:szCs w:val="17"/>
+                    </w:rPr>
+                    <w:t xml:space="preserve">$0.50 / $3.00 (제3자 집계, 공식 확인 필요)</w:t>
+                  </w:r>
+                </w:p>
+              </w:tc>
+              <w:tc>
+                <w:tcPr>
+                  <w:tcW w:type="dxa" w:w="2782"/>
+                  <w:tcBorders>
+                    <w:top w:val="single" w:color="BFB5A6" w:sz="4"/>
+                    <w:left w:val="single" w:color="BFB5A6" w:sz="4"/>
+                    <w:bottom w:val="single" w:color="BFB5A6" w:sz="4"/>
+                    <w:right w:val="single" w:color="BFB5A6" w:sz="4"/>
+                  </w:tcBorders>
+                  <w:tcMar>
+                    <w:top w:type="dxa" w:w="50"/>
+                    <w:left w:type="dxa" w:w="90"/>
+                    <w:bottom w:type="dxa" w:w="50"/>
+                    <w:right w:type="dxa" w:w="90"/>
+                  </w:tcMar>
+                  <w:vAlign w:val="center"/>
+                </w:tcPr>
+                <w:p>
+                  <w:pPr>
+                    <w:jc w:val="left"/>
+                  </w:pPr>
+                  <w:r>
+                    <w:rPr>
+                      <w:rFonts w:ascii="맑은 고딕" w:cs="맑은 고딕" w:eastAsia="맑은 고딕" w:hAnsi="맑은 고딕"/>
+                      <w:b w:val="false"/>
+                      <w:bCs w:val="false"/>
+                      <w:sz w:val="17"/>
+                      <w:szCs w:val="17"/>
+                    </w:rPr>
+                    <w:t xml:space="preserve">약 $0.024</w:t>
+                  </w:r>
+                </w:p>
+              </w:tc>
+            </w:tr>
+            <w:tr>
+              <w:tc>
+                <w:tcPr>
+                  <w:tcW w:type="dxa" w:w="2487"/>
+                  <w:tcBorders>
+                    <w:top w:val="single" w:color="BFB5A6" w:sz="4"/>
+                    <w:left w:val="single" w:color="BFB5A6" w:sz="4"/>
+                    <w:bottom w:val="single" w:color="BFB5A6" w:sz="4"/>
+                    <w:right w:val="single" w:color="BFB5A6" w:sz="4"/>
+                  </w:tcBorders>
+                  <w:tcMar>
+                    <w:top w:type="dxa" w:w="50"/>
+                    <w:left w:type="dxa" w:w="90"/>
+                    <w:bottom w:type="dxa" w:w="50"/>
+                    <w:right w:type="dxa" w:w="90"/>
+                  </w:tcMar>
+                  <w:vAlign w:val="center"/>
+                </w:tcPr>
+                <w:p>
+                  <w:pPr>
+                    <w:jc w:val="left"/>
+                  </w:pPr>
+                  <w:r>
+                    <w:rPr>
+                      <w:rFonts w:ascii="맑은 고딕" w:cs="맑은 고딕" w:eastAsia="맑은 고딕" w:hAnsi="맑은 고딕"/>
+                      <w:b w:val="false"/>
+                      <w:bCs w:val="false"/>
+                      <w:sz w:val="17"/>
+                      <w:szCs w:val="17"/>
+                    </w:rPr>
+                    <w:t xml:space="preserve">Claude Sonnet 5.5</w:t>
+                  </w:r>
+                </w:p>
+              </w:tc>
+              <w:tc>
+                <w:tcPr>
+                  <w:tcW w:type="dxa" w:w="2487"/>
+                  <w:tcBorders>
+                    <w:top w:val="single" w:color="BFB5A6" w:sz="4"/>
+                    <w:left w:val="single" w:color="BFB5A6" w:sz="4"/>
+                    <w:bottom w:val="single" w:color="BFB5A6" w:sz="4"/>
+                    <w:right w:val="single" w:color="BFB5A6" w:sz="4"/>
+                  </w:tcBorders>
+                  <w:tcMar>
+                    <w:top w:type="dxa" w:w="50"/>
+                    <w:left w:type="dxa" w:w="90"/>
+                    <w:bottom w:type="dxa" w:w="50"/>
+                    <w:right w:type="dxa" w:w="90"/>
+                  </w:tcMar>
+                  <w:vAlign w:val="center"/>
+                </w:tcPr>
+                <w:p>
+                  <w:pPr>
+                    <w:jc w:val="left"/>
+                  </w:pPr>
+                  <w:r>
+                    <w:rPr>
+                      <w:rFonts w:ascii="맑은 고딕" w:cs="맑은 고딕" w:eastAsia="맑은 고딕" w:hAnsi="맑은 고딕"/>
+                      <w:b w:val="false"/>
+                      <w:bCs w:val="false"/>
+                      <w:sz w:val="17"/>
+                      <w:szCs w:val="17"/>
+                    </w:rPr>
+                    <w:t xml:space="preserve">$2 / $10</w:t>
+                  </w:r>
+                </w:p>
+              </w:tc>
+              <w:tc>
+                <w:tcPr>
+                  <w:tcW w:type="dxa" w:w="2782"/>
+                  <w:tcBorders>
+                    <w:top w:val="single" w:color="BFB5A6" w:sz="4"/>
+                    <w:left w:val="single" w:color="BFB5A6" w:sz="4"/>
+                    <w:bottom w:val="single" w:color="BFB5A6" w:sz="4"/>
+                    <w:right w:val="single" w:color="BFB5A6" w:sz="4"/>
+                  </w:tcBorders>
+                  <w:tcMar>
+                    <w:top w:type="dxa" w:w="50"/>
+                    <w:left w:type="dxa" w:w="90"/>
+                    <w:bottom w:type="dxa" w:w="50"/>
+                    <w:right w:type="dxa" w:w="90"/>
+                  </w:tcMar>
+                  <w:vAlign w:val="center"/>
+                </w:tcPr>
+                <w:p>
+                  <w:pPr>
+                    <w:jc w:val="left"/>
+                  </w:pPr>
+                  <w:r>
+                    <w:rPr>
+                      <w:rFonts w:ascii="맑은 고딕" w:cs="맑은 고딕" w:eastAsia="맑은 고딕" w:hAnsi="맑은 고딕"/>
+                      <w:b w:val="false"/>
+                      <w:bCs w:val="false"/>
+                      <w:sz w:val="17"/>
+                      <w:szCs w:val="17"/>
+                    </w:rPr>
+                    <w:t xml:space="preserve">약 $0.09</w:t>
+                  </w:r>
+                </w:p>
+              </w:tc>
+            </w:tr>
+            <w:tr>
+              <w:tc>
+                <w:tcPr>
+                  <w:tcW w:type="dxa" w:w="2487"/>
+                  <w:tcBorders>
+                    <w:top w:val="single" w:color="BFB5A6" w:sz="4"/>
+                    <w:left w:val="single" w:color="BFB5A6" w:sz="4"/>
+                    <w:bottom w:val="single" w:color="BFB5A6" w:sz="4"/>
+                    <w:right w:val="single" w:color="BFB5A6" w:sz="4"/>
+                  </w:tcBorders>
+                  <w:tcMar>
+                    <w:top w:type="dxa" w:w="50"/>
+                    <w:left w:type="dxa" w:w="90"/>
+                    <w:bottom w:type="dxa" w:w="50"/>
+                    <w:right w:type="dxa" w:w="90"/>
+                  </w:tcMar>
+                  <w:vAlign w:val="center"/>
+                </w:tcPr>
+                <w:p>
+                  <w:pPr>
+                    <w:jc w:val="left"/>
+                  </w:pPr>
+                  <w:r>
+                    <w:rPr>
+                      <w:rFonts w:ascii="맑은 고딕" w:cs="맑은 고딕" w:eastAsia="맑은 고딕" w:hAnsi="맑은 고딕"/>
+                      <w:b w:val="false"/>
+                      <w:bCs w:val="false"/>
+                      <w:sz w:val="17"/>
+                      <w:szCs w:val="17"/>
+                    </w:rPr>
+                    <w:t xml:space="preserve">Claude Opus 5.5</w:t>
+                  </w:r>
+                </w:p>
+              </w:tc>
+              <w:tc>
+                <w:tcPr>
+                  <w:tcW w:type="dxa" w:w="2487"/>
+                  <w:tcBorders>
+                    <w:top w:val="single" w:color="BFB5A6" w:sz="4"/>
+                    <w:left w:val="single" w:color="BFB5A6" w:sz="4"/>
+                    <w:bottom w:val="single" w:color="BFB5A6" w:sz="4"/>
+                    <w:right w:val="single" w:color="BFB5A6" w:sz="4"/>
+                  </w:tcBorders>
+                  <w:tcMar>
+                    <w:top w:type="dxa" w:w="50"/>
+                    <w:left w:type="dxa" w:w="90"/>
+                    <w:bottom w:type="dxa" w:w="50"/>
+                    <w:right w:type="dxa" w:w="90"/>
+                  </w:tcMar>
+                  <w:vAlign w:val="center"/>
+                </w:tcPr>
+                <w:p>
+                  <w:pPr>
+                    <w:jc w:val="left"/>
+                  </w:pPr>
+                  <w:r>
+                    <w:rPr>
+                      <w:rFonts w:ascii="맑은 고딕" w:cs="맑은 고딕" w:eastAsia="맑은 고딕" w:hAnsi="맑은 고딕"/>
+                      <w:b w:val="false"/>
+                      <w:bCs w:val="false"/>
+                      <w:sz w:val="17"/>
+                      <w:szCs w:val="17"/>
+                    </w:rPr>
+                    <w:t xml:space="preserve">$4 / $20</w:t>
+                  </w:r>
+                </w:p>
+              </w:tc>
+              <w:tc>
+                <w:tcPr>
+                  <w:tcW w:type="dxa" w:w="2782"/>
+                  <w:tcBorders>
+                    <w:top w:val="single" w:color="BFB5A6" w:sz="4"/>
+                    <w:left w:val="single" w:color="BFB5A6" w:sz="4"/>
+                    <w:bottom w:val="single" w:color="BFB5A6" w:sz="4"/>
+                    <w:right w:val="single" w:color="BFB5A6" w:sz="4"/>
+                  </w:tcBorders>
+                  <w:tcMar>
+                    <w:top w:type="dxa" w:w="50"/>
+                    <w:left w:type="dxa" w:w="90"/>
+                    <w:bottom w:type="dxa" w:w="50"/>
+                    <w:right w:type="dxa" w:w="90"/>
+                  </w:tcMar>
+                  <w:vAlign w:val="center"/>
+                </w:tcPr>
+                <w:p>
+                  <w:pPr>
+                    <w:jc w:val="left"/>
+                  </w:pPr>
+                  <w:r>
+                    <w:rPr>
+                      <w:rFonts w:ascii="맑은 고딕" w:cs="맑은 고딕" w:eastAsia="맑은 고딕" w:hAnsi="맑은 고딕"/>
+                      <w:b w:val="false"/>
+                      <w:bCs w:val="false"/>
+                      <w:sz w:val="17"/>
+                      <w:szCs w:val="17"/>
+                    </w:rPr>
+                    <w:t xml:space="preserve">약 $0.18</w:t>
+                  </w:r>
+                </w:p>
+              </w:tc>
+            </w:tr>
+          </w:tbl>
+          <w:p>
+            <w:pPr>
+              <w:spacing w:after="40"/>
+            </w:pPr>
+          </w:p>
+          <w:p>
+            <w:pPr>
+              <w:pStyle w:val="ListParagraph"/>
+              <w:numPr>
+                <w:ilvl w:val="0"/>
+                <w:numId w:val="2"/>
+              </w:numPr>
+              <w:spacing w:after="40" w:line="300"/>
+            </w:pPr>
+            <w:r>
+              <w:rPr>
+                <w:rFonts w:ascii="맑은 고딕" w:cs="맑은 고딕" w:eastAsia="맑은 고딕" w:hAnsi="맑은 고딕"/>
+                <w:sz w:val="19"/>
+                <w:szCs w:val="19"/>
+              </w:rPr>
+              <w:t xml:space="preserve">소형 모델 기준 LLM 비용은 월 구독료 대비 작음. 출력 검증 실패에 따른 재생성 비율, Stockfish 서버 비용, 평가 캐시 적중률은 MVP에서 측정 [측정 예정]</w:t>
+            </w:r>
+          </w:p>
+          <w:p>
+            <w:pPr>
+              <w:spacing w:after="60" w:before="140"/>
+            </w:pPr>
+            <w:r>
+              <w:rPr>
+                <w:rFonts w:ascii="맑은 고딕" w:cs="맑은 고딕" w:eastAsia="맑은 고딕" w:hAnsi="맑은 고딕"/>
+                <w:b/>
+                <w:bCs/>
+                <w:sz w:val="19"/>
+                <w:szCs w:val="19"/>
+              </w:rPr>
+              <w:t xml:space="preserve">[ 초기 검증 계획 ]</w:t>
+            </w:r>
+          </w:p>
+          <w:p>
+            <w:pPr>
+              <w:pStyle w:val="ListParagraph"/>
+              <w:numPr>
+                <w:ilvl w:val="0"/>
+                <w:numId w:val="2"/>
+              </w:numPr>
+              <w:spacing w:after="40" w:line="300"/>
+            </w:pPr>
+            <w:r>
+              <w:rPr>
+                <w:rFonts w:ascii="맑은 고딕" w:cs="맑은 고딕" w:eastAsia="맑은 고딕" w:hAnsi="맑은 고딕"/>
+                <w:sz w:val="19"/>
+                <w:szCs w:val="19"/>
+              </w:rPr>
+              <w:t xml:space="preserve">초보·중급 사용자 10~15명 인터뷰, 직접 업로드한 기보로 프로토타입 분석 결과 제공</w:t>
+            </w:r>
+          </w:p>
+          <w:p>
+            <w:pPr>
+              <w:pStyle w:val="ListParagraph"/>
+              <w:numPr>
+                <w:ilvl w:val="0"/>
+                <w:numId w:val="2"/>
+              </w:numPr>
+              <w:spacing w:after="40" w:line="300"/>
+            </w:pPr>
+            <w:r>
+              <w:rPr>
+                <w:rFonts w:ascii="맑은 고딕" w:cs="맑은 고딕" w:eastAsia="맑은 고딕" w:hAnsi="맑은 고딕"/>
+                <w:sz w:val="19"/>
+                <w:szCs w:val="19"/>
+              </w:rPr>
+              <w:t xml:space="preserve">설명의 이해도·신뢰도·유용성 평가, 기존 도구 대비 재사용 의향과 유료 기능 지불 의사 조사</w:t>
             </w:r>
           </w:p>
         </w:tc>
@@ -1200,7 +2387,7 @@
                 <w:sz w:val="22"/>
                 <w:szCs w:val="22"/>
               </w:rPr>
-              <w:t xml:space="preserve">차별화 전략</w:t>
+              <w:t xml:space="preserve">시스템 구성 기획</w:t>
             </w:r>
           </w:p>
         </w:tc>
@@ -1233,7 +2420,7 @@
                 <w:sz w:val="19"/>
                 <w:szCs w:val="19"/>
               </w:rPr>
-              <w:t xml:space="preserve">[ 경쟁 환경 ]</w:t>
+              <w:t xml:space="preserve">[ 구성 요소 ]</w:t>
             </w:r>
           </w:p>
           <w:tbl>
@@ -1249,8 +2436,8 @@
               </w:tblBorders>
             </w:tblPr>
             <w:tblGrid>
-              <w:gridCol w:w="2158"/>
-              <w:gridCol w:w="5598"/>
+              <w:gridCol w:w="2354"/>
+              <w:gridCol w:w="5402"/>
             </w:tblGrid>
             <w:tr>
               <w:trPr>
@@ -1258,7 +2445,7 @@
               </w:trPr>
               <w:tc>
                 <w:tcPr>
-                  <w:tcW w:type="dxa" w:w="2158"/>
+                  <w:tcW w:type="dxa" w:w="2354"/>
                   <w:tcBorders>
                     <w:top w:val="single" w:color="BFB5A6" w:sz="4"/>
                     <w:left w:val="single" w:color="BFB5A6" w:sz="4"/>
@@ -1286,13 +2473,13 @@
                       <w:sz w:val="17"/>
                       <w:szCs w:val="17"/>
                     </w:rPr>
-                    <w:t xml:space="preserve">서비스</w:t>
-                  </w:r>
-                </w:p>
-              </w:tc>
-              <w:tc>
-                <w:tcPr>
-                  <w:tcW w:type="dxa" w:w="5598"/>
+                    <w:t xml:space="preserve">계층 (기술)</w:t>
+                  </w:r>
+                </w:p>
+              </w:tc>
+              <w:tc>
+                <w:tcPr>
+                  <w:tcW w:type="dxa" w:w="5402"/>
                   <w:tcBorders>
                     <w:top w:val="single" w:color="BFB5A6" w:sz="4"/>
                     <w:left w:val="single" w:color="BFB5A6" w:sz="4"/>
@@ -1320,7 +2507,7 @@
                       <w:sz w:val="17"/>
                       <w:szCs w:val="17"/>
                     </w:rPr>
-                    <w:t xml:space="preserve">특징 및 시사점</w:t>
+                    <w:t xml:space="preserve">역할</w:t>
                   </w:r>
                 </w:p>
               </w:tc>
@@ -1328,67 +2515,67 @@
             <w:tr>
               <w:tc>
                 <w:tcPr>
-                  <w:tcW w:type="dxa" w:w="2158"/>
-                  <w:tcBorders>
-                    <w:top w:val="single" w:color="BFB5A6" w:sz="4"/>
-                    <w:left w:val="single" w:color="BFB5A6" w:sz="4"/>
-                    <w:bottom w:val="single" w:color="BFB5A6" w:sz="4"/>
-                    <w:right w:val="single" w:color="BFB5A6" w:sz="4"/>
-                  </w:tcBorders>
-                  <w:tcMar>
-                    <w:top w:type="dxa" w:w="50"/>
-                    <w:left w:type="dxa" w:w="90"/>
-                    <w:bottom w:type="dxa" w:w="50"/>
-                    <w:right w:type="dxa" w:w="90"/>
-                  </w:tcMar>
-                  <w:vAlign w:val="center"/>
-                </w:tcPr>
-                <w:p>
-                  <w:pPr>
-                    <w:jc w:val="left"/>
-                  </w:pPr>
-                  <w:r>
-                    <w:rPr>
-                      <w:rFonts w:ascii="맑은 고딕" w:cs="맑은 고딕" w:eastAsia="맑은 고딕" w:hAnsi="맑은 고딕"/>
-                      <w:b w:val="false"/>
-                      <w:bCs w:val="false"/>
-                      <w:sz w:val="17"/>
-                      <w:szCs w:val="17"/>
-                    </w:rPr>
-                    <w:t xml:space="preserve">Chess.com</w:t>
-                  </w:r>
-                </w:p>
-              </w:tc>
-              <w:tc>
-                <w:tcPr>
-                  <w:tcW w:type="dxa" w:w="5598"/>
-                  <w:tcBorders>
-                    <w:top w:val="single" w:color="BFB5A6" w:sz="4"/>
-                    <w:left w:val="single" w:color="BFB5A6" w:sz="4"/>
-                    <w:bottom w:val="single" w:color="BFB5A6" w:sz="4"/>
-                    <w:right w:val="single" w:color="BFB5A6" w:sz="4"/>
-                  </w:tcBorders>
-                  <w:tcMar>
-                    <w:top w:type="dxa" w:w="50"/>
-                    <w:left w:type="dxa" w:w="90"/>
-                    <w:bottom w:type="dxa" w:w="50"/>
-                    <w:right w:type="dxa" w:w="90"/>
-                  </w:tcMar>
-                  <w:vAlign w:val="center"/>
-                </w:tcPr>
-                <w:p>
-                  <w:pPr>
-                    <w:jc w:val="left"/>
-                  </w:pPr>
-                  <w:r>
-                    <w:rPr>
-                      <w:rFonts w:ascii="맑은 고딕" w:cs="맑은 고딕" w:eastAsia="맑은 고딕" w:hAnsi="맑은 고딕"/>
-                      <w:b w:val="false"/>
-                      <w:bCs w:val="false"/>
-                      <w:sz w:val="17"/>
-                      <w:szCs w:val="17"/>
-                    </w:rPr>
-                    <w:t xml:space="preserve">Game Review Coach의 수별 해설, Insights의 국면별 정확도·놓친 전술 목록·직전 기간 비교·유사 레이팅 비교(Diamond). 대국별 리뷰·자연어 설명·기간 비교만으로는 차별화 불가</w:t>
+                  <w:tcW w:type="dxa" w:w="2354"/>
+                  <w:tcBorders>
+                    <w:top w:val="single" w:color="BFB5A6" w:sz="4"/>
+                    <w:left w:val="single" w:color="BFB5A6" w:sz="4"/>
+                    <w:bottom w:val="single" w:color="BFB5A6" w:sz="4"/>
+                    <w:right w:val="single" w:color="BFB5A6" w:sz="4"/>
+                  </w:tcBorders>
+                  <w:tcMar>
+                    <w:top w:type="dxa" w:w="50"/>
+                    <w:left w:type="dxa" w:w="90"/>
+                    <w:bottom w:type="dxa" w:w="50"/>
+                    <w:right w:type="dxa" w:w="90"/>
+                  </w:tcMar>
+                  <w:vAlign w:val="center"/>
+                </w:tcPr>
+                <w:p>
+                  <w:pPr>
+                    <w:jc w:val="left"/>
+                  </w:pPr>
+                  <w:r>
+                    <w:rPr>
+                      <w:rFonts w:ascii="맑은 고딕" w:cs="맑은 고딕" w:eastAsia="맑은 고딕" w:hAnsi="맑은 고딕"/>
+                      <w:b w:val="false"/>
+                      <w:bCs w:val="false"/>
+                      <w:sz w:val="17"/>
+                      <w:szCs w:val="17"/>
+                    </w:rPr>
+                    <w:t xml:space="preserve">프론트엔드 (React, TypeScript)</w:t>
+                  </w:r>
+                </w:p>
+              </w:tc>
+              <w:tc>
+                <w:tcPr>
+                  <w:tcW w:type="dxa" w:w="5402"/>
+                  <w:tcBorders>
+                    <w:top w:val="single" w:color="BFB5A6" w:sz="4"/>
+                    <w:left w:val="single" w:color="BFB5A6" w:sz="4"/>
+                    <w:bottom w:val="single" w:color="BFB5A6" w:sz="4"/>
+                    <w:right w:val="single" w:color="BFB5A6" w:sz="4"/>
+                  </w:tcBorders>
+                  <w:tcMar>
+                    <w:top w:type="dxa" w:w="50"/>
+                    <w:left w:type="dxa" w:w="90"/>
+                    <w:bottom w:type="dxa" w:w="50"/>
+                    <w:right w:type="dxa" w:w="90"/>
+                  </w:tcMar>
+                  <w:vAlign w:val="center"/>
+                </w:tcPr>
+                <w:p>
+                  <w:pPr>
+                    <w:jc w:val="left"/>
+                  </w:pPr>
+                  <w:r>
+                    <w:rPr>
+                      <w:rFonts w:ascii="맑은 고딕" w:cs="맑은 고딕" w:eastAsia="맑은 고딕" w:hAnsi="맑은 고딕"/>
+                      <w:b w:val="false"/>
+                      <w:bCs w:val="false"/>
+                      <w:sz w:val="17"/>
+                      <w:szCs w:val="17"/>
+                    </w:rPr>
+                    <w:t xml:space="preserve">체스판, 분석 결과, 대화 UI, 차트 및 리포트</w:t>
                   </w:r>
                 </w:p>
               </w:tc>
@@ -1396,67 +2583,67 @@
             <w:tr>
               <w:tc>
                 <w:tcPr>
-                  <w:tcW w:type="dxa" w:w="2158"/>
-                  <w:tcBorders>
-                    <w:top w:val="single" w:color="BFB5A6" w:sz="4"/>
-                    <w:left w:val="single" w:color="BFB5A6" w:sz="4"/>
-                    <w:bottom w:val="single" w:color="BFB5A6" w:sz="4"/>
-                    <w:right w:val="single" w:color="BFB5A6" w:sz="4"/>
-                  </w:tcBorders>
-                  <w:tcMar>
-                    <w:top w:type="dxa" w:w="50"/>
-                    <w:left w:type="dxa" w:w="90"/>
-                    <w:bottom w:type="dxa" w:w="50"/>
-                    <w:right w:type="dxa" w:w="90"/>
-                  </w:tcMar>
-                  <w:vAlign w:val="center"/>
-                </w:tcPr>
-                <w:p>
-                  <w:pPr>
-                    <w:jc w:val="left"/>
-                  </w:pPr>
-                  <w:r>
-                    <w:rPr>
-                      <w:rFonts w:ascii="맑은 고딕" w:cs="맑은 고딕" w:eastAsia="맑은 고딕" w:hAnsi="맑은 고딕"/>
-                      <w:b w:val="false"/>
-                      <w:bCs w:val="false"/>
-                      <w:sz w:val="17"/>
-                      <w:szCs w:val="17"/>
-                    </w:rPr>
-                    <w:t xml:space="preserve">Lichess</w:t>
-                  </w:r>
-                </w:p>
-              </w:tc>
-              <w:tc>
-                <w:tcPr>
-                  <w:tcW w:type="dxa" w:w="5598"/>
-                  <w:tcBorders>
-                    <w:top w:val="single" w:color="BFB5A6" w:sz="4"/>
-                    <w:left w:val="single" w:color="BFB5A6" w:sz="4"/>
-                    <w:bottom w:val="single" w:color="BFB5A6" w:sz="4"/>
-                    <w:right w:val="single" w:color="BFB5A6" w:sz="4"/>
-                  </w:tcBorders>
-                  <w:tcMar>
-                    <w:top w:type="dxa" w:w="50"/>
-                    <w:left w:type="dxa" w:w="90"/>
-                    <w:bottom w:type="dxa" w:w="50"/>
-                    <w:right w:type="dxa" w:w="90"/>
-                  </w:tcMar>
-                  <w:vAlign w:val="center"/>
-                </w:tcPr>
-                <w:p>
-                  <w:pPr>
-                    <w:jc w:val="left"/>
-                  </w:pPr>
-                  <w:r>
-                    <w:rPr>
-                      <w:rFonts w:ascii="맑은 고딕" w:cs="맑은 고딕" w:eastAsia="맑은 고딕" w:hAnsi="맑은 고딕"/>
-                      <w:b w:val="false"/>
-                      <w:bCs w:val="false"/>
-                      <w:sz w:val="17"/>
-                      <w:szCs w:val="17"/>
-                    </w:rPr>
-                    <w:t xml:space="preserve">Insights를 포함한 전 기능 무료: 엔진 분석, 실수 복기, PGN·API 지원</w:t>
+                  <w:tcW w:type="dxa" w:w="2354"/>
+                  <w:tcBorders>
+                    <w:top w:val="single" w:color="BFB5A6" w:sz="4"/>
+                    <w:left w:val="single" w:color="BFB5A6" w:sz="4"/>
+                    <w:bottom w:val="single" w:color="BFB5A6" w:sz="4"/>
+                    <w:right w:val="single" w:color="BFB5A6" w:sz="4"/>
+                  </w:tcBorders>
+                  <w:tcMar>
+                    <w:top w:type="dxa" w:w="50"/>
+                    <w:left w:type="dxa" w:w="90"/>
+                    <w:bottom w:type="dxa" w:w="50"/>
+                    <w:right w:type="dxa" w:w="90"/>
+                  </w:tcMar>
+                  <w:vAlign w:val="center"/>
+                </w:tcPr>
+                <w:p>
+                  <w:pPr>
+                    <w:jc w:val="left"/>
+                  </w:pPr>
+                  <w:r>
+                    <w:rPr>
+                      <w:rFonts w:ascii="맑은 고딕" w:cs="맑은 고딕" w:eastAsia="맑은 고딕" w:hAnsi="맑은 고딕"/>
+                      <w:b w:val="false"/>
+                      <w:bCs w:val="false"/>
+                      <w:sz w:val="17"/>
+                      <w:szCs w:val="17"/>
+                    </w:rPr>
+                    <w:t xml:space="preserve">백엔드 API (Spring Boot)</w:t>
+                  </w:r>
+                </w:p>
+              </w:tc>
+              <w:tc>
+                <w:tcPr>
+                  <w:tcW w:type="dxa" w:w="5402"/>
+                  <w:tcBorders>
+                    <w:top w:val="single" w:color="BFB5A6" w:sz="4"/>
+                    <w:left w:val="single" w:color="BFB5A6" w:sz="4"/>
+                    <w:bottom w:val="single" w:color="BFB5A6" w:sz="4"/>
+                    <w:right w:val="single" w:color="BFB5A6" w:sz="4"/>
+                  </w:tcBorders>
+                  <w:tcMar>
+                    <w:top w:type="dxa" w:w="50"/>
+                    <w:left w:type="dxa" w:w="90"/>
+                    <w:bottom w:type="dxa" w:w="50"/>
+                    <w:right w:type="dxa" w:w="90"/>
+                  </w:tcMar>
+                  <w:vAlign w:val="center"/>
+                </w:tcPr>
+                <w:p>
+                  <w:pPr>
+                    <w:jc w:val="left"/>
+                  </w:pPr>
+                  <w:r>
+                    <w:rPr>
+                      <w:rFonts w:ascii="맑은 고딕" w:cs="맑은 고딕" w:eastAsia="맑은 고딕" w:hAnsi="맑은 고딕"/>
+                      <w:b w:val="false"/>
+                      <w:bCs w:val="false"/>
+                      <w:sz w:val="17"/>
+                      <w:szCs w:val="17"/>
+                    </w:rPr>
+                    <w:t xml:space="preserve">인증, 사용자·대국 관리, 분석 요청, 리포트 API</w:t>
                   </w:r>
                 </w:p>
               </w:tc>
@@ -1464,67 +2651,67 @@
             <w:tr>
               <w:tc>
                 <w:tcPr>
-                  <w:tcW w:type="dxa" w:w="2158"/>
-                  <w:tcBorders>
-                    <w:top w:val="single" w:color="BFB5A6" w:sz="4"/>
-                    <w:left w:val="single" w:color="BFB5A6" w:sz="4"/>
-                    <w:bottom w:val="single" w:color="BFB5A6" w:sz="4"/>
-                    <w:right w:val="single" w:color="BFB5A6" w:sz="4"/>
-                  </w:tcBorders>
-                  <w:tcMar>
-                    <w:top w:type="dxa" w:w="50"/>
-                    <w:left w:type="dxa" w:w="90"/>
-                    <w:bottom w:type="dxa" w:w="50"/>
-                    <w:right w:type="dxa" w:w="90"/>
-                  </w:tcMar>
-                  <w:vAlign w:val="center"/>
-                </w:tcPr>
-                <w:p>
-                  <w:pPr>
-                    <w:jc w:val="left"/>
-                  </w:pPr>
-                  <w:r>
-                    <w:rPr>
-                      <w:rFonts w:ascii="맑은 고딕" w:cs="맑은 고딕" w:eastAsia="맑은 고딕" w:hAnsi="맑은 고딕"/>
-                      <w:b w:val="false"/>
-                      <w:bCs w:val="false"/>
-                      <w:sz w:val="17"/>
-                      <w:szCs w:val="17"/>
-                    </w:rPr>
-                    <w:t xml:space="preserve">DecodeChess</w:t>
-                  </w:r>
-                </w:p>
-              </w:tc>
-              <w:tc>
-                <w:tcPr>
-                  <w:tcW w:type="dxa" w:w="5598"/>
-                  <w:tcBorders>
-                    <w:top w:val="single" w:color="BFB5A6" w:sz="4"/>
-                    <w:left w:val="single" w:color="BFB5A6" w:sz="4"/>
-                    <w:bottom w:val="single" w:color="BFB5A6" w:sz="4"/>
-                    <w:right w:val="single" w:color="BFB5A6" w:sz="4"/>
-                  </w:tcBorders>
-                  <w:tcMar>
-                    <w:top w:type="dxa" w:w="50"/>
-                    <w:left w:type="dxa" w:w="90"/>
-                    <w:bottom w:type="dxa" w:w="50"/>
-                    <w:right w:type="dxa" w:w="90"/>
-                  </w:tcMar>
-                  <w:vAlign w:val="center"/>
-                </w:tcPr>
-                <w:p>
-                  <w:pPr>
-                    <w:jc w:val="left"/>
-                  </w:pPr>
-                  <w:r>
-                    <w:rPr>
-                      <w:rFonts w:ascii="맑은 고딕" w:cs="맑은 고딕" w:eastAsia="맑은 고딕" w:hAnsi="맑은 고딕"/>
-                      <w:b w:val="false"/>
-                      <w:bCs w:val="false"/>
-                      <w:sz w:val="17"/>
-                      <w:szCs w:val="17"/>
-                    </w:rPr>
-                    <w:t xml:space="preserve">엔진 추천 수와 체스 개념을 자연어로 설명(유료)</w:t>
+                  <w:tcW w:type="dxa" w:w="2354"/>
+                  <w:tcBorders>
+                    <w:top w:val="single" w:color="BFB5A6" w:sz="4"/>
+                    <w:left w:val="single" w:color="BFB5A6" w:sz="4"/>
+                    <w:bottom w:val="single" w:color="BFB5A6" w:sz="4"/>
+                    <w:right w:val="single" w:color="BFB5A6" w:sz="4"/>
+                  </w:tcBorders>
+                  <w:tcMar>
+                    <w:top w:type="dxa" w:w="50"/>
+                    <w:left w:type="dxa" w:w="90"/>
+                    <w:bottom w:type="dxa" w:w="50"/>
+                    <w:right w:type="dxa" w:w="90"/>
+                  </w:tcMar>
+                  <w:vAlign w:val="center"/>
+                </w:tcPr>
+                <w:p>
+                  <w:pPr>
+                    <w:jc w:val="left"/>
+                  </w:pPr>
+                  <w:r>
+                    <w:rPr>
+                      <w:rFonts w:ascii="맑은 고딕" w:cs="맑은 고딕" w:eastAsia="맑은 고딕" w:hAnsi="맑은 고딕"/>
+                      <w:b w:val="false"/>
+                      <w:bCs w:val="false"/>
+                      <w:sz w:val="17"/>
+                      <w:szCs w:val="17"/>
+                    </w:rPr>
+                    <w:t xml:space="preserve">데이터 처리 (Python, python-chess)</w:t>
+                  </w:r>
+                </w:p>
+              </w:tc>
+              <w:tc>
+                <w:tcPr>
+                  <w:tcW w:type="dxa" w:w="5402"/>
+                  <w:tcBorders>
+                    <w:top w:val="single" w:color="BFB5A6" w:sz="4"/>
+                    <w:left w:val="single" w:color="BFB5A6" w:sz="4"/>
+                    <w:bottom w:val="single" w:color="BFB5A6" w:sz="4"/>
+                    <w:right w:val="single" w:color="BFB5A6" w:sz="4"/>
+                  </w:tcBorders>
+                  <w:tcMar>
+                    <w:top w:type="dxa" w:w="50"/>
+                    <w:left w:type="dxa" w:w="90"/>
+                    <w:bottom w:type="dxa" w:w="50"/>
+                    <w:right w:type="dxa" w:w="90"/>
+                  </w:tcMar>
+                  <w:vAlign w:val="center"/>
+                </w:tcPr>
+                <w:p>
+                  <w:pPr>
+                    <w:jc w:val="left"/>
+                  </w:pPr>
+                  <w:r>
+                    <w:rPr>
+                      <w:rFonts w:ascii="맑은 고딕" w:cs="맑은 고딕" w:eastAsia="맑은 고딕" w:hAnsi="맑은 고딕"/>
+                      <w:b w:val="false"/>
+                      <w:bCs w:val="false"/>
+                      <w:sz w:val="17"/>
+                      <w:szCs w:val="17"/>
+                    </w:rPr>
+                    <w:t xml:space="preserve">PGN 파싱, FEN 변환, 수순 검증, 분석 데이터 정리</w:t>
                   </w:r>
                 </w:p>
               </w:tc>
@@ -1532,67 +2719,67 @@
             <w:tr>
               <w:tc>
                 <w:tcPr>
-                  <w:tcW w:type="dxa" w:w="2158"/>
-                  <w:tcBorders>
-                    <w:top w:val="single" w:color="BFB5A6" w:sz="4"/>
-                    <w:left w:val="single" w:color="BFB5A6" w:sz="4"/>
-                    <w:bottom w:val="single" w:color="BFB5A6" w:sz="4"/>
-                    <w:right w:val="single" w:color="BFB5A6" w:sz="4"/>
-                  </w:tcBorders>
-                  <w:tcMar>
-                    <w:top w:type="dxa" w:w="50"/>
-                    <w:left w:type="dxa" w:w="90"/>
-                    <w:bottom w:type="dxa" w:w="50"/>
-                    <w:right w:type="dxa" w:w="90"/>
-                  </w:tcMar>
-                  <w:vAlign w:val="center"/>
-                </w:tcPr>
-                <w:p>
-                  <w:pPr>
-                    <w:jc w:val="left"/>
-                  </w:pPr>
-                  <w:r>
-                    <w:rPr>
-                      <w:rFonts w:ascii="맑은 고딕" w:cs="맑은 고딕" w:eastAsia="맑은 고딕" w:hAnsi="맑은 고딕"/>
-                      <w:b w:val="false"/>
-                      <w:bCs w:val="false"/>
-                      <w:sz w:val="17"/>
-                      <w:szCs w:val="17"/>
-                    </w:rPr>
-                    <w:t xml:space="preserve">Aimchess 등</w:t>
-                  </w:r>
-                </w:p>
-              </w:tc>
-              <w:tc>
-                <w:tcPr>
-                  <w:tcW w:type="dxa" w:w="5598"/>
-                  <w:tcBorders>
-                    <w:top w:val="single" w:color="BFB5A6" w:sz="4"/>
-                    <w:left w:val="single" w:color="BFB5A6" w:sz="4"/>
-                    <w:bottom w:val="single" w:color="BFB5A6" w:sz="4"/>
-                    <w:right w:val="single" w:color="BFB5A6" w:sz="4"/>
-                  </w:tcBorders>
-                  <w:tcMar>
-                    <w:top w:type="dxa" w:w="50"/>
-                    <w:left w:type="dxa" w:w="90"/>
-                    <w:bottom w:type="dxa" w:w="50"/>
-                    <w:right w:type="dxa" w:w="90"/>
-                  </w:tcMar>
-                  <w:vAlign w:val="center"/>
-                </w:tcPr>
-                <w:p>
-                  <w:pPr>
-                    <w:jc w:val="left"/>
-                  </w:pPr>
-                  <w:r>
-                    <w:rPr>
-                      <w:rFonts w:ascii="맑은 고딕" w:cs="맑은 고딕" w:eastAsia="맑은 고딕" w:hAnsi="맑은 고딕"/>
-                      <w:b w:val="false"/>
-                      <w:bCs w:val="false"/>
-                      <w:sz w:val="17"/>
-                      <w:szCs w:val="17"/>
-                    </w:rPr>
-                    <w:t xml:space="preserve">여러 대국 통계, 개인화 훈련, 성과 추적</w:t>
+                  <w:tcW w:type="dxa" w:w="2354"/>
+                  <w:tcBorders>
+                    <w:top w:val="single" w:color="BFB5A6" w:sz="4"/>
+                    <w:left w:val="single" w:color="BFB5A6" w:sz="4"/>
+                    <w:bottom w:val="single" w:color="BFB5A6" w:sz="4"/>
+                    <w:right w:val="single" w:color="BFB5A6" w:sz="4"/>
+                  </w:tcBorders>
+                  <w:tcMar>
+                    <w:top w:type="dxa" w:w="50"/>
+                    <w:left w:type="dxa" w:w="90"/>
+                    <w:bottom w:type="dxa" w:w="50"/>
+                    <w:right w:type="dxa" w:w="90"/>
+                  </w:tcMar>
+                  <w:vAlign w:val="center"/>
+                </w:tcPr>
+                <w:p>
+                  <w:pPr>
+                    <w:jc w:val="left"/>
+                  </w:pPr>
+                  <w:r>
+                    <w:rPr>
+                      <w:rFonts w:ascii="맑은 고딕" w:cs="맑은 고딕" w:eastAsia="맑은 고딕" w:hAnsi="맑은 고딕"/>
+                      <w:b w:val="false"/>
+                      <w:bCs w:val="false"/>
+                      <w:sz w:val="17"/>
+                      <w:szCs w:val="17"/>
+                    </w:rPr>
+                    <w:t xml:space="preserve">체스 엔진 (Stockfish)</w:t>
+                  </w:r>
+                </w:p>
+              </w:tc>
+              <w:tc>
+                <w:tcPr>
+                  <w:tcW w:type="dxa" w:w="5402"/>
+                  <w:tcBorders>
+                    <w:top w:val="single" w:color="BFB5A6" w:sz="4"/>
+                    <w:left w:val="single" w:color="BFB5A6" w:sz="4"/>
+                    <w:bottom w:val="single" w:color="BFB5A6" w:sz="4"/>
+                    <w:right w:val="single" w:color="BFB5A6" w:sz="4"/>
+                  </w:tcBorders>
+                  <w:tcMar>
+                    <w:top w:type="dxa" w:w="50"/>
+                    <w:left w:type="dxa" w:w="90"/>
+                    <w:bottom w:type="dxa" w:w="50"/>
+                    <w:right w:type="dxa" w:w="90"/>
+                  </w:tcMar>
+                  <w:vAlign w:val="center"/>
+                </w:tcPr>
+                <w:p>
+                  <w:pPr>
+                    <w:jc w:val="left"/>
+                  </w:pPr>
+                  <w:r>
+                    <w:rPr>
+                      <w:rFonts w:ascii="맑은 고딕" w:cs="맑은 고딕" w:eastAsia="맑은 고딕" w:hAnsi="맑은 고딕"/>
+                      <w:b w:val="false"/>
+                      <w:bCs w:val="false"/>
+                      <w:sz w:val="17"/>
+                      <w:szCs w:val="17"/>
+                    </w:rPr>
+                    <w:t xml:space="preserve">포지션 평가, 최선 수, 후보 수 및 변형 산출</w:t>
                   </w:r>
                 </w:p>
               </w:tc>
@@ -1600,67 +2787,339 @@
             <w:tr>
               <w:tc>
                 <w:tcPr>
-                  <w:tcW w:type="dxa" w:w="2158"/>
-                  <w:tcBorders>
-                    <w:top w:val="single" w:color="BFB5A6" w:sz="4"/>
-                    <w:left w:val="single" w:color="BFB5A6" w:sz="4"/>
-                    <w:bottom w:val="single" w:color="BFB5A6" w:sz="4"/>
-                    <w:right w:val="single" w:color="BFB5A6" w:sz="4"/>
-                  </w:tcBorders>
-                  <w:tcMar>
-                    <w:top w:type="dxa" w:w="50"/>
-                    <w:left w:type="dxa" w:w="90"/>
-                    <w:bottom w:type="dxa" w:w="50"/>
-                    <w:right w:type="dxa" w:w="90"/>
-                  </w:tcMar>
-                  <w:vAlign w:val="center"/>
-                </w:tcPr>
-                <w:p>
-                  <w:pPr>
-                    <w:jc w:val="left"/>
-                  </w:pPr>
-                  <w:r>
-                    <w:rPr>
-                      <w:rFonts w:ascii="맑은 고딕" w:cs="맑은 고딕" w:eastAsia="맑은 고딕" w:hAnsi="맑은 고딕"/>
-                      <w:b w:val="false"/>
-                      <w:bCs w:val="false"/>
-                      <w:sz w:val="17"/>
-                      <w:szCs w:val="17"/>
-                    </w:rPr>
-                    <w:t xml:space="preserve">Take Take Take</w:t>
-                  </w:r>
-                </w:p>
-              </w:tc>
-              <w:tc>
-                <w:tcPr>
-                  <w:tcW w:type="dxa" w:w="5598"/>
-                  <w:tcBorders>
-                    <w:top w:val="single" w:color="BFB5A6" w:sz="4"/>
-                    <w:left w:val="single" w:color="BFB5A6" w:sz="4"/>
-                    <w:bottom w:val="single" w:color="BFB5A6" w:sz="4"/>
-                    <w:right w:val="single" w:color="BFB5A6" w:sz="4"/>
-                  </w:tcBorders>
-                  <w:tcMar>
-                    <w:top w:type="dxa" w:w="50"/>
-                    <w:left w:type="dxa" w:w="90"/>
-                    <w:bottom w:type="dxa" w:w="50"/>
-                    <w:right w:type="dxa" w:w="90"/>
-                  </w:tcMar>
-                  <w:vAlign w:val="center"/>
-                </w:tcPr>
-                <w:p>
-                  <w:pPr>
-                    <w:jc w:val="left"/>
-                  </w:pPr>
-                  <w:r>
-                    <w:rPr>
-                      <w:rFonts w:ascii="맑은 고딕" w:cs="맑은 고딕" w:eastAsia="맑은 고딕" w:hAnsi="맑은 고딕"/>
-                      <w:b w:val="false"/>
-                      <w:bCs w:val="false"/>
-                      <w:sz w:val="17"/>
-                      <w:szCs w:val="17"/>
-                    </w:rPr>
-                    <w:t xml:space="preserve">Stockfish + 패턴 검출기 + Maia 근거로 LLM이 설명, 시나리오 평가셋·LLM 심판으로 품질 관리</w:t>
+                  <w:tcW w:type="dxa" w:w="2354"/>
+                  <w:tcBorders>
+                    <w:top w:val="single" w:color="BFB5A6" w:sz="4"/>
+                    <w:left w:val="single" w:color="BFB5A6" w:sz="4"/>
+                    <w:bottom w:val="single" w:color="BFB5A6" w:sz="4"/>
+                    <w:right w:val="single" w:color="BFB5A6" w:sz="4"/>
+                  </w:tcBorders>
+                  <w:tcMar>
+                    <w:top w:type="dxa" w:w="50"/>
+                    <w:left w:type="dxa" w:w="90"/>
+                    <w:bottom w:type="dxa" w:w="50"/>
+                    <w:right w:type="dxa" w:w="90"/>
+                  </w:tcMar>
+                  <w:vAlign w:val="center"/>
+                </w:tcPr>
+                <w:p>
+                  <w:pPr>
+                    <w:jc w:val="left"/>
+                  </w:pPr>
+                  <w:r>
+                    <w:rPr>
+                      <w:rFonts w:ascii="맑은 고딕" w:cs="맑은 고딕" w:eastAsia="맑은 고딕" w:hAnsi="맑은 고딕"/>
+                      <w:b w:val="false"/>
+                      <w:bCs w:val="false"/>
+                      <w:sz w:val="17"/>
+                      <w:szCs w:val="17"/>
+                    </w:rPr>
+                    <w:t xml:space="preserve">분석 계층 (Python 모듈)</w:t>
+                  </w:r>
+                </w:p>
+              </w:tc>
+              <w:tc>
+                <w:tcPr>
+                  <w:tcW w:type="dxa" w:w="5402"/>
+                  <w:tcBorders>
+                    <w:top w:val="single" w:color="BFB5A6" w:sz="4"/>
+                    <w:left w:val="single" w:color="BFB5A6" w:sz="4"/>
+                    <w:bottom w:val="single" w:color="BFB5A6" w:sz="4"/>
+                    <w:right w:val="single" w:color="BFB5A6" w:sz="4"/>
+                  </w:tcBorders>
+                  <w:tcMar>
+                    <w:top w:type="dxa" w:w="50"/>
+                    <w:left w:type="dxa" w:w="90"/>
+                    <w:bottom w:type="dxa" w:w="50"/>
+                    <w:right w:type="dxa" w:w="90"/>
+                  </w:tcMar>
+                  <w:vAlign w:val="center"/>
+                </w:tcPr>
+                <w:p>
+                  <w:pPr>
+                    <w:jc w:val="left"/>
+                  </w:pPr>
+                  <w:r>
+                    <w:rPr>
+                      <w:rFonts w:ascii="맑은 고딕" w:cs="맑은 고딕" w:eastAsia="맑은 고딕" w:hAnsi="맑은 고딕"/>
+                      <w:b w:val="false"/>
+                      <w:bCs w:val="false"/>
+                      <w:sz w:val="17"/>
+                      <w:szCs w:val="17"/>
+                    </w:rPr>
+                    <w:t xml:space="preserve">실수 분류, 전술·전략 패턴 집계, 기간별 통계</w:t>
+                  </w:r>
+                </w:p>
+              </w:tc>
+            </w:tr>
+            <w:tr>
+              <w:tc>
+                <w:tcPr>
+                  <w:tcW w:type="dxa" w:w="2354"/>
+                  <w:tcBorders>
+                    <w:top w:val="single" w:color="BFB5A6" w:sz="4"/>
+                    <w:left w:val="single" w:color="BFB5A6" w:sz="4"/>
+                    <w:bottom w:val="single" w:color="BFB5A6" w:sz="4"/>
+                    <w:right w:val="single" w:color="BFB5A6" w:sz="4"/>
+                  </w:tcBorders>
+                  <w:tcMar>
+                    <w:top w:type="dxa" w:w="50"/>
+                    <w:left w:type="dxa" w:w="90"/>
+                    <w:bottom w:type="dxa" w:w="50"/>
+                    <w:right w:type="dxa" w:w="90"/>
+                  </w:tcMar>
+                  <w:vAlign w:val="center"/>
+                </w:tcPr>
+                <w:p>
+                  <w:pPr>
+                    <w:jc w:val="left"/>
+                  </w:pPr>
+                  <w:r>
+                    <w:rPr>
+                      <w:rFonts w:ascii="맑은 고딕" w:cs="맑은 고딕" w:eastAsia="맑은 고딕" w:hAnsi="맑은 고딕"/>
+                      <w:b w:val="false"/>
+                      <w:bCs w:val="false"/>
+                      <w:sz w:val="17"/>
+                      <w:szCs w:val="17"/>
+                    </w:rPr>
+                    <w:t xml:space="preserve">LLM 계층 (LLM API, tool calling)</w:t>
+                  </w:r>
+                </w:p>
+              </w:tc>
+              <w:tc>
+                <w:tcPr>
+                  <w:tcW w:type="dxa" w:w="5402"/>
+                  <w:tcBorders>
+                    <w:top w:val="single" w:color="BFB5A6" w:sz="4"/>
+                    <w:left w:val="single" w:color="BFB5A6" w:sz="4"/>
+                    <w:bottom w:val="single" w:color="BFB5A6" w:sz="4"/>
+                    <w:right w:val="single" w:color="BFB5A6" w:sz="4"/>
+                  </w:tcBorders>
+                  <w:tcMar>
+                    <w:top w:type="dxa" w:w="50"/>
+                    <w:left w:type="dxa" w:w="90"/>
+                    <w:bottom w:type="dxa" w:w="50"/>
+                    <w:right w:type="dxa" w:w="90"/>
+                  </w:tcMar>
+                  <w:vAlign w:val="center"/>
+                </w:tcPr>
+                <w:p>
+                  <w:pPr>
+                    <w:jc w:val="left"/>
+                  </w:pPr>
+                  <w:r>
+                    <w:rPr>
+                      <w:rFonts w:ascii="맑은 고딕" w:cs="맑은 고딕" w:eastAsia="맑은 고딕" w:hAnsi="맑은 고딕"/>
+                      <w:b w:val="false"/>
+                      <w:bCs w:val="false"/>
+                      <w:sz w:val="17"/>
+                      <w:szCs w:val="17"/>
+                    </w:rPr>
+                    <w:t xml:space="preserve">검증된 근거의 자연어 설명, 후속 질의, 리포트 작성</w:t>
+                  </w:r>
+                </w:p>
+              </w:tc>
+            </w:tr>
+            <w:tr>
+              <w:tc>
+                <w:tcPr>
+                  <w:tcW w:type="dxa" w:w="2354"/>
+                  <w:tcBorders>
+                    <w:top w:val="single" w:color="BFB5A6" w:sz="4"/>
+                    <w:left w:val="single" w:color="BFB5A6" w:sz="4"/>
+                    <w:bottom w:val="single" w:color="BFB5A6" w:sz="4"/>
+                    <w:right w:val="single" w:color="BFB5A6" w:sz="4"/>
+                  </w:tcBorders>
+                  <w:tcMar>
+                    <w:top w:type="dxa" w:w="50"/>
+                    <w:left w:type="dxa" w:w="90"/>
+                    <w:bottom w:type="dxa" w:w="50"/>
+                    <w:right w:type="dxa" w:w="90"/>
+                  </w:tcMar>
+                  <w:vAlign w:val="center"/>
+                </w:tcPr>
+                <w:p>
+                  <w:pPr>
+                    <w:jc w:val="left"/>
+                  </w:pPr>
+                  <w:r>
+                    <w:rPr>
+                      <w:rFonts w:ascii="맑은 고딕" w:cs="맑은 고딕" w:eastAsia="맑은 고딕" w:hAnsi="맑은 고딕"/>
+                      <w:b w:val="false"/>
+                      <w:bCs w:val="false"/>
+                      <w:sz w:val="17"/>
+                      <w:szCs w:val="17"/>
+                    </w:rPr>
+                    <w:t xml:space="preserve">데이터베이스 (PostgreSQL)</w:t>
+                  </w:r>
+                </w:p>
+              </w:tc>
+              <w:tc>
+                <w:tcPr>
+                  <w:tcW w:type="dxa" w:w="5402"/>
+                  <w:tcBorders>
+                    <w:top w:val="single" w:color="BFB5A6" w:sz="4"/>
+                    <w:left w:val="single" w:color="BFB5A6" w:sz="4"/>
+                    <w:bottom w:val="single" w:color="BFB5A6" w:sz="4"/>
+                    <w:right w:val="single" w:color="BFB5A6" w:sz="4"/>
+                  </w:tcBorders>
+                  <w:tcMar>
+                    <w:top w:type="dxa" w:w="50"/>
+                    <w:left w:type="dxa" w:w="90"/>
+                    <w:bottom w:type="dxa" w:w="50"/>
+                    <w:right w:type="dxa" w:w="90"/>
+                  </w:tcMar>
+                  <w:vAlign w:val="center"/>
+                </w:tcPr>
+                <w:p>
+                  <w:pPr>
+                    <w:jc w:val="left"/>
+                  </w:pPr>
+                  <w:r>
+                    <w:rPr>
+                      <w:rFonts w:ascii="맑은 고딕" w:cs="맑은 고딕" w:eastAsia="맑은 고딕" w:hAnsi="맑은 고딕"/>
+                      <w:b w:val="false"/>
+                      <w:bCs w:val="false"/>
+                      <w:sz w:val="17"/>
+                      <w:szCs w:val="17"/>
+                    </w:rPr>
+                    <w:t xml:space="preserve">사용자, 대국, 수순, 분석 결과, 리포트 저장</w:t>
+                  </w:r>
+                </w:p>
+              </w:tc>
+            </w:tr>
+            <w:tr>
+              <w:tc>
+                <w:tcPr>
+                  <w:tcW w:type="dxa" w:w="2354"/>
+                  <w:tcBorders>
+                    <w:top w:val="single" w:color="BFB5A6" w:sz="4"/>
+                    <w:left w:val="single" w:color="BFB5A6" w:sz="4"/>
+                    <w:bottom w:val="single" w:color="BFB5A6" w:sz="4"/>
+                    <w:right w:val="single" w:color="BFB5A6" w:sz="4"/>
+                  </w:tcBorders>
+                  <w:tcMar>
+                    <w:top w:type="dxa" w:w="50"/>
+                    <w:left w:type="dxa" w:w="90"/>
+                    <w:bottom w:type="dxa" w:w="50"/>
+                    <w:right w:type="dxa" w:w="90"/>
+                  </w:tcMar>
+                  <w:vAlign w:val="center"/>
+                </w:tcPr>
+                <w:p>
+                  <w:pPr>
+                    <w:jc w:val="left"/>
+                  </w:pPr>
+                  <w:r>
+                    <w:rPr>
+                      <w:rFonts w:ascii="맑은 고딕" w:cs="맑은 고딕" w:eastAsia="맑은 고딕" w:hAnsi="맑은 고딕"/>
+                      <w:b w:val="false"/>
+                      <w:bCs w:val="false"/>
+                      <w:sz w:val="17"/>
+                      <w:szCs w:val="17"/>
+                    </w:rPr>
+                    <w:t xml:space="preserve">메시지 브로커 (RabbitMQ)</w:t>
+                  </w:r>
+                </w:p>
+              </w:tc>
+              <w:tc>
+                <w:tcPr>
+                  <w:tcW w:type="dxa" w:w="5402"/>
+                  <w:tcBorders>
+                    <w:top w:val="single" w:color="BFB5A6" w:sz="4"/>
+                    <w:left w:val="single" w:color="BFB5A6" w:sz="4"/>
+                    <w:bottom w:val="single" w:color="BFB5A6" w:sz="4"/>
+                    <w:right w:val="single" w:color="BFB5A6" w:sz="4"/>
+                  </w:tcBorders>
+                  <w:tcMar>
+                    <w:top w:type="dxa" w:w="50"/>
+                    <w:left w:type="dxa" w:w="90"/>
+                    <w:bottom w:type="dxa" w:w="50"/>
+                    <w:right w:type="dxa" w:w="90"/>
+                  </w:tcMar>
+                  <w:vAlign w:val="center"/>
+                </w:tcPr>
+                <w:p>
+                  <w:pPr>
+                    <w:jc w:val="left"/>
+                  </w:pPr>
+                  <w:r>
+                    <w:rPr>
+                      <w:rFonts w:ascii="맑은 고딕" w:cs="맑은 고딕" w:eastAsia="맑은 고딕" w:hAnsi="맑은 고딕"/>
+                      <w:b w:val="false"/>
+                      <w:bCs w:val="false"/>
+                      <w:sz w:val="17"/>
+                      <w:szCs w:val="17"/>
+                    </w:rPr>
+                    <w:t xml:space="preserve">장시간 대국 분석 작업의 비동기 처리</w:t>
+                  </w:r>
+                </w:p>
+              </w:tc>
+            </w:tr>
+            <w:tr>
+              <w:tc>
+                <w:tcPr>
+                  <w:tcW w:type="dxa" w:w="2354"/>
+                  <w:tcBorders>
+                    <w:top w:val="single" w:color="BFB5A6" w:sz="4"/>
+                    <w:left w:val="single" w:color="BFB5A6" w:sz="4"/>
+                    <w:bottom w:val="single" w:color="BFB5A6" w:sz="4"/>
+                    <w:right w:val="single" w:color="BFB5A6" w:sz="4"/>
+                  </w:tcBorders>
+                  <w:tcMar>
+                    <w:top w:type="dxa" w:w="50"/>
+                    <w:left w:type="dxa" w:w="90"/>
+                    <w:bottom w:type="dxa" w:w="50"/>
+                    <w:right w:type="dxa" w:w="90"/>
+                  </w:tcMar>
+                  <w:vAlign w:val="center"/>
+                </w:tcPr>
+                <w:p>
+                  <w:pPr>
+                    <w:jc w:val="left"/>
+                  </w:pPr>
+                  <w:r>
+                    <w:rPr>
+                      <w:rFonts w:ascii="맑은 고딕" w:cs="맑은 고딕" w:eastAsia="맑은 고딕" w:hAnsi="맑은 고딕"/>
+                      <w:b w:val="false"/>
+                      <w:bCs w:val="false"/>
+                      <w:sz w:val="17"/>
+                      <w:szCs w:val="17"/>
+                    </w:rPr>
+                    <w:t xml:space="preserve">배포 (Docker, 추후 Kubernetes)</w:t>
+                  </w:r>
+                </w:p>
+              </w:tc>
+              <w:tc>
+                <w:tcPr>
+                  <w:tcW w:type="dxa" w:w="5402"/>
+                  <w:tcBorders>
+                    <w:top w:val="single" w:color="BFB5A6" w:sz="4"/>
+                    <w:left w:val="single" w:color="BFB5A6" w:sz="4"/>
+                    <w:bottom w:val="single" w:color="BFB5A6" w:sz="4"/>
+                    <w:right w:val="single" w:color="BFB5A6" w:sz="4"/>
+                  </w:tcBorders>
+                  <w:tcMar>
+                    <w:top w:type="dxa" w:w="50"/>
+                    <w:left w:type="dxa" w:w="90"/>
+                    <w:bottom w:type="dxa" w:w="50"/>
+                    <w:right w:type="dxa" w:w="90"/>
+                  </w:tcMar>
+                  <w:vAlign w:val="center"/>
+                </w:tcPr>
+                <w:p>
+                  <w:pPr>
+                    <w:jc w:val="left"/>
+                  </w:pPr>
+                  <w:r>
+                    <w:rPr>
+                      <w:rFonts w:ascii="맑은 고딕" w:cs="맑은 고딕" w:eastAsia="맑은 고딕" w:hAnsi="맑은 고딕"/>
+                      <w:b w:val="false"/>
+                      <w:bCs w:val="false"/>
+                      <w:sz w:val="17"/>
+                      <w:szCs w:val="17"/>
+                    </w:rPr>
+                    <w:t xml:space="preserve">실행 환경 표준화, 배포 및 확장</w:t>
                   </w:r>
                 </w:p>
               </w:tc>
@@ -1683,7 +3142,7 @@
                 <w:sz w:val="19"/>
                 <w:szCs w:val="19"/>
               </w:rPr>
-              <w:t xml:space="preserve">[ 조사 결론 ]</w:t>
+              <w:t xml:space="preserve">[ 분석 작업 흐름 ]</w:t>
             </w:r>
           </w:p>
           <w:p>
@@ -1696,7 +3155,7 @@
                 <w:sz w:val="19"/>
                 <w:szCs w:val="19"/>
               </w:rPr>
-              <w:t xml:space="preserve">"엔진이 판정하고 LLM은 설명만 한다"는 구조는 이미 업계 표준. 수별 등급, 대국 요약, 후속 질문, 실수 퍼즐, 대국 간 약점 통계, 한국어 설명까지 기존 서비스에 존재하므로 단일 기능이 아닌 아래 조합으로 차별화</w:t>
+              <w:t xml:space="preserve">PGN 업로드 → API 검증·메타데이터 저장 → 작업 큐 등록 → Python 워커의 PGN 파싱·Stockfish 분석 → 분석 계층의 근거 구조화 → LLM 해설 생성 → 결과 저장·표시 → 누적 결과 기반 반복 패턴·기간 변화 집계 → 리포트 생성 및 대화형 질의</w:t>
             </w:r>
           </w:p>
           <w:p>
@@ -1711,92 +3170,61 @@
                 <w:sz w:val="19"/>
                 <w:szCs w:val="19"/>
               </w:rPr>
-              <w:t xml:space="preserve">[ 차별점 ]</w:t>
-            </w:r>
-          </w:p>
-          <w:p>
-            <w:pPr>
-              <w:pStyle w:val="ListParagraph"/>
-              <w:numPr>
-                <w:ilvl w:val="0"/>
-                <w:numId w:val="2"/>
-              </w:numPr>
-              <w:spacing w:after="40" w:line="300"/>
-            </w:pPr>
-            <w:r>
-              <w:rPr>
-                <w:rFonts w:ascii="맑은 고딕" w:cs="맑은 고딕" w:eastAsia="맑은 고딕" w:hAnsi="맑은 고딕"/>
-                <w:sz w:val="19"/>
-                <w:szCs w:val="19"/>
-              </w:rPr>
-              <w:t xml:space="preserve">모든 약점에 근거 대국·수순과 해설 연결: Insights의 포지션 목록은 놓친 전술·오프닝에 한정되므로, 전략·종반 등 모든 약점 태그에 해당 대국·수순과 해설을 붙이고 후속 질문까지 연결</w:t>
-            </w:r>
-          </w:p>
-          <w:p>
-            <w:pPr>
-              <w:pStyle w:val="ListParagraph"/>
-              <w:numPr>
-                <w:ilvl w:val="0"/>
-                <w:numId w:val="2"/>
-              </w:numPr>
-              <w:spacing w:after="40" w:line="300"/>
-            </w:pPr>
-            <w:r>
-              <w:rPr>
-                <w:rFonts w:ascii="맑은 고딕" w:cs="맑은 고딕" w:eastAsia="맑은 고딕" w:hAnsi="맑은 고딕"/>
-                <w:sz w:val="19"/>
-                <w:szCs w:val="19"/>
-              </w:rPr>
-              <w:t xml:space="preserve">기간 비교에 표본 신뢰도 판정 추가: Insights도 직전 동일 기간 비교를 제공하나, 본 서비스는 약점 감소 여부와 함께 표본이 결론을 내리기에 충분한지를 판정</w:t>
-            </w:r>
-          </w:p>
-          <w:p>
-            <w:pPr>
-              <w:pStyle w:val="ListParagraph"/>
-              <w:numPr>
-                <w:ilvl w:val="0"/>
-                <w:numId w:val="2"/>
-              </w:numPr>
-              <w:spacing w:after="40" w:line="300"/>
-            </w:pPr>
-            <w:r>
-              <w:rPr>
-                <w:rFonts w:ascii="맑은 고딕" w:cs="맑은 고딕" w:eastAsia="맑은 고딕" w:hAnsi="맑은 고딕"/>
-                <w:sz w:val="19"/>
-                <w:szCs w:val="19"/>
-              </w:rPr>
-              <w:t xml:space="preserve">서버 측 출력 검증 후 재생성: 응답마다 수의 합법성·증거 포함 여부·숫자 혼입을 검사하고 실패 시 재생성</w:t>
-            </w:r>
-          </w:p>
-          <w:p>
-            <w:pPr>
-              <w:pStyle w:val="ListParagraph"/>
-              <w:numPr>
-                <w:ilvl w:val="0"/>
-                <w:numId w:val="2"/>
-              </w:numPr>
-              <w:spacing w:after="40" w:line="300"/>
-            </w:pPr>
-            <w:r>
-              <w:rPr>
-                <w:rFonts w:ascii="맑은 고딕" w:cs="맑은 고딕" w:eastAsia="맑은 고딕" w:hAnsi="맑은 고딕"/>
-                <w:sz w:val="19"/>
-                <w:szCs w:val="19"/>
-              </w:rPr>
-              <w:t xml:space="preserve">레이팅을 반영한 약점 정의: 그 수준이면 찾아야 했던 수만 반복 약점으로 집계</w:t>
-            </w:r>
-          </w:p>
-          <w:p>
-            <w:pPr>
-              <w:spacing w:after="60" w:line="300"/>
-            </w:pPr>
-            <w:r>
-              <w:rPr>
-                <w:rFonts w:ascii="맑은 고딕" w:cs="맑은 고딕" w:eastAsia="맑은 고딕" w:hAnsi="맑은 고딕"/>
-                <w:sz w:val="19"/>
-                <w:szCs w:val="19"/>
-              </w:rPr>
-              <w:t xml:space="preserve">한국어 설명은 차별점이 아닌 국내 시장의 기본 요건으로 취급</w:t>
+              <w:t xml:space="preserve">[ 비동기 처리 ]</w:t>
+            </w:r>
+          </w:p>
+          <w:p>
+            <w:pPr>
+              <w:pStyle w:val="ListParagraph"/>
+              <w:numPr>
+                <w:ilvl w:val="0"/>
+                <w:numId w:val="2"/>
+              </w:numPr>
+              <w:spacing w:after="40" w:line="300"/>
+            </w:pPr>
+            <w:r>
+              <w:rPr>
+                <w:rFonts w:ascii="맑은 고딕" w:cs="맑은 고딕" w:eastAsia="맑은 고딕" w:hAnsi="맑은 고딕"/>
+                <w:sz w:val="19"/>
+                <w:szCs w:val="19"/>
+              </w:rPr>
+              <w:t xml:space="preserve">엔진 분석은 시간이 오래 걸리므로 API 서버는 작업 등록만 하고 RabbitMQ를 통해 분석 워커가 처리</w:t>
+            </w:r>
+          </w:p>
+          <w:p>
+            <w:pPr>
+              <w:pStyle w:val="ListParagraph"/>
+              <w:numPr>
+                <w:ilvl w:val="0"/>
+                <w:numId w:val="2"/>
+              </w:numPr>
+              <w:spacing w:after="40" w:line="300"/>
+            </w:pPr>
+            <w:r>
+              <w:rPr>
+                <w:rFonts w:ascii="맑은 고딕" w:cs="맑은 고딕" w:eastAsia="맑은 고딕" w:hAnsi="맑은 고딕"/>
+                <w:sz w:val="19"/>
+                <w:szCs w:val="19"/>
+              </w:rPr>
+              <w:t xml:space="preserve">작업 상태는 DB에 기록, 프론트엔드는 주기적 조회 또는 SSE로 진행 상황 수신</w:t>
+            </w:r>
+          </w:p>
+          <w:p>
+            <w:pPr>
+              <w:pStyle w:val="ListParagraph"/>
+              <w:numPr>
+                <w:ilvl w:val="0"/>
+                <w:numId w:val="2"/>
+              </w:numPr>
+              <w:spacing w:after="40" w:line="300"/>
+            </w:pPr>
+            <w:r>
+              <w:rPr>
+                <w:rFonts w:ascii="맑은 고딕" w:cs="맑은 고딕" w:eastAsia="맑은 고딕" w:hAnsi="맑은 고딕"/>
+                <w:sz w:val="19"/>
+                <w:szCs w:val="19"/>
+              </w:rPr>
+              <w:t xml:space="preserve">초기에는 모듈을 논리적으로만 분리하고, 모든 구성 요소의 마이크로서비스 분리는 하지 않음</w:t>
             </w:r>
           </w:p>
         </w:tc>
@@ -1835,7 +3263,7 @@
                 <w:sz w:val="22"/>
                 <w:szCs w:val="22"/>
               </w:rPr>
-              <w:t xml:space="preserve">시스템 구성</w:t>
+              <w:t xml:space="preserve">모델링 계획</w:t>
             </w:r>
           </w:p>
         </w:tc>
@@ -1868,715 +3296,44 @@
                 <w:sz w:val="19"/>
                 <w:szCs w:val="19"/>
               </w:rPr>
-              <w:t xml:space="preserve">[ 구성 요소 ]</w:t>
-            </w:r>
-          </w:p>
-          <w:tbl>
-            <w:tblPr>
-              <w:tblW w:type="dxa" w:w="7756"/>
-              <w:tblBorders>
-                <w:top w:val="single" w:color="auto" w:sz="4"/>
-                <w:left w:val="single" w:color="auto" w:sz="4"/>
-                <w:bottom w:val="single" w:color="auto" w:sz="4"/>
-                <w:right w:val="single" w:color="auto" w:sz="4"/>
-                <w:insideH w:val="single" w:color="auto" w:sz="4"/>
-                <w:insideV w:val="single" w:color="auto" w:sz="4"/>
-              </w:tblBorders>
-            </w:tblPr>
-            <w:tblGrid>
-              <w:gridCol w:w="2354"/>
-              <w:gridCol w:w="5402"/>
-            </w:tblGrid>
-            <w:tr>
-              <w:trPr>
-                <w:tblHeader/>
-              </w:trPr>
-              <w:tc>
-                <w:tcPr>
-                  <w:tcW w:type="dxa" w:w="2354"/>
-                  <w:tcBorders>
-                    <w:top w:val="single" w:color="BFB5A6" w:sz="4"/>
-                    <w:left w:val="single" w:color="BFB5A6" w:sz="4"/>
-                    <w:bottom w:val="single" w:color="BFB5A6" w:sz="4"/>
-                    <w:right w:val="single" w:color="BFB5A6" w:sz="4"/>
-                  </w:tcBorders>
-                  <w:shd w:fill="EFEBE4" w:color="auto" w:val="clear"/>
-                  <w:tcMar>
-                    <w:top w:type="dxa" w:w="50"/>
-                    <w:left w:type="dxa" w:w="90"/>
-                    <w:bottom w:type="dxa" w:w="50"/>
-                    <w:right w:type="dxa" w:w="90"/>
-                  </w:tcMar>
-                  <w:vAlign w:val="center"/>
-                </w:tcPr>
-                <w:p>
-                  <w:pPr>
-                    <w:jc w:val="center"/>
-                  </w:pPr>
-                  <w:r>
-                    <w:rPr>
-                      <w:rFonts w:ascii="맑은 고딕" w:cs="맑은 고딕" w:eastAsia="맑은 고딕" w:hAnsi="맑은 고딕"/>
-                      <w:b/>
-                      <w:bCs/>
-                      <w:sz w:val="17"/>
-                      <w:szCs w:val="17"/>
-                    </w:rPr>
-                    <w:t xml:space="preserve">계층 (기술)</w:t>
-                  </w:r>
-                </w:p>
-              </w:tc>
-              <w:tc>
-                <w:tcPr>
-                  <w:tcW w:type="dxa" w:w="5402"/>
-                  <w:tcBorders>
-                    <w:top w:val="single" w:color="BFB5A6" w:sz="4"/>
-                    <w:left w:val="single" w:color="BFB5A6" w:sz="4"/>
-                    <w:bottom w:val="single" w:color="BFB5A6" w:sz="4"/>
-                    <w:right w:val="single" w:color="BFB5A6" w:sz="4"/>
-                  </w:tcBorders>
-                  <w:shd w:fill="EFEBE4" w:color="auto" w:val="clear"/>
-                  <w:tcMar>
-                    <w:top w:type="dxa" w:w="50"/>
-                    <w:left w:type="dxa" w:w="90"/>
-                    <w:bottom w:type="dxa" w:w="50"/>
-                    <w:right w:type="dxa" w:w="90"/>
-                  </w:tcMar>
-                  <w:vAlign w:val="center"/>
-                </w:tcPr>
-                <w:p>
-                  <w:pPr>
-                    <w:jc w:val="center"/>
-                  </w:pPr>
-                  <w:r>
-                    <w:rPr>
-                      <w:rFonts w:ascii="맑은 고딕" w:cs="맑은 고딕" w:eastAsia="맑은 고딕" w:hAnsi="맑은 고딕"/>
-                      <w:b/>
-                      <w:bCs/>
-                      <w:sz w:val="17"/>
-                      <w:szCs w:val="17"/>
-                    </w:rPr>
-                    <w:t xml:space="preserve">역할</w:t>
-                  </w:r>
-                </w:p>
-              </w:tc>
-            </w:tr>
-            <w:tr>
-              <w:tc>
-                <w:tcPr>
-                  <w:tcW w:type="dxa" w:w="2354"/>
-                  <w:tcBorders>
-                    <w:top w:val="single" w:color="BFB5A6" w:sz="4"/>
-                    <w:left w:val="single" w:color="BFB5A6" w:sz="4"/>
-                    <w:bottom w:val="single" w:color="BFB5A6" w:sz="4"/>
-                    <w:right w:val="single" w:color="BFB5A6" w:sz="4"/>
-                  </w:tcBorders>
-                  <w:tcMar>
-                    <w:top w:type="dxa" w:w="50"/>
-                    <w:left w:type="dxa" w:w="90"/>
-                    <w:bottom w:type="dxa" w:w="50"/>
-                    <w:right w:type="dxa" w:w="90"/>
-                  </w:tcMar>
-                  <w:vAlign w:val="center"/>
-                </w:tcPr>
-                <w:p>
-                  <w:pPr>
-                    <w:jc w:val="left"/>
-                  </w:pPr>
-                  <w:r>
-                    <w:rPr>
-                      <w:rFonts w:ascii="맑은 고딕" w:cs="맑은 고딕" w:eastAsia="맑은 고딕" w:hAnsi="맑은 고딕"/>
-                      <w:b w:val="false"/>
-                      <w:bCs w:val="false"/>
-                      <w:sz w:val="17"/>
-                      <w:szCs w:val="17"/>
-                    </w:rPr>
-                    <w:t xml:space="preserve">프론트엔드 (React, TypeScript)</w:t>
-                  </w:r>
-                </w:p>
-              </w:tc>
-              <w:tc>
-                <w:tcPr>
-                  <w:tcW w:type="dxa" w:w="5402"/>
-                  <w:tcBorders>
-                    <w:top w:val="single" w:color="BFB5A6" w:sz="4"/>
-                    <w:left w:val="single" w:color="BFB5A6" w:sz="4"/>
-                    <w:bottom w:val="single" w:color="BFB5A6" w:sz="4"/>
-                    <w:right w:val="single" w:color="BFB5A6" w:sz="4"/>
-                  </w:tcBorders>
-                  <w:tcMar>
-                    <w:top w:type="dxa" w:w="50"/>
-                    <w:left w:type="dxa" w:w="90"/>
-                    <w:bottom w:type="dxa" w:w="50"/>
-                    <w:right w:type="dxa" w:w="90"/>
-                  </w:tcMar>
-                  <w:vAlign w:val="center"/>
-                </w:tcPr>
-                <w:p>
-                  <w:pPr>
-                    <w:jc w:val="left"/>
-                  </w:pPr>
-                  <w:r>
-                    <w:rPr>
-                      <w:rFonts w:ascii="맑은 고딕" w:cs="맑은 고딕" w:eastAsia="맑은 고딕" w:hAnsi="맑은 고딕"/>
-                      <w:b w:val="false"/>
-                      <w:bCs w:val="false"/>
-                      <w:sz w:val="17"/>
-                      <w:szCs w:val="17"/>
-                    </w:rPr>
-                    <w:t xml:space="preserve">체스판, 분석 결과, 대화 UI, 차트 및 리포트</w:t>
-                  </w:r>
-                </w:p>
-              </w:tc>
-            </w:tr>
-            <w:tr>
-              <w:tc>
-                <w:tcPr>
-                  <w:tcW w:type="dxa" w:w="2354"/>
-                  <w:tcBorders>
-                    <w:top w:val="single" w:color="BFB5A6" w:sz="4"/>
-                    <w:left w:val="single" w:color="BFB5A6" w:sz="4"/>
-                    <w:bottom w:val="single" w:color="BFB5A6" w:sz="4"/>
-                    <w:right w:val="single" w:color="BFB5A6" w:sz="4"/>
-                  </w:tcBorders>
-                  <w:tcMar>
-                    <w:top w:type="dxa" w:w="50"/>
-                    <w:left w:type="dxa" w:w="90"/>
-                    <w:bottom w:type="dxa" w:w="50"/>
-                    <w:right w:type="dxa" w:w="90"/>
-                  </w:tcMar>
-                  <w:vAlign w:val="center"/>
-                </w:tcPr>
-                <w:p>
-                  <w:pPr>
-                    <w:jc w:val="left"/>
-                  </w:pPr>
-                  <w:r>
-                    <w:rPr>
-                      <w:rFonts w:ascii="맑은 고딕" w:cs="맑은 고딕" w:eastAsia="맑은 고딕" w:hAnsi="맑은 고딕"/>
-                      <w:b w:val="false"/>
-                      <w:bCs w:val="false"/>
-                      <w:sz w:val="17"/>
-                      <w:szCs w:val="17"/>
-                    </w:rPr>
-                    <w:t xml:space="preserve">백엔드 API (Spring Boot)</w:t>
-                  </w:r>
-                </w:p>
-              </w:tc>
-              <w:tc>
-                <w:tcPr>
-                  <w:tcW w:type="dxa" w:w="5402"/>
-                  <w:tcBorders>
-                    <w:top w:val="single" w:color="BFB5A6" w:sz="4"/>
-                    <w:left w:val="single" w:color="BFB5A6" w:sz="4"/>
-                    <w:bottom w:val="single" w:color="BFB5A6" w:sz="4"/>
-                    <w:right w:val="single" w:color="BFB5A6" w:sz="4"/>
-                  </w:tcBorders>
-                  <w:tcMar>
-                    <w:top w:type="dxa" w:w="50"/>
-                    <w:left w:type="dxa" w:w="90"/>
-                    <w:bottom w:type="dxa" w:w="50"/>
-                    <w:right w:type="dxa" w:w="90"/>
-                  </w:tcMar>
-                  <w:vAlign w:val="center"/>
-                </w:tcPr>
-                <w:p>
-                  <w:pPr>
-                    <w:jc w:val="left"/>
-                  </w:pPr>
-                  <w:r>
-                    <w:rPr>
-                      <w:rFonts w:ascii="맑은 고딕" w:cs="맑은 고딕" w:eastAsia="맑은 고딕" w:hAnsi="맑은 고딕"/>
-                      <w:b w:val="false"/>
-                      <w:bCs w:val="false"/>
-                      <w:sz w:val="17"/>
-                      <w:szCs w:val="17"/>
-                    </w:rPr>
-                    <w:t xml:space="preserve">인증, 사용자·대국 관리, 분석 요청, 리포트 API</w:t>
-                  </w:r>
-                </w:p>
-              </w:tc>
-            </w:tr>
-            <w:tr>
-              <w:tc>
-                <w:tcPr>
-                  <w:tcW w:type="dxa" w:w="2354"/>
-                  <w:tcBorders>
-                    <w:top w:val="single" w:color="BFB5A6" w:sz="4"/>
-                    <w:left w:val="single" w:color="BFB5A6" w:sz="4"/>
-                    <w:bottom w:val="single" w:color="BFB5A6" w:sz="4"/>
-                    <w:right w:val="single" w:color="BFB5A6" w:sz="4"/>
-                  </w:tcBorders>
-                  <w:tcMar>
-                    <w:top w:type="dxa" w:w="50"/>
-                    <w:left w:type="dxa" w:w="90"/>
-                    <w:bottom w:type="dxa" w:w="50"/>
-                    <w:right w:type="dxa" w:w="90"/>
-                  </w:tcMar>
-                  <w:vAlign w:val="center"/>
-                </w:tcPr>
-                <w:p>
-                  <w:pPr>
-                    <w:jc w:val="left"/>
-                  </w:pPr>
-                  <w:r>
-                    <w:rPr>
-                      <w:rFonts w:ascii="맑은 고딕" w:cs="맑은 고딕" w:eastAsia="맑은 고딕" w:hAnsi="맑은 고딕"/>
-                      <w:b w:val="false"/>
-                      <w:bCs w:val="false"/>
-                      <w:sz w:val="17"/>
-                      <w:szCs w:val="17"/>
-                    </w:rPr>
-                    <w:t xml:space="preserve">데이터 처리 (Python, python-chess)</w:t>
-                  </w:r>
-                </w:p>
-              </w:tc>
-              <w:tc>
-                <w:tcPr>
-                  <w:tcW w:type="dxa" w:w="5402"/>
-                  <w:tcBorders>
-                    <w:top w:val="single" w:color="BFB5A6" w:sz="4"/>
-                    <w:left w:val="single" w:color="BFB5A6" w:sz="4"/>
-                    <w:bottom w:val="single" w:color="BFB5A6" w:sz="4"/>
-                    <w:right w:val="single" w:color="BFB5A6" w:sz="4"/>
-                  </w:tcBorders>
-                  <w:tcMar>
-                    <w:top w:type="dxa" w:w="50"/>
-                    <w:left w:type="dxa" w:w="90"/>
-                    <w:bottom w:type="dxa" w:w="50"/>
-                    <w:right w:type="dxa" w:w="90"/>
-                  </w:tcMar>
-                  <w:vAlign w:val="center"/>
-                </w:tcPr>
-                <w:p>
-                  <w:pPr>
-                    <w:jc w:val="left"/>
-                  </w:pPr>
-                  <w:r>
-                    <w:rPr>
-                      <w:rFonts w:ascii="맑은 고딕" w:cs="맑은 고딕" w:eastAsia="맑은 고딕" w:hAnsi="맑은 고딕"/>
-                      <w:b w:val="false"/>
-                      <w:bCs w:val="false"/>
-                      <w:sz w:val="17"/>
-                      <w:szCs w:val="17"/>
-                    </w:rPr>
-                    <w:t xml:space="preserve">PGN 파싱, FEN 변환, 수순 검증, 분석 데이터 정리</w:t>
-                  </w:r>
-                </w:p>
-              </w:tc>
-            </w:tr>
-            <w:tr>
-              <w:tc>
-                <w:tcPr>
-                  <w:tcW w:type="dxa" w:w="2354"/>
-                  <w:tcBorders>
-                    <w:top w:val="single" w:color="BFB5A6" w:sz="4"/>
-                    <w:left w:val="single" w:color="BFB5A6" w:sz="4"/>
-                    <w:bottom w:val="single" w:color="BFB5A6" w:sz="4"/>
-                    <w:right w:val="single" w:color="BFB5A6" w:sz="4"/>
-                  </w:tcBorders>
-                  <w:tcMar>
-                    <w:top w:type="dxa" w:w="50"/>
-                    <w:left w:type="dxa" w:w="90"/>
-                    <w:bottom w:type="dxa" w:w="50"/>
-                    <w:right w:type="dxa" w:w="90"/>
-                  </w:tcMar>
-                  <w:vAlign w:val="center"/>
-                </w:tcPr>
-                <w:p>
-                  <w:pPr>
-                    <w:jc w:val="left"/>
-                  </w:pPr>
-                  <w:r>
-                    <w:rPr>
-                      <w:rFonts w:ascii="맑은 고딕" w:cs="맑은 고딕" w:eastAsia="맑은 고딕" w:hAnsi="맑은 고딕"/>
-                      <w:b w:val="false"/>
-                      <w:bCs w:val="false"/>
-                      <w:sz w:val="17"/>
-                      <w:szCs w:val="17"/>
-                    </w:rPr>
-                    <w:t xml:space="preserve">체스 엔진 (Stockfish)</w:t>
-                  </w:r>
-                </w:p>
-              </w:tc>
-              <w:tc>
-                <w:tcPr>
-                  <w:tcW w:type="dxa" w:w="5402"/>
-                  <w:tcBorders>
-                    <w:top w:val="single" w:color="BFB5A6" w:sz="4"/>
-                    <w:left w:val="single" w:color="BFB5A6" w:sz="4"/>
-                    <w:bottom w:val="single" w:color="BFB5A6" w:sz="4"/>
-                    <w:right w:val="single" w:color="BFB5A6" w:sz="4"/>
-                  </w:tcBorders>
-                  <w:tcMar>
-                    <w:top w:type="dxa" w:w="50"/>
-                    <w:left w:type="dxa" w:w="90"/>
-                    <w:bottom w:type="dxa" w:w="50"/>
-                    <w:right w:type="dxa" w:w="90"/>
-                  </w:tcMar>
-                  <w:vAlign w:val="center"/>
-                </w:tcPr>
-                <w:p>
-                  <w:pPr>
-                    <w:jc w:val="left"/>
-                  </w:pPr>
-                  <w:r>
-                    <w:rPr>
-                      <w:rFonts w:ascii="맑은 고딕" w:cs="맑은 고딕" w:eastAsia="맑은 고딕" w:hAnsi="맑은 고딕"/>
-                      <w:b w:val="false"/>
-                      <w:bCs w:val="false"/>
-                      <w:sz w:val="17"/>
-                      <w:szCs w:val="17"/>
-                    </w:rPr>
-                    <w:t xml:space="preserve">포지션 평가, 최선 수, 후보 수 및 변형 산출</w:t>
-                  </w:r>
-                </w:p>
-              </w:tc>
-            </w:tr>
-            <w:tr>
-              <w:tc>
-                <w:tcPr>
-                  <w:tcW w:type="dxa" w:w="2354"/>
-                  <w:tcBorders>
-                    <w:top w:val="single" w:color="BFB5A6" w:sz="4"/>
-                    <w:left w:val="single" w:color="BFB5A6" w:sz="4"/>
-                    <w:bottom w:val="single" w:color="BFB5A6" w:sz="4"/>
-                    <w:right w:val="single" w:color="BFB5A6" w:sz="4"/>
-                  </w:tcBorders>
-                  <w:tcMar>
-                    <w:top w:type="dxa" w:w="50"/>
-                    <w:left w:type="dxa" w:w="90"/>
-                    <w:bottom w:type="dxa" w:w="50"/>
-                    <w:right w:type="dxa" w:w="90"/>
-                  </w:tcMar>
-                  <w:vAlign w:val="center"/>
-                </w:tcPr>
-                <w:p>
-                  <w:pPr>
-                    <w:jc w:val="left"/>
-                  </w:pPr>
-                  <w:r>
-                    <w:rPr>
-                      <w:rFonts w:ascii="맑은 고딕" w:cs="맑은 고딕" w:eastAsia="맑은 고딕" w:hAnsi="맑은 고딕"/>
-                      <w:b w:val="false"/>
-                      <w:bCs w:val="false"/>
-                      <w:sz w:val="17"/>
-                      <w:szCs w:val="17"/>
-                    </w:rPr>
-                    <w:t xml:space="preserve">분석 계층 (Python 모듈)</w:t>
-                  </w:r>
-                </w:p>
-              </w:tc>
-              <w:tc>
-                <w:tcPr>
-                  <w:tcW w:type="dxa" w:w="5402"/>
-                  <w:tcBorders>
-                    <w:top w:val="single" w:color="BFB5A6" w:sz="4"/>
-                    <w:left w:val="single" w:color="BFB5A6" w:sz="4"/>
-                    <w:bottom w:val="single" w:color="BFB5A6" w:sz="4"/>
-                    <w:right w:val="single" w:color="BFB5A6" w:sz="4"/>
-                  </w:tcBorders>
-                  <w:tcMar>
-                    <w:top w:type="dxa" w:w="50"/>
-                    <w:left w:type="dxa" w:w="90"/>
-                    <w:bottom w:type="dxa" w:w="50"/>
-                    <w:right w:type="dxa" w:w="90"/>
-                  </w:tcMar>
-                  <w:vAlign w:val="center"/>
-                </w:tcPr>
-                <w:p>
-                  <w:pPr>
-                    <w:jc w:val="left"/>
-                  </w:pPr>
-                  <w:r>
-                    <w:rPr>
-                      <w:rFonts w:ascii="맑은 고딕" w:cs="맑은 고딕" w:eastAsia="맑은 고딕" w:hAnsi="맑은 고딕"/>
-                      <w:b w:val="false"/>
-                      <w:bCs w:val="false"/>
-                      <w:sz w:val="17"/>
-                      <w:szCs w:val="17"/>
-                    </w:rPr>
-                    <w:t xml:space="preserve">실수 분류, 전술·전략 패턴 집계, 기간별 통계</w:t>
-                  </w:r>
-                </w:p>
-              </w:tc>
-            </w:tr>
-            <w:tr>
-              <w:tc>
-                <w:tcPr>
-                  <w:tcW w:type="dxa" w:w="2354"/>
-                  <w:tcBorders>
-                    <w:top w:val="single" w:color="BFB5A6" w:sz="4"/>
-                    <w:left w:val="single" w:color="BFB5A6" w:sz="4"/>
-                    <w:bottom w:val="single" w:color="BFB5A6" w:sz="4"/>
-                    <w:right w:val="single" w:color="BFB5A6" w:sz="4"/>
-                  </w:tcBorders>
-                  <w:tcMar>
-                    <w:top w:type="dxa" w:w="50"/>
-                    <w:left w:type="dxa" w:w="90"/>
-                    <w:bottom w:type="dxa" w:w="50"/>
-                    <w:right w:type="dxa" w:w="90"/>
-                  </w:tcMar>
-                  <w:vAlign w:val="center"/>
-                </w:tcPr>
-                <w:p>
-                  <w:pPr>
-                    <w:jc w:val="left"/>
-                  </w:pPr>
-                  <w:r>
-                    <w:rPr>
-                      <w:rFonts w:ascii="맑은 고딕" w:cs="맑은 고딕" w:eastAsia="맑은 고딕" w:hAnsi="맑은 고딕"/>
-                      <w:b w:val="false"/>
-                      <w:bCs w:val="false"/>
-                      <w:sz w:val="17"/>
-                      <w:szCs w:val="17"/>
-                    </w:rPr>
-                    <w:t xml:space="preserve">LLM 계층 (LLM API, tool calling)</w:t>
-                  </w:r>
-                </w:p>
-              </w:tc>
-              <w:tc>
-                <w:tcPr>
-                  <w:tcW w:type="dxa" w:w="5402"/>
-                  <w:tcBorders>
-                    <w:top w:val="single" w:color="BFB5A6" w:sz="4"/>
-                    <w:left w:val="single" w:color="BFB5A6" w:sz="4"/>
-                    <w:bottom w:val="single" w:color="BFB5A6" w:sz="4"/>
-                    <w:right w:val="single" w:color="BFB5A6" w:sz="4"/>
-                  </w:tcBorders>
-                  <w:tcMar>
-                    <w:top w:type="dxa" w:w="50"/>
-                    <w:left w:type="dxa" w:w="90"/>
-                    <w:bottom w:type="dxa" w:w="50"/>
-                    <w:right w:type="dxa" w:w="90"/>
-                  </w:tcMar>
-                  <w:vAlign w:val="center"/>
-                </w:tcPr>
-                <w:p>
-                  <w:pPr>
-                    <w:jc w:val="left"/>
-                  </w:pPr>
-                  <w:r>
-                    <w:rPr>
-                      <w:rFonts w:ascii="맑은 고딕" w:cs="맑은 고딕" w:eastAsia="맑은 고딕" w:hAnsi="맑은 고딕"/>
-                      <w:b w:val="false"/>
-                      <w:bCs w:val="false"/>
-                      <w:sz w:val="17"/>
-                      <w:szCs w:val="17"/>
-                    </w:rPr>
-                    <w:t xml:space="preserve">검증된 근거의 자연어 설명, 후속 질의, 리포트 작성</w:t>
-                  </w:r>
-                </w:p>
-              </w:tc>
-            </w:tr>
-            <w:tr>
-              <w:tc>
-                <w:tcPr>
-                  <w:tcW w:type="dxa" w:w="2354"/>
-                  <w:tcBorders>
-                    <w:top w:val="single" w:color="BFB5A6" w:sz="4"/>
-                    <w:left w:val="single" w:color="BFB5A6" w:sz="4"/>
-                    <w:bottom w:val="single" w:color="BFB5A6" w:sz="4"/>
-                    <w:right w:val="single" w:color="BFB5A6" w:sz="4"/>
-                  </w:tcBorders>
-                  <w:tcMar>
-                    <w:top w:type="dxa" w:w="50"/>
-                    <w:left w:type="dxa" w:w="90"/>
-                    <w:bottom w:type="dxa" w:w="50"/>
-                    <w:right w:type="dxa" w:w="90"/>
-                  </w:tcMar>
-                  <w:vAlign w:val="center"/>
-                </w:tcPr>
-                <w:p>
-                  <w:pPr>
-                    <w:jc w:val="left"/>
-                  </w:pPr>
-                  <w:r>
-                    <w:rPr>
-                      <w:rFonts w:ascii="맑은 고딕" w:cs="맑은 고딕" w:eastAsia="맑은 고딕" w:hAnsi="맑은 고딕"/>
-                      <w:b w:val="false"/>
-                      <w:bCs w:val="false"/>
-                      <w:sz w:val="17"/>
-                      <w:szCs w:val="17"/>
-                    </w:rPr>
-                    <w:t xml:space="preserve">데이터베이스 (PostgreSQL)</w:t>
-                  </w:r>
-                </w:p>
-              </w:tc>
-              <w:tc>
-                <w:tcPr>
-                  <w:tcW w:type="dxa" w:w="5402"/>
-                  <w:tcBorders>
-                    <w:top w:val="single" w:color="BFB5A6" w:sz="4"/>
-                    <w:left w:val="single" w:color="BFB5A6" w:sz="4"/>
-                    <w:bottom w:val="single" w:color="BFB5A6" w:sz="4"/>
-                    <w:right w:val="single" w:color="BFB5A6" w:sz="4"/>
-                  </w:tcBorders>
-                  <w:tcMar>
-                    <w:top w:type="dxa" w:w="50"/>
-                    <w:left w:type="dxa" w:w="90"/>
-                    <w:bottom w:type="dxa" w:w="50"/>
-                    <w:right w:type="dxa" w:w="90"/>
-                  </w:tcMar>
-                  <w:vAlign w:val="center"/>
-                </w:tcPr>
-                <w:p>
-                  <w:pPr>
-                    <w:jc w:val="left"/>
-                  </w:pPr>
-                  <w:r>
-                    <w:rPr>
-                      <w:rFonts w:ascii="맑은 고딕" w:cs="맑은 고딕" w:eastAsia="맑은 고딕" w:hAnsi="맑은 고딕"/>
-                      <w:b w:val="false"/>
-                      <w:bCs w:val="false"/>
-                      <w:sz w:val="17"/>
-                      <w:szCs w:val="17"/>
-                    </w:rPr>
-                    <w:t xml:space="preserve">사용자, 대국, 수순, 분석 결과, 리포트 저장</w:t>
-                  </w:r>
-                </w:p>
-              </w:tc>
-            </w:tr>
-            <w:tr>
-              <w:tc>
-                <w:tcPr>
-                  <w:tcW w:type="dxa" w:w="2354"/>
-                  <w:tcBorders>
-                    <w:top w:val="single" w:color="BFB5A6" w:sz="4"/>
-                    <w:left w:val="single" w:color="BFB5A6" w:sz="4"/>
-                    <w:bottom w:val="single" w:color="BFB5A6" w:sz="4"/>
-                    <w:right w:val="single" w:color="BFB5A6" w:sz="4"/>
-                  </w:tcBorders>
-                  <w:tcMar>
-                    <w:top w:type="dxa" w:w="50"/>
-                    <w:left w:type="dxa" w:w="90"/>
-                    <w:bottom w:type="dxa" w:w="50"/>
-                    <w:right w:type="dxa" w:w="90"/>
-                  </w:tcMar>
-                  <w:vAlign w:val="center"/>
-                </w:tcPr>
-                <w:p>
-                  <w:pPr>
-                    <w:jc w:val="left"/>
-                  </w:pPr>
-                  <w:r>
-                    <w:rPr>
-                      <w:rFonts w:ascii="맑은 고딕" w:cs="맑은 고딕" w:eastAsia="맑은 고딕" w:hAnsi="맑은 고딕"/>
-                      <w:b w:val="false"/>
-                      <w:bCs w:val="false"/>
-                      <w:sz w:val="17"/>
-                      <w:szCs w:val="17"/>
-                    </w:rPr>
-                    <w:t xml:space="preserve">메시지 브로커 (RabbitMQ)</w:t>
-                  </w:r>
-                </w:p>
-              </w:tc>
-              <w:tc>
-                <w:tcPr>
-                  <w:tcW w:type="dxa" w:w="5402"/>
-                  <w:tcBorders>
-                    <w:top w:val="single" w:color="BFB5A6" w:sz="4"/>
-                    <w:left w:val="single" w:color="BFB5A6" w:sz="4"/>
-                    <w:bottom w:val="single" w:color="BFB5A6" w:sz="4"/>
-                    <w:right w:val="single" w:color="BFB5A6" w:sz="4"/>
-                  </w:tcBorders>
-                  <w:tcMar>
-                    <w:top w:type="dxa" w:w="50"/>
-                    <w:left w:type="dxa" w:w="90"/>
-                    <w:bottom w:type="dxa" w:w="50"/>
-                    <w:right w:type="dxa" w:w="90"/>
-                  </w:tcMar>
-                  <w:vAlign w:val="center"/>
-                </w:tcPr>
-                <w:p>
-                  <w:pPr>
-                    <w:jc w:val="left"/>
-                  </w:pPr>
-                  <w:r>
-                    <w:rPr>
-                      <w:rFonts w:ascii="맑은 고딕" w:cs="맑은 고딕" w:eastAsia="맑은 고딕" w:hAnsi="맑은 고딕"/>
-                      <w:b w:val="false"/>
-                      <w:bCs w:val="false"/>
-                      <w:sz w:val="17"/>
-                      <w:szCs w:val="17"/>
-                    </w:rPr>
-                    <w:t xml:space="preserve">장시간 대국 분석 작업의 비동기 처리</w:t>
-                  </w:r>
-                </w:p>
-              </w:tc>
-            </w:tr>
-            <w:tr>
-              <w:tc>
-                <w:tcPr>
-                  <w:tcW w:type="dxa" w:w="2354"/>
-                  <w:tcBorders>
-                    <w:top w:val="single" w:color="BFB5A6" w:sz="4"/>
-                    <w:left w:val="single" w:color="BFB5A6" w:sz="4"/>
-                    <w:bottom w:val="single" w:color="BFB5A6" w:sz="4"/>
-                    <w:right w:val="single" w:color="BFB5A6" w:sz="4"/>
-                  </w:tcBorders>
-                  <w:tcMar>
-                    <w:top w:type="dxa" w:w="50"/>
-                    <w:left w:type="dxa" w:w="90"/>
-                    <w:bottom w:type="dxa" w:w="50"/>
-                    <w:right w:type="dxa" w:w="90"/>
-                  </w:tcMar>
-                  <w:vAlign w:val="center"/>
-                </w:tcPr>
-                <w:p>
-                  <w:pPr>
-                    <w:jc w:val="left"/>
-                  </w:pPr>
-                  <w:r>
-                    <w:rPr>
-                      <w:rFonts w:ascii="맑은 고딕" w:cs="맑은 고딕" w:eastAsia="맑은 고딕" w:hAnsi="맑은 고딕"/>
-                      <w:b w:val="false"/>
-                      <w:bCs w:val="false"/>
-                      <w:sz w:val="17"/>
-                      <w:szCs w:val="17"/>
-                    </w:rPr>
-                    <w:t xml:space="preserve">배포 (Docker, 추후 Kubernetes)</w:t>
-                  </w:r>
-                </w:p>
-              </w:tc>
-              <w:tc>
-                <w:tcPr>
-                  <w:tcW w:type="dxa" w:w="5402"/>
-                  <w:tcBorders>
-                    <w:top w:val="single" w:color="BFB5A6" w:sz="4"/>
-                    <w:left w:val="single" w:color="BFB5A6" w:sz="4"/>
-                    <w:bottom w:val="single" w:color="BFB5A6" w:sz="4"/>
-                    <w:right w:val="single" w:color="BFB5A6" w:sz="4"/>
-                  </w:tcBorders>
-                  <w:tcMar>
-                    <w:top w:type="dxa" w:w="50"/>
-                    <w:left w:type="dxa" w:w="90"/>
-                    <w:bottom w:type="dxa" w:w="50"/>
-                    <w:right w:type="dxa" w:w="90"/>
-                  </w:tcMar>
-                  <w:vAlign w:val="center"/>
-                </w:tcPr>
-                <w:p>
-                  <w:pPr>
-                    <w:jc w:val="left"/>
-                  </w:pPr>
-                  <w:r>
-                    <w:rPr>
-                      <w:rFonts w:ascii="맑은 고딕" w:cs="맑은 고딕" w:eastAsia="맑은 고딕" w:hAnsi="맑은 고딕"/>
-                      <w:b w:val="false"/>
-                      <w:bCs w:val="false"/>
-                      <w:sz w:val="17"/>
-                      <w:szCs w:val="17"/>
-                    </w:rPr>
-                    <w:t xml:space="preserve">실행 환경 표준화, 배포 및 확장</w:t>
-                  </w:r>
-                </w:p>
-              </w:tc>
-            </w:tr>
-          </w:tbl>
-          <w:p>
-            <w:pPr>
-              <w:spacing w:after="40"/>
-            </w:pPr>
+              <w:t xml:space="preserve">[ 모델 구성 ]</w:t>
+            </w:r>
+          </w:p>
+          <w:p>
+            <w:pPr>
+              <w:pStyle w:val="ListParagraph"/>
+              <w:numPr>
+                <w:ilvl w:val="0"/>
+                <w:numId w:val="2"/>
+              </w:numPr>
+              <w:spacing w:after="40" w:line="300"/>
+            </w:pPr>
+            <w:r>
+              <w:rPr>
+                <w:rFonts w:ascii="맑은 고딕" w:cs="맑은 고딕" w:eastAsia="맑은 고딕" w:hAnsi="맑은 고딕"/>
+                <w:sz w:val="19"/>
+                <w:szCs w:val="19"/>
+              </w:rPr>
+              <w:t xml:space="preserve">판정 모델: Stockfish(포지션 평가·최선 수·변형), Maia-2(레이팅별로 사람이 둘 수의 확률, MIT 라이선스, CPU 실행 가능), 규칙 기반 패턴 검출기(python-chess로 포크·핀 등 검출)</w:t>
+            </w:r>
+          </w:p>
+          <w:p>
+            <w:pPr>
+              <w:pStyle w:val="ListParagraph"/>
+              <w:numPr>
+                <w:ilvl w:val="0"/>
+                <w:numId w:val="2"/>
+              </w:numPr>
+              <w:spacing w:after="40" w:line="300"/>
+            </w:pPr>
+            <w:r>
+              <w:rPr>
+                <w:rFonts w:ascii="맑은 고딕" w:cs="맑은 고딕" w:eastAsia="맑은 고딕" w:hAnsi="맑은 고딕"/>
+                <w:sz w:val="19"/>
+                <w:szCs w:val="19"/>
+              </w:rPr>
+              <w:t xml:space="preserve">설명 모델: 상용 LLM API. 판정 모델이 만든 근거만 한국어 문장으로 변환</w:t>
+            </w:r>
           </w:p>
           <w:p>
             <w:pPr>
@@ -2590,20 +3347,115 @@
                 <w:sz w:val="19"/>
                 <w:szCs w:val="19"/>
               </w:rPr>
-              <w:t xml:space="preserve">[ 분석 작업 흐름 ]</w:t>
-            </w:r>
-          </w:p>
-          <w:p>
-            <w:pPr>
-              <w:spacing w:after="60" w:line="300"/>
-            </w:pPr>
-            <w:r>
-              <w:rPr>
-                <w:rFonts w:ascii="맑은 고딕" w:cs="맑은 고딕" w:eastAsia="맑은 고딕" w:hAnsi="맑은 고딕"/>
-                <w:sz w:val="19"/>
-                <w:szCs w:val="19"/>
-              </w:rPr>
-              <w:t xml:space="preserve">PGN 업로드 → API 검증·메타데이터 저장 → 작업 큐 등록 → Python 워커의 PGN 파싱·Stockfish 분석 → 분석 계층의 근거 구조화 → LLM 해설 생성 → 결과 저장·표시 → 누적 결과 기반 반복 패턴·기간 변화 집계 → 리포트 생성 및 대화형 질의</w:t>
+              <w:t xml:space="preserve">[ LLM 후보와 선정 기준 ]</w:t>
+            </w:r>
+          </w:p>
+          <w:p>
+            <w:pPr>
+              <w:pStyle w:val="ListParagraph"/>
+              <w:numPr>
+                <w:ilvl w:val="0"/>
+                <w:numId w:val="2"/>
+              </w:numPr>
+              <w:spacing w:after="40" w:line="300"/>
+            </w:pPr>
+            <w:r>
+              <w:rPr>
+                <w:rFonts w:ascii="맑은 고딕" w:cs="맑은 고딕" w:eastAsia="맑은 고딕" w:hAnsi="맑은 고딕"/>
+                <w:sz w:val="19"/>
+                <w:szCs w:val="19"/>
+              </w:rPr>
+              <w:t xml:space="preserve">후보: Claude Haiku 5.5, Claude Sonnet 5.5, Gemini 3 Flash (가격은 시장조사 및 BM 분석 항목 참고)</w:t>
+            </w:r>
+          </w:p>
+          <w:p>
+            <w:pPr>
+              <w:pStyle w:val="ListParagraph"/>
+              <w:numPr>
+                <w:ilvl w:val="0"/>
+                <w:numId w:val="2"/>
+              </w:numPr>
+              <w:spacing w:after="40" w:line="300"/>
+            </w:pPr>
+            <w:r>
+              <w:rPr>
+                <w:rFonts w:ascii="맑은 고딕" w:cs="맑은 고딕" w:eastAsia="맑은 고딕" w:hAnsi="맑은 고딕"/>
+                <w:sz w:val="19"/>
+                <w:szCs w:val="19"/>
+              </w:rPr>
+              <w:t xml:space="preserve">선정 기준: 시나리오 평가셋 통과율, 출력 검증 실패(재생성) 비율, 한국어 표현 품질, 응답 3초 이내, 대국당 비용</w:t>
+            </w:r>
+          </w:p>
+          <w:p>
+            <w:pPr>
+              <w:pStyle w:val="ListParagraph"/>
+              <w:numPr>
+                <w:ilvl w:val="0"/>
+                <w:numId w:val="2"/>
+              </w:numPr>
+              <w:spacing w:after="40" w:line="300"/>
+            </w:pPr>
+            <w:r>
+              <w:rPr>
+                <w:rFonts w:ascii="맑은 고딕" w:cs="맑은 고딕" w:eastAsia="맑은 고딕" w:hAnsi="맑은 고딕"/>
+                <w:sz w:val="19"/>
+                <w:szCs w:val="19"/>
+              </w:rPr>
+              <w:t xml:space="preserve">같은 평가셋으로 후보를 비교한 뒤 기본 모델 선정. 질문 유형별로 다른 모델을 쓰는 구성도 비교</w:t>
+            </w:r>
+          </w:p>
+          <w:p>
+            <w:pPr>
+              <w:pStyle w:val="ListParagraph"/>
+              <w:numPr>
+                <w:ilvl w:val="0"/>
+                <w:numId w:val="2"/>
+              </w:numPr>
+              <w:spacing w:after="40" w:line="300"/>
+            </w:pPr>
+            <w:r>
+              <w:rPr>
+                <w:rFonts w:ascii="맑은 고딕" w:cs="맑은 고딕" w:eastAsia="맑은 고딕" w:hAnsi="맑은 고딕"/>
+                <w:sz w:val="19"/>
+                <w:szCs w:val="19"/>
+              </w:rPr>
+              <w:t xml:space="preserve">최선 라인과 실제 수 라인을 같은 수 차례에서 비교해 첫 수의 차이만 근거로 사용</w:t>
+            </w:r>
+          </w:p>
+          <w:p>
+            <w:pPr>
+              <w:pStyle w:val="ListParagraph"/>
+              <w:numPr>
+                <w:ilvl w:val="0"/>
+                <w:numId w:val="2"/>
+              </w:numPr>
+              <w:spacing w:after="40" w:line="300"/>
+            </w:pPr>
+            <w:r>
+              <w:rPr>
+                <w:rFonts w:ascii="맑은 고딕" w:cs="맑은 고딕" w:eastAsia="맑은 고딕" w:hAnsi="맑은 고딕"/>
+                <w:sz w:val="19"/>
+                <w:szCs w:val="19"/>
+              </w:rPr>
+              <w:t xml:space="preserve">그 수로 가장 크게 변한 특징·개념만 전달, 포크·핀 등 전술은 실제 기물 획득이 확인될 때만 근거로 인정</w:t>
+            </w:r>
+          </w:p>
+          <w:p>
+            <w:pPr>
+              <w:pStyle w:val="ListParagraph"/>
+              <w:numPr>
+                <w:ilvl w:val="0"/>
+                <w:numId w:val="2"/>
+              </w:numPr>
+              <w:spacing w:after="40" w:line="300"/>
+            </w:pPr>
+            <w:r>
+              <w:rPr>
+                <w:rFonts w:ascii="맑은 고딕" w:cs="맑은 고딕" w:eastAsia="맑은 고딕" w:hAnsi="맑은 고딕"/>
+                <w:sz w:val="19"/>
+                <w:szCs w:val="19"/>
+              </w:rPr>
+              <w:t xml:space="preserve">수 전후 포지션과 공격 관계 목록을 함께 전달, 오프닝 이론 수는 이론이라고만 설명</w:t>
             </w:r>
           </w:p>
           <w:p>
@@ -2618,61 +3470,355 @@
                 <w:sz w:val="19"/>
                 <w:szCs w:val="19"/>
               </w:rPr>
-              <w:t xml:space="preserve">[ 비동기 처리 ]</w:t>
-            </w:r>
-          </w:p>
-          <w:p>
-            <w:pPr>
-              <w:pStyle w:val="ListParagraph"/>
-              <w:numPr>
-                <w:ilvl w:val="0"/>
-                <w:numId w:val="2"/>
-              </w:numPr>
-              <w:spacing w:after="40" w:line="300"/>
-            </w:pPr>
-            <w:r>
-              <w:rPr>
-                <w:rFonts w:ascii="맑은 고딕" w:cs="맑은 고딕" w:eastAsia="맑은 고딕" w:hAnsi="맑은 고딕"/>
-                <w:sz w:val="19"/>
-                <w:szCs w:val="19"/>
-              </w:rPr>
-              <w:t xml:space="preserve">엔진 분석은 시간이 오래 걸리므로 API 서버는 작업 등록만 하고 RabbitMQ를 통해 분석 워커가 처리</w:t>
-            </w:r>
-          </w:p>
-          <w:p>
-            <w:pPr>
-              <w:pStyle w:val="ListParagraph"/>
-              <w:numPr>
-                <w:ilvl w:val="0"/>
-                <w:numId w:val="2"/>
-              </w:numPr>
-              <w:spacing w:after="40" w:line="300"/>
-            </w:pPr>
-            <w:r>
-              <w:rPr>
-                <w:rFonts w:ascii="맑은 고딕" w:cs="맑은 고딕" w:eastAsia="맑은 고딕" w:hAnsi="맑은 고딕"/>
-                <w:sz w:val="19"/>
-                <w:szCs w:val="19"/>
-              </w:rPr>
-              <w:t xml:space="preserve">작업 상태는 DB에 기록, 프론트엔드는 주기적 조회 또는 SSE로 진행 상황 수신</w:t>
-            </w:r>
-          </w:p>
-          <w:p>
-            <w:pPr>
-              <w:pStyle w:val="ListParagraph"/>
-              <w:numPr>
-                <w:ilvl w:val="0"/>
-                <w:numId w:val="2"/>
-              </w:numPr>
-              <w:spacing w:after="40" w:line="300"/>
-            </w:pPr>
-            <w:r>
-              <w:rPr>
-                <w:rFonts w:ascii="맑은 고딕" w:cs="맑은 고딕" w:eastAsia="맑은 고딕" w:hAnsi="맑은 고딕"/>
-                <w:sz w:val="19"/>
-                <w:szCs w:val="19"/>
-              </w:rPr>
-              <w:t xml:space="preserve">초기에는 모듈을 논리적으로만 분리하고, 모든 구성 요소의 마이크로서비스 분리는 하지 않음</w:t>
+              <w:t xml:space="preserve">[ ② LLM 입력 정리 ]</w:t>
+            </w:r>
+          </w:p>
+          <w:p>
+            <w:pPr>
+              <w:pStyle w:val="ListParagraph"/>
+              <w:numPr>
+                <w:ilvl w:val="0"/>
+                <w:numId w:val="2"/>
+              </w:numPr>
+              <w:spacing w:after="40" w:line="300"/>
+            </w:pPr>
+            <w:r>
+              <w:rPr>
+                <w:rFonts w:ascii="맑은 고딕" w:cs="맑은 고딕" w:eastAsia="맑은 고딕" w:hAnsi="맑은 고딕"/>
+                <w:sz w:val="19"/>
+                <w:szCs w:val="19"/>
+              </w:rPr>
+              <w:t xml:space="preserve">센티폰·수 차례 번호 등 인용하면 안 되는 값은 데이터에서 제거하거나 "근소한 우세" 같은 단어로 변환</w:t>
+            </w:r>
+          </w:p>
+          <w:p>
+            <w:pPr>
+              <w:pStyle w:val="ListParagraph"/>
+              <w:numPr>
+                <w:ilvl w:val="0"/>
+                <w:numId w:val="2"/>
+              </w:numPr>
+              <w:spacing w:after="40" w:line="300"/>
+            </w:pPr>
+            <w:r>
+              <w:rPr>
+                <w:rFonts w:ascii="맑은 고딕" w:cs="맑은 고딕" w:eastAsia="맑은 고딕" w:hAnsi="맑은 고딕"/>
+                <w:sz w:val="19"/>
+                <w:szCs w:val="19"/>
+              </w:rPr>
+              <w:t xml:space="preserve">닫힌 질문 유형(최선 수 / 형세 / 내 수의 문제 / 대신 둘 수 / 수순 검증 / 반복 약점 / 기간 비교)으로 분류 후 유형별 증거만 전달</w:t>
+            </w:r>
+          </w:p>
+          <w:p>
+            <w:pPr>
+              <w:pStyle w:val="ListParagraph"/>
+              <w:numPr>
+                <w:ilvl w:val="0"/>
+                <w:numId w:val="2"/>
+              </w:numPr>
+              <w:spacing w:after="40" w:line="300"/>
+            </w:pPr>
+            <w:r>
+              <w:rPr>
+                <w:rFonts w:ascii="맑은 고딕" w:cs="맑은 고딕" w:eastAsia="맑은 고딕" w:hAnsi="맑은 고딕"/>
+                <w:sz w:val="19"/>
+                <w:szCs w:val="19"/>
+              </w:rPr>
+              <w:t xml:space="preserve">질문에 없는 정보는 보내지 않고, 배경 정보는 필드 이름으로 역할 구분</w:t>
+            </w:r>
+          </w:p>
+          <w:p>
+            <w:pPr>
+              <w:spacing w:after="60" w:before="140"/>
+            </w:pPr>
+            <w:r>
+              <w:rPr>
+                <w:rFonts w:ascii="맑은 고딕" w:cs="맑은 고딕" w:eastAsia="맑은 고딕" w:hAnsi="맑은 고딕"/>
+                <w:b/>
+                <w:bCs/>
+                <w:sz w:val="19"/>
+                <w:szCs w:val="19"/>
+              </w:rPr>
+              <w:t xml:space="preserve">[ ③ 설명 거부 기준 ]</w:t>
+            </w:r>
+          </w:p>
+          <w:p>
+            <w:pPr>
+              <w:pStyle w:val="ListParagraph"/>
+              <w:numPr>
+                <w:ilvl w:val="0"/>
+                <w:numId w:val="2"/>
+              </w:numPr>
+              <w:spacing w:after="40" w:line="300"/>
+            </w:pPr>
+            <w:r>
+              <w:rPr>
+                <w:rFonts w:ascii="맑은 고딕" w:cs="맑은 고딕" w:eastAsia="맑은 고딕" w:hAnsi="맑은 고딕"/>
+                <w:sz w:val="19"/>
+                <w:szCs w:val="19"/>
+              </w:rPr>
+              <w:t xml:space="preserve">평가 차이가 기준 미만이면 "두 수는 사실상 같음"으로 답하고 이유를 만들지 않음</w:t>
+            </w:r>
+          </w:p>
+          <w:p>
+            <w:pPr>
+              <w:pStyle w:val="ListParagraph"/>
+              <w:numPr>
+                <w:ilvl w:val="0"/>
+                <w:numId w:val="2"/>
+              </w:numPr>
+              <w:spacing w:after="40" w:line="300"/>
+            </w:pPr>
+            <w:r>
+              <w:rPr>
+                <w:rFonts w:ascii="맑은 고딕" w:cs="맑은 고딕" w:eastAsia="맑은 고딕" w:hAnsi="맑은 고딕"/>
+                <w:sz w:val="19"/>
+                <w:szCs w:val="19"/>
+              </w:rPr>
+              <w:t xml:space="preserve">근거가 평가 차이의 절반 미만만 설명하면 원인을 단정하지 않음, 표본 미달 시 결론 보류</w:t>
+            </w:r>
+          </w:p>
+          <w:p>
+            <w:pPr>
+              <w:spacing w:after="60" w:before="140"/>
+            </w:pPr>
+            <w:r>
+              <w:rPr>
+                <w:rFonts w:ascii="맑은 고딕" w:cs="맑은 고딕" w:eastAsia="맑은 고딕" w:hAnsi="맑은 고딕"/>
+                <w:b/>
+                <w:bCs/>
+                <w:sz w:val="19"/>
+                <w:szCs w:val="19"/>
+              </w:rPr>
+              <w:t xml:space="preserve">[ ④ 서버 측 출력 검증 ]</w:t>
+            </w:r>
+          </w:p>
+          <w:p>
+            <w:pPr>
+              <w:pStyle w:val="ListParagraph"/>
+              <w:numPr>
+                <w:ilvl w:val="0"/>
+                <w:numId w:val="2"/>
+              </w:numPr>
+              <w:spacing w:after="40" w:line="300"/>
+            </w:pPr>
+            <w:r>
+              <w:rPr>
+                <w:rFonts w:ascii="맑은 고딕" w:cs="맑은 고딕" w:eastAsia="맑은 고딕" w:hAnsi="맑은 고딕"/>
+                <w:sz w:val="19"/>
+                <w:szCs w:val="19"/>
+              </w:rPr>
+              <w:t xml:space="preserve">언급한 수의 합법성, 증거(엔진 변형·후보 수) 포함 여부, 숫자·평가치 혼입, 증거에 없는 오프닝·변형 이름 사용 여부 검사</w:t>
+            </w:r>
+          </w:p>
+          <w:p>
+            <w:pPr>
+              <w:pStyle w:val="ListParagraph"/>
+              <w:numPr>
+                <w:ilvl w:val="0"/>
+                <w:numId w:val="2"/>
+              </w:numPr>
+              <w:spacing w:after="40" w:line="300"/>
+            </w:pPr>
+            <w:r>
+              <w:rPr>
+                <w:rFonts w:ascii="맑은 고딕" w:cs="맑은 고딕" w:eastAsia="맑은 고딕" w:hAnsi="맑은 고딕"/>
+                <w:sz w:val="19"/>
+                <w:szCs w:val="19"/>
+              </w:rPr>
+              <w:t xml:space="preserve">실패 시 최대 N회 재생성, 이후에도 실패하면 템플릿 설명으로 대체. 모든 수는 번호를 붙인 표기로 작성해 기계적으로 확인</w:t>
+            </w:r>
+          </w:p>
+          <w:p>
+            <w:pPr>
+              <w:spacing w:after="60" w:before="140"/>
+            </w:pPr>
+            <w:r>
+              <w:rPr>
+                <w:rFonts w:ascii="맑은 고딕" w:cs="맑은 고딕" w:eastAsia="맑은 고딕" w:hAnsi="맑은 고딕"/>
+                <w:b/>
+                <w:bCs/>
+                <w:sz w:val="19"/>
+                <w:szCs w:val="19"/>
+              </w:rPr>
+              <w:t xml:space="preserve">[ ⑤ 평가와 개선 루프 ]</w:t>
+            </w:r>
+          </w:p>
+          <w:p>
+            <w:pPr>
+              <w:pStyle w:val="ListParagraph"/>
+              <w:numPr>
+                <w:ilvl w:val="0"/>
+                <w:numId w:val="2"/>
+              </w:numPr>
+              <w:spacing w:after="40" w:line="300"/>
+            </w:pPr>
+            <w:r>
+              <w:rPr>
+                <w:rFonts w:ascii="맑은 고딕" w:cs="맑은 고딕" w:eastAsia="맑은 고딕" w:hAnsi="맑은 고딕"/>
+                <w:sz w:val="19"/>
+                <w:szCs w:val="19"/>
+              </w:rPr>
+              <w:t xml:space="preserve">실제 대국에서 뽑은 시나리오 평가셋(전술, 블런더, 동등한 수, 환각 유도 사례)과 LLM 심판으로 "주어진 사실만 썼는가" 채점</w:t>
+            </w:r>
+          </w:p>
+          <w:p>
+            <w:pPr>
+              <w:pStyle w:val="ListParagraph"/>
+              <w:numPr>
+                <w:ilvl w:val="0"/>
+                <w:numId w:val="2"/>
+              </w:numPr>
+              <w:spacing w:after="40" w:line="300"/>
+            </w:pPr>
+            <w:r>
+              <w:rPr>
+                <w:rFonts w:ascii="맑은 고딕" w:cs="맑은 고딕" w:eastAsia="맑은 고딕" w:hAnsi="맑은 고딕"/>
+                <w:sz w:val="19"/>
+                <w:szCs w:val="19"/>
+              </w:rPr>
+              <w:t xml:space="preserve">사용자 신고 → 포지션·근거·응답 묶음을 검출기·프롬프트 개선 과제로 등록 → 사람 검토 후 반영</w:t>
+            </w:r>
+          </w:p>
+          <w:p>
+            <w:pPr>
+              <w:pStyle w:val="ListParagraph"/>
+              <w:numPr>
+                <w:ilvl w:val="0"/>
+                <w:numId w:val="2"/>
+              </w:numPr>
+              <w:spacing w:after="40" w:line="300"/>
+            </w:pPr>
+            <w:r>
+              <w:rPr>
+                <w:rFonts w:ascii="맑은 고딕" w:cs="맑은 고딕" w:eastAsia="맑은 고딕" w:hAnsi="맑은 고딕"/>
+                <w:sz w:val="19"/>
+                <w:szCs w:val="19"/>
+              </w:rPr>
+              <w:t xml:space="preserve">응답 시간 목표 설정, 모델별 정확도·지연 비교</w:t>
+            </w:r>
+          </w:p>
+          <w:p>
+            <w:pPr>
+              <w:spacing w:after="60" w:before="140"/>
+            </w:pPr>
+            <w:r>
+              <w:rPr>
+                <w:rFonts w:ascii="맑은 고딕" w:cs="맑은 고딕" w:eastAsia="맑은 고딕" w:hAnsi="맑은 고딕"/>
+                <w:b/>
+                <w:bCs/>
+                <w:sz w:val="19"/>
+                <w:szCs w:val="19"/>
+              </w:rPr>
+              <w:t xml:space="preserve">[ 실험적 파인튜닝 ]</w:t>
+            </w:r>
+          </w:p>
+          <w:p>
+            <w:pPr>
+              <w:pStyle w:val="ListParagraph"/>
+              <w:numPr>
+                <w:ilvl w:val="0"/>
+                <w:numId w:val="2"/>
+              </w:numPr>
+              <w:spacing w:after="40" w:line="300"/>
+            </w:pPr>
+            <w:r>
+              <w:rPr>
+                <w:rFonts w:ascii="맑은 고딕" w:cs="맑은 고딕" w:eastAsia="맑은 고딕" w:hAnsi="맑은 고딕"/>
+                <w:sz w:val="19"/>
+                <w:szCs w:val="19"/>
+              </w:rPr>
+              <w:t xml:space="preserve">목적: 해설 비용·지연 절감과 한국어 체스 용어의 일관성 확보</w:t>
+            </w:r>
+          </w:p>
+          <w:p>
+            <w:pPr>
+              <w:pStyle w:val="ListParagraph"/>
+              <w:numPr>
+                <w:ilvl w:val="0"/>
+                <w:numId w:val="2"/>
+              </w:numPr>
+              <w:spacing w:after="40" w:line="300"/>
+            </w:pPr>
+            <w:r>
+              <w:rPr>
+                <w:rFonts w:ascii="맑은 고딕" w:cs="맑은 고딕" w:eastAsia="맑은 고딕" w:hAnsi="맑은 고딕"/>
+                <w:sz w:val="19"/>
+                <w:szCs w:val="19"/>
+              </w:rPr>
+              <w:t xml:space="preserve">대상: Kanana 1.5 2.1B·8B(카카오, 한국어 특화, Apache-2.0), Qwen3-8B(100개 이상 언어, Apache-2.0)</w:t>
+            </w:r>
+          </w:p>
+          <w:p>
+            <w:pPr>
+              <w:pStyle w:val="ListParagraph"/>
+              <w:numPr>
+                <w:ilvl w:val="0"/>
+                <w:numId w:val="2"/>
+              </w:numPr>
+              <w:spacing w:after="40" w:line="300"/>
+            </w:pPr>
+            <w:r>
+              <w:rPr>
+                <w:rFonts w:ascii="맑은 고딕" w:cs="맑은 고딕" w:eastAsia="맑은 고딕" w:hAnsi="맑은 고딕"/>
+                <w:sz w:val="19"/>
+                <w:szCs w:val="19"/>
+              </w:rPr>
+              <w:t xml:space="preserve">데이터: 출력 검증을 통과한 "근거 → 한국어 해설" 쌍과 숙련자가 검수한 해설. 상용 LLM 출력을 학습에 쓸 경우 해당 제공사 약관 확인</w:t>
+            </w:r>
+          </w:p>
+          <w:p>
+            <w:pPr>
+              <w:pStyle w:val="ListParagraph"/>
+              <w:numPr>
+                <w:ilvl w:val="0"/>
+                <w:numId w:val="2"/>
+              </w:numPr>
+              <w:spacing w:after="40" w:line="300"/>
+            </w:pPr>
+            <w:r>
+              <w:rPr>
+                <w:rFonts w:ascii="맑은 고딕" w:cs="맑은 고딕" w:eastAsia="맑은 고딕" w:hAnsi="맑은 고딕"/>
+                <w:sz w:val="19"/>
+                <w:szCs w:val="19"/>
+              </w:rPr>
+              <w:t xml:space="preserve">방법: LoRA/QLoRA 경량 파인튜닝</w:t>
+            </w:r>
+          </w:p>
+          <w:p>
+            <w:pPr>
+              <w:pStyle w:val="ListParagraph"/>
+              <w:numPr>
+                <w:ilvl w:val="0"/>
+                <w:numId w:val="2"/>
+              </w:numPr>
+              <w:spacing w:after="40" w:line="300"/>
+            </w:pPr>
+            <w:r>
+              <w:rPr>
+                <w:rFonts w:ascii="맑은 고딕" w:cs="맑은 고딕" w:eastAsia="맑은 고딕" w:hAnsi="맑은 고딕"/>
+                <w:sz w:val="19"/>
+                <w:szCs w:val="19"/>
+              </w:rPr>
+              <w:t xml:space="preserve">비교: 상용 LLM과 같은 평가셋으로 통과율·검증 실패율·지연·비용 비교, 채택 기준은 [측정 예정]</w:t>
+            </w:r>
+          </w:p>
+          <w:p>
+            <w:pPr>
+              <w:pStyle w:val="ListParagraph"/>
+              <w:numPr>
+                <w:ilvl w:val="0"/>
+                <w:numId w:val="2"/>
+              </w:numPr>
+              <w:spacing w:after="40" w:line="300"/>
+            </w:pPr>
+            <w:r>
+              <w:rPr>
+                <w:rFonts w:ascii="맑은 고딕" w:cs="맑은 고딕" w:eastAsia="맑은 고딕" w:hAnsi="맑은 고딕"/>
+                <w:sz w:val="19"/>
+                <w:szCs w:val="19"/>
+              </w:rPr>
+              <w:t xml:space="preserve">일정: MVP 핵심 기능 완성 후 실험. 기준 미달이어도 서비스는 상용 LLM으로 운영</w:t>
             </w:r>
           </w:p>
         </w:tc>
@@ -2711,7 +3857,7 @@
                 <w:sz w:val="22"/>
                 <w:szCs w:val="22"/>
               </w:rPr>
-              <w:t xml:space="preserve">분석·LLM 설계</w:t>
+              <w:t xml:space="preserve">데이터 수집 전략</w:t>
             </w:r>
           </w:p>
         </w:tc>
@@ -2744,61 +3890,79 @@
                 <w:sz w:val="19"/>
                 <w:szCs w:val="19"/>
               </w:rPr>
-              <w:t xml:space="preserve">[ ① 근거 생성 (분석 계층) ]</w:t>
-            </w:r>
-          </w:p>
-          <w:p>
-            <w:pPr>
-              <w:pStyle w:val="ListParagraph"/>
-              <w:numPr>
-                <w:ilvl w:val="0"/>
-                <w:numId w:val="2"/>
-              </w:numPr>
-              <w:spacing w:after="40" w:line="300"/>
-            </w:pPr>
-            <w:r>
-              <w:rPr>
-                <w:rFonts w:ascii="맑은 고딕" w:cs="맑은 고딕" w:eastAsia="맑은 고딕" w:hAnsi="맑은 고딕"/>
-                <w:sz w:val="19"/>
-                <w:szCs w:val="19"/>
-              </w:rPr>
-              <w:t xml:space="preserve">최선 라인과 실제 수 라인을 같은 수 차례에서 비교해 첫 수의 차이만 근거로 사용</w:t>
-            </w:r>
-          </w:p>
-          <w:p>
-            <w:pPr>
-              <w:pStyle w:val="ListParagraph"/>
-              <w:numPr>
-                <w:ilvl w:val="0"/>
-                <w:numId w:val="2"/>
-              </w:numPr>
-              <w:spacing w:after="40" w:line="300"/>
-            </w:pPr>
-            <w:r>
-              <w:rPr>
-                <w:rFonts w:ascii="맑은 고딕" w:cs="맑은 고딕" w:eastAsia="맑은 고딕" w:hAnsi="맑은 고딕"/>
-                <w:sz w:val="19"/>
-                <w:szCs w:val="19"/>
-              </w:rPr>
-              <w:t xml:space="preserve">그 수로 가장 크게 변한 특징·개념만 전달, 포크·핀 등 전술은 실제 기물 획득이 확인될 때만 근거로 인정</w:t>
-            </w:r>
-          </w:p>
-          <w:p>
-            <w:pPr>
-              <w:pStyle w:val="ListParagraph"/>
-              <w:numPr>
-                <w:ilvl w:val="0"/>
-                <w:numId w:val="2"/>
-              </w:numPr>
-              <w:spacing w:after="40" w:line="300"/>
-            </w:pPr>
-            <w:r>
-              <w:rPr>
-                <w:rFonts w:ascii="맑은 고딕" w:cs="맑은 고딕" w:eastAsia="맑은 고딕" w:hAnsi="맑은 고딕"/>
-                <w:sz w:val="19"/>
-                <w:szCs w:val="19"/>
-              </w:rPr>
-              <w:t xml:space="preserve">수 전후 포지션과 공격 관계 목록을 함께 전달, 오프닝 이론 수는 이론이라고만 설명</w:t>
+              <w:t xml:space="preserve">[ 수집 경로와 이용 정책 ]</w:t>
+            </w:r>
+          </w:p>
+          <w:p>
+            <w:pPr>
+              <w:pStyle w:val="ListParagraph"/>
+              <w:numPr>
+                <w:ilvl w:val="0"/>
+                <w:numId w:val="2"/>
+              </w:numPr>
+              <w:spacing w:after="40" w:line="300"/>
+            </w:pPr>
+            <w:r>
+              <w:rPr>
+                <w:rFonts w:ascii="맑은 고딕" w:cs="맑은 고딕" w:eastAsia="맑은 고딕" w:hAnsi="맑은 고딕"/>
+                <w:sz w:val="19"/>
+                <w:szCs w:val="19"/>
+              </w:rPr>
+              <w:t xml:space="preserve">사용자 PGN 업로드: 플랫폼 API 의존을 피하기 위한 기본 경로</w:t>
+            </w:r>
+          </w:p>
+          <w:p>
+            <w:pPr>
+              <w:pStyle w:val="ListParagraph"/>
+              <w:numPr>
+                <w:ilvl w:val="0"/>
+                <w:numId w:val="2"/>
+              </w:numPr>
+              <w:spacing w:after="40" w:line="300"/>
+            </w:pPr>
+            <w:r>
+              <w:rPr>
+                <w:rFonts w:ascii="맑은 고딕" w:cs="맑은 고딕" w:eastAsia="맑은 고딕" w:hAnsi="맑은 고딕"/>
+                <w:sz w:val="19"/>
+                <w:szCs w:val="19"/>
+              </w:rPr>
+              <w:t xml:space="preserve">Lichess API: 한 번에 요청 하나, 429 응답 시 1분 대기 규칙 준수</w:t>
+            </w:r>
+          </w:p>
+          <w:p>
+            <w:pPr>
+              <w:pStyle w:val="ListParagraph"/>
+              <w:numPr>
+                <w:ilvl w:val="0"/>
+                <w:numId w:val="2"/>
+              </w:numPr>
+              <w:spacing w:after="40" w:line="300"/>
+            </w:pPr>
+            <w:r>
+              <w:rPr>
+                <w:rFonts w:ascii="맑은 고딕" w:cs="맑은 고딕" w:eastAsia="맑은 고딕" w:hAnsi="맑은 고딕"/>
+                <w:sz w:val="19"/>
+                <w:szCs w:val="19"/>
+              </w:rPr>
+              <w:t xml:space="preserve">Chess.com Published Data API: 직렬 요청은 제한 없음, 병렬 요청은 429 가능. 이용 조건에 "자사 기능·IP 복제 금지" 문구가 있어 상업 서비스 연동 전 약관 검토</w:t>
+            </w:r>
+          </w:p>
+          <w:p>
+            <w:pPr>
+              <w:pStyle w:val="ListParagraph"/>
+              <w:numPr>
+                <w:ilvl w:val="0"/>
+                <w:numId w:val="2"/>
+              </w:numPr>
+              <w:spacing w:after="40" w:line="300"/>
+            </w:pPr>
+            <w:r>
+              <w:rPr>
+                <w:rFonts w:ascii="맑은 고딕" w:cs="맑은 고딕" w:eastAsia="맑은 고딕" w:hAnsi="맑은 고딕"/>
+                <w:sz w:val="19"/>
+                <w:szCs w:val="19"/>
+              </w:rPr>
+              <w:t xml:space="preserve">계정 연동은 명시적 동의 후 필요한 범위만 수집, 사용자 삭제 요청 시 원본 기보와 분석 결과 삭제</w:t>
             </w:r>
           </w:p>
           <w:p>
@@ -2813,61 +3977,79 @@
                 <w:sz w:val="19"/>
                 <w:szCs w:val="19"/>
               </w:rPr>
-              <w:t xml:space="preserve">[ ② LLM 입력 정리 ]</w:t>
-            </w:r>
-          </w:p>
-          <w:p>
-            <w:pPr>
-              <w:pStyle w:val="ListParagraph"/>
-              <w:numPr>
-                <w:ilvl w:val="0"/>
-                <w:numId w:val="2"/>
-              </w:numPr>
-              <w:spacing w:after="40" w:line="300"/>
-            </w:pPr>
-            <w:r>
-              <w:rPr>
-                <w:rFonts w:ascii="맑은 고딕" w:cs="맑은 고딕" w:eastAsia="맑은 고딕" w:hAnsi="맑은 고딕"/>
-                <w:sz w:val="19"/>
-                <w:szCs w:val="19"/>
-              </w:rPr>
-              <w:t xml:space="preserve">센티폰·수 차례 번호 등 인용하면 안 되는 값은 데이터에서 제거하거나 "근소한 우세" 같은 단어로 변환</w:t>
-            </w:r>
-          </w:p>
-          <w:p>
-            <w:pPr>
-              <w:pStyle w:val="ListParagraph"/>
-              <w:numPr>
-                <w:ilvl w:val="0"/>
-                <w:numId w:val="2"/>
-              </w:numPr>
-              <w:spacing w:after="40" w:line="300"/>
-            </w:pPr>
-            <w:r>
-              <w:rPr>
-                <w:rFonts w:ascii="맑은 고딕" w:cs="맑은 고딕" w:eastAsia="맑은 고딕" w:hAnsi="맑은 고딕"/>
-                <w:sz w:val="19"/>
-                <w:szCs w:val="19"/>
-              </w:rPr>
-              <w:t xml:space="preserve">닫힌 질문 유형(최선 수 / 형세 / 내 수의 문제 / 대신 둘 수 / 수순 검증 / 반복 약점 / 기간 비교)으로 분류 후 유형별 증거만 전달</w:t>
-            </w:r>
-          </w:p>
-          <w:p>
-            <w:pPr>
-              <w:pStyle w:val="ListParagraph"/>
-              <w:numPr>
-                <w:ilvl w:val="0"/>
-                <w:numId w:val="2"/>
-              </w:numPr>
-              <w:spacing w:after="40" w:line="300"/>
-            </w:pPr>
-            <w:r>
-              <w:rPr>
-                <w:rFonts w:ascii="맑은 고딕" w:cs="맑은 고딕" w:eastAsia="맑은 고딕" w:hAnsi="맑은 고딕"/>
-                <w:sz w:val="19"/>
-                <w:szCs w:val="19"/>
-              </w:rPr>
-              <w:t xml:space="preserve">질문에 없는 정보는 보내지 않고, 배경 정보는 필드 이름으로 역할 구분</w:t>
+              <w:t xml:space="preserve">[ Lichess 공개 데이터베이스 (CC0, 상업 이용 가능) ]</w:t>
+            </w:r>
+          </w:p>
+          <w:p>
+            <w:pPr>
+              <w:pStyle w:val="ListParagraph"/>
+              <w:numPr>
+                <w:ilvl w:val="0"/>
+                <w:numId w:val="2"/>
+              </w:numPr>
+              <w:spacing w:after="40" w:line="300"/>
+            </w:pPr>
+            <w:r>
+              <w:rPr>
+                <w:rFonts w:ascii="맑은 고딕" w:cs="맑은 고딕" w:eastAsia="맑은 고딕" w:hAnsi="맑은 고딕"/>
+                <w:sz w:val="19"/>
+                <w:szCs w:val="19"/>
+              </w:rPr>
+              <w:t xml:space="preserve">포지션 평가 약 4.16억 개(2026-10 확인): 자주 나오는 포지션은 캐시로 사용해 엔진 분석 비용·지연 감소</w:t>
+            </w:r>
+          </w:p>
+          <w:p>
+            <w:pPr>
+              <w:pStyle w:val="ListParagraph"/>
+              <w:numPr>
+                <w:ilvl w:val="0"/>
+                <w:numId w:val="2"/>
+              </w:numPr>
+              <w:spacing w:after="40" w:line="300"/>
+            </w:pPr>
+            <w:r>
+              <w:rPr>
+                <w:rFonts w:ascii="맑은 고딕" w:cs="맑은 고딕" w:eastAsia="맑은 고딕" w:hAnsi="맑은 고딕"/>
+                <w:sz w:val="19"/>
+                <w:szCs w:val="19"/>
+              </w:rPr>
+              <w:t xml:space="preserve">월별 대국 PGN: 레이팅대별 평균 실수율·오프닝별 기준선으로 "같은 레이팅대보다 종반 실수가 많음" 같은 비교 근거 확보</w:t>
+            </w:r>
+          </w:p>
+          <w:p>
+            <w:pPr>
+              <w:pStyle w:val="ListParagraph"/>
+              <w:numPr>
+                <w:ilvl w:val="0"/>
+                <w:numId w:val="2"/>
+              </w:numPr>
+              <w:spacing w:after="40" w:line="300"/>
+            </w:pPr>
+            <w:r>
+              <w:rPr>
+                <w:rFonts w:ascii="맑은 고딕" w:cs="맑은 고딕" w:eastAsia="맑은 고딕" w:hAnsi="맑은 고딕"/>
+                <w:sz w:val="19"/>
+                <w:szCs w:val="19"/>
+              </w:rPr>
+              <w:t xml:space="preserve">퍼즐 약 616만 개(레이팅·테마 태그, 2026-10 확인): 반복 약점과 같은 테마의 퍼즐을 훈련 추천에 연결</w:t>
+            </w:r>
+          </w:p>
+          <w:p>
+            <w:pPr>
+              <w:pStyle w:val="ListParagraph"/>
+              <w:numPr>
+                <w:ilvl w:val="0"/>
+                <w:numId w:val="2"/>
+              </w:numPr>
+              <w:spacing w:after="40" w:line="300"/>
+            </w:pPr>
+            <w:r>
+              <w:rPr>
+                <w:rFonts w:ascii="맑은 고딕" w:cs="맑은 고딕" w:eastAsia="맑은 고딕" w:hAnsi="맑은 고딕"/>
+                <w:sz w:val="19"/>
+                <w:szCs w:val="19"/>
+              </w:rPr>
+              <w:t xml:space="preserve">공개 데이터와 자체 분석의 엔진 버전·깊이 차이를 고려해 캐시 사용 여부와 엔진 버전을 함께 기록</w:t>
             </w:r>
           </w:p>
           <w:p>
@@ -2882,43 +4064,61 @@
                 <w:sz w:val="19"/>
                 <w:szCs w:val="19"/>
               </w:rPr>
-              <w:t xml:space="preserve">[ ③ 설명 거부 기준 ]</w:t>
-            </w:r>
-          </w:p>
-          <w:p>
-            <w:pPr>
-              <w:pStyle w:val="ListParagraph"/>
-              <w:numPr>
-                <w:ilvl w:val="0"/>
-                <w:numId w:val="2"/>
-              </w:numPr>
-              <w:spacing w:after="40" w:line="300"/>
-            </w:pPr>
-            <w:r>
-              <w:rPr>
-                <w:rFonts w:ascii="맑은 고딕" w:cs="맑은 고딕" w:eastAsia="맑은 고딕" w:hAnsi="맑은 고딕"/>
-                <w:sz w:val="19"/>
-                <w:szCs w:val="19"/>
-              </w:rPr>
-              <w:t xml:space="preserve">평가 차이가 기준 미만이면 "두 수는 사실상 같음"으로 답하고 이유를 만들지 않음</w:t>
-            </w:r>
-          </w:p>
-          <w:p>
-            <w:pPr>
-              <w:pStyle w:val="ListParagraph"/>
-              <w:numPr>
-                <w:ilvl w:val="0"/>
-                <w:numId w:val="2"/>
-              </w:numPr>
-              <w:spacing w:after="40" w:line="300"/>
-            </w:pPr>
-            <w:r>
-              <w:rPr>
-                <w:rFonts w:ascii="맑은 고딕" w:cs="맑은 고딕" w:eastAsia="맑은 고딕" w:hAnsi="맑은 고딕"/>
-                <w:sz w:val="19"/>
-                <w:szCs w:val="19"/>
-              </w:rPr>
-              <w:t xml:space="preserve">근거가 평가 차이의 절반 미만만 설명하면 원인을 단정하지 않음, 표본 미달 시 결론 보류</w:t>
+              <w:t xml:space="preserve">[ 수집 목표 (MVP) [가설] ]</w:t>
+            </w:r>
+          </w:p>
+          <w:p>
+            <w:pPr>
+              <w:pStyle w:val="ListParagraph"/>
+              <w:numPr>
+                <w:ilvl w:val="0"/>
+                <w:numId w:val="2"/>
+              </w:numPr>
+              <w:spacing w:after="40" w:line="300"/>
+            </w:pPr>
+            <w:r>
+              <w:rPr>
+                <w:rFonts w:ascii="맑은 고딕" w:cs="맑은 고딕" w:eastAsia="맑은 고딕" w:hAnsi="맑은 고딕"/>
+                <w:sz w:val="19"/>
+                <w:szCs w:val="19"/>
+              </w:rPr>
+              <w:t xml:space="preserve">레이팅대별 기준선: Lichess 월별 표준 대국에서 레이팅 구간별 표본을 균등 추출 (예: 구간당 1만 판)</w:t>
+            </w:r>
+          </w:p>
+          <w:p>
+            <w:pPr>
+              <w:pStyle w:val="ListParagraph"/>
+              <w:numPr>
+                <w:ilvl w:val="0"/>
+                <w:numId w:val="2"/>
+              </w:numPr>
+              <w:spacing w:after="40" w:line="300"/>
+            </w:pPr>
+            <w:r>
+              <w:rPr>
+                <w:rFonts w:ascii="맑은 고딕" w:cs="맑은 고딕" w:eastAsia="맑은 고딕" w:hAnsi="맑은 고딕"/>
+                <w:sz w:val="19"/>
+                <w:szCs w:val="19"/>
+              </w:rPr>
+              <w:t xml:space="preserve">시나리오 평가셋: 실제 대국에서 전술·블런더·동등한 수·환각 유도 유형별로 추출 (예: 100개 이상)</w:t>
+            </w:r>
+          </w:p>
+          <w:p>
+            <w:pPr>
+              <w:pStyle w:val="ListParagraph"/>
+              <w:numPr>
+                <w:ilvl w:val="0"/>
+                <w:numId w:val="2"/>
+              </w:numPr>
+              <w:spacing w:after="40" w:line="300"/>
+            </w:pPr>
+            <w:r>
+              <w:rPr>
+                <w:rFonts w:ascii="맑은 고딕" w:cs="맑은 고딕" w:eastAsia="맑은 고딕" w:hAnsi="맑은 고딕"/>
+                <w:sz w:val="19"/>
+                <w:szCs w:val="19"/>
+              </w:rPr>
+              <w:t xml:space="preserve">사용자 테스트: 인터뷰 참가자의 최근 대국 (예: 1인당 30판 이상, 반복 약점 판정의 최소 표본 확인)</w:t>
             </w:r>
           </w:p>
           <w:p>
@@ -2933,43 +4133,20 @@
                 <w:sz w:val="19"/>
                 <w:szCs w:val="19"/>
               </w:rPr>
-              <w:t xml:space="preserve">[ ④ 서버 측 출력 검증 ]</w:t>
-            </w:r>
-          </w:p>
-          <w:p>
-            <w:pPr>
-              <w:pStyle w:val="ListParagraph"/>
-              <w:numPr>
-                <w:ilvl w:val="0"/>
-                <w:numId w:val="2"/>
-              </w:numPr>
-              <w:spacing w:after="40" w:line="300"/>
-            </w:pPr>
-            <w:r>
-              <w:rPr>
-                <w:rFonts w:ascii="맑은 고딕" w:cs="맑은 고딕" w:eastAsia="맑은 고딕" w:hAnsi="맑은 고딕"/>
-                <w:sz w:val="19"/>
-                <w:szCs w:val="19"/>
-              </w:rPr>
-              <w:t xml:space="preserve">언급한 수의 합법성, 증거(엔진 변형·후보 수) 포함 여부, 숫자·평가치 혼입, 증거에 없는 오프닝·변형 이름 사용 여부 검사</w:t>
-            </w:r>
-          </w:p>
-          <w:p>
-            <w:pPr>
-              <w:pStyle w:val="ListParagraph"/>
-              <w:numPr>
-                <w:ilvl w:val="0"/>
-                <w:numId w:val="2"/>
-              </w:numPr>
-              <w:spacing w:after="40" w:line="300"/>
-            </w:pPr>
-            <w:r>
-              <w:rPr>
-                <w:rFonts w:ascii="맑은 고딕" w:cs="맑은 고딕" w:eastAsia="맑은 고딕" w:hAnsi="맑은 고딕"/>
-                <w:sz w:val="19"/>
-                <w:szCs w:val="19"/>
-              </w:rPr>
-              <w:t xml:space="preserve">실패 시 최대 N회 재생성, 이후에도 실패하면 템플릿 설명으로 대체. 모든 수는 번호를 붙인 표기로 작성해 기계적으로 확인</w:t>
+              <w:t xml:space="preserve">[ 수집·전처리 절차 ]</w:t>
+            </w:r>
+          </w:p>
+          <w:p>
+            <w:pPr>
+              <w:spacing w:after="60" w:line="300"/>
+            </w:pPr>
+            <w:r>
+              <w:rPr>
+                <w:rFonts w:ascii="맑은 고딕" w:cs="맑은 고딕" w:eastAsia="맑은 고딕" w:hAnsi="맑은 고딕"/>
+                <w:sz w:val="19"/>
+                <w:szCs w:val="19"/>
+              </w:rPr>
+              <w:t xml:space="preserve">PGN 파싱·합법 수 검증(python-chess) → 대국 ID·해시 기준 중복 제거 → 시간 제어·레이팅 등 메타데이터 정규화 → 너무 짧은 대국 제외 → 평가 캐시 조회 후 미적중 포지션만 Stockfish 분석 → 엔진·캐시 버전과 함께 저장</w:t>
             </w:r>
           </w:p>
           <w:p>
@@ -2984,61 +4161,71 @@
                 <w:sz w:val="19"/>
                 <w:szCs w:val="19"/>
               </w:rPr>
-              <w:t xml:space="preserve">[ ⑤ 평가와 개선 루프 ]</w:t>
-            </w:r>
-          </w:p>
-          <w:p>
-            <w:pPr>
-              <w:pStyle w:val="ListParagraph"/>
-              <w:numPr>
-                <w:ilvl w:val="0"/>
-                <w:numId w:val="2"/>
-              </w:numPr>
-              <w:spacing w:after="40" w:line="300"/>
-            </w:pPr>
-            <w:r>
-              <w:rPr>
-                <w:rFonts w:ascii="맑은 고딕" w:cs="맑은 고딕" w:eastAsia="맑은 고딕" w:hAnsi="맑은 고딕"/>
-                <w:sz w:val="19"/>
-                <w:szCs w:val="19"/>
-              </w:rPr>
-              <w:t xml:space="preserve">실제 대국에서 뽑은 시나리오 평가셋(전술, 블런더, 동등한 수, 환각 유도 사례)과 LLM 심판으로 "주어진 사실만 썼는가" 채점</w:t>
-            </w:r>
-          </w:p>
-          <w:p>
-            <w:pPr>
-              <w:pStyle w:val="ListParagraph"/>
-              <w:numPr>
-                <w:ilvl w:val="0"/>
-                <w:numId w:val="2"/>
-              </w:numPr>
-              <w:spacing w:after="40" w:line="300"/>
-            </w:pPr>
-            <w:r>
-              <w:rPr>
-                <w:rFonts w:ascii="맑은 고딕" w:cs="맑은 고딕" w:eastAsia="맑은 고딕" w:hAnsi="맑은 고딕"/>
-                <w:sz w:val="19"/>
-                <w:szCs w:val="19"/>
-              </w:rPr>
-              <w:t xml:space="preserve">사용자 신고 → 포지션·근거·응답 묶음을 검출기·프롬프트 개선 과제로 등록 → 사람 검토 후 반영</w:t>
-            </w:r>
-          </w:p>
-          <w:p>
-            <w:pPr>
-              <w:pStyle w:val="ListParagraph"/>
-              <w:numPr>
-                <w:ilvl w:val="0"/>
-                <w:numId w:val="2"/>
-              </w:numPr>
-              <w:spacing w:after="40" w:line="300"/>
-            </w:pPr>
-            <w:r>
-              <w:rPr>
-                <w:rFonts w:ascii="맑은 고딕" w:cs="맑은 고딕" w:eastAsia="맑은 고딕" w:hAnsi="맑은 고딕"/>
-                <w:sz w:val="19"/>
-                <w:szCs w:val="19"/>
-              </w:rPr>
-              <w:t xml:space="preserve">응답 시간 목표 설정, 모델별 정확도·지연 비교</w:t>
+              <w:t xml:space="preserve">[ 평가셋 라벨링 ]</w:t>
+            </w:r>
+          </w:p>
+          <w:p>
+            <w:pPr>
+              <w:pStyle w:val="ListParagraph"/>
+              <w:numPr>
+                <w:ilvl w:val="0"/>
+                <w:numId w:val="2"/>
+              </w:numPr>
+              <w:spacing w:after="40" w:line="300"/>
+            </w:pPr>
+            <w:r>
+              <w:rPr>
+                <w:rFonts w:ascii="맑은 고딕" w:cs="맑은 고딕" w:eastAsia="맑은 고딕" w:hAnsi="맑은 고딕"/>
+                <w:sz w:val="19"/>
+                <w:szCs w:val="19"/>
+              </w:rPr>
+              <w:t xml:space="preserve">숙련 플레이어가 각 해설을 정답·오답·모호 3가지로 분류하고 근거를 기록 (LLM 해설 평가 연구에서 쓰인 방식)</w:t>
+            </w:r>
+          </w:p>
+          <w:p>
+            <w:pPr>
+              <w:pStyle w:val="ListParagraph"/>
+              <w:numPr>
+                <w:ilvl w:val="0"/>
+                <w:numId w:val="2"/>
+              </w:numPr>
+              <w:spacing w:after="40" w:line="300"/>
+            </w:pPr>
+            <w:r>
+              <w:rPr>
+                <w:rFonts w:ascii="맑은 고딕" w:cs="맑은 고딕" w:eastAsia="맑은 고딕" w:hAnsi="맑은 고딕"/>
+                <w:sz w:val="19"/>
+                <w:szCs w:val="19"/>
+              </w:rPr>
+              <w:t xml:space="preserve">LLM 심판 채점과 사람 판정의 일치도를 함께 측정해 자동 채점의 신뢰도 확인</w:t>
+            </w:r>
+          </w:p>
+          <w:p>
+            <w:pPr>
+              <w:spacing w:after="60" w:before="140"/>
+            </w:pPr>
+            <w:r>
+              <w:rPr>
+                <w:rFonts w:ascii="맑은 고딕" w:cs="맑은 고딕" w:eastAsia="맑은 고딕" w:hAnsi="맑은 고딕"/>
+                <w:b/>
+                <w:bCs/>
+                <w:sz w:val="19"/>
+                <w:szCs w:val="19"/>
+              </w:rPr>
+              <w:t xml:space="preserve">[ 주요 저장 엔터티 ]</w:t>
+            </w:r>
+          </w:p>
+          <w:p>
+            <w:pPr>
+              <w:spacing w:after="60" w:line="300"/>
+            </w:pPr>
+            <w:r>
+              <w:rPr>
+                <w:rFonts w:ascii="맑은 고딕" w:cs="맑은 고딕" w:eastAsia="맑은 고딕" w:hAnsi="맑은 고딕"/>
+                <w:sz w:val="19"/>
+                <w:szCs w:val="19"/>
+              </w:rPr>
+              <w:t xml:space="preserve">User, Game, PositionAnalysis, Variation, MistakeTag, GameReport, PeriodReport, TrainingRecommendation, AnalysisJob. 원본 PGN·엔진 설정·분석 버전을 보존해 결과 재현과 품질 비교에 활용</w:t>
             </w:r>
           </w:p>
         </w:tc>
@@ -3077,7 +4264,7 @@
                 <w:sz w:val="22"/>
                 <w:szCs w:val="22"/>
               </w:rPr>
-              <w:t xml:space="preserve">사용 데이터</w:t>
+              <w:t xml:space="preserve">역할분담(R&amp;R)</w:t>
             </w:r>
           </w:p>
         </w:tc>
@@ -3110,43 +4297,43 @@
                 <w:sz w:val="19"/>
                 <w:szCs w:val="19"/>
               </w:rPr>
-              <w:t xml:space="preserve">[ 사용자 대국 데이터 ]</w:t>
-            </w:r>
-          </w:p>
-          <w:p>
-            <w:pPr>
-              <w:pStyle w:val="ListParagraph"/>
-              <w:numPr>
-                <w:ilvl w:val="0"/>
-                <w:numId w:val="2"/>
-              </w:numPr>
-              <w:spacing w:after="40" w:line="300"/>
-            </w:pPr>
-            <w:r>
-              <w:rPr>
-                <w:rFonts w:ascii="맑은 고딕" w:cs="맑은 고딕" w:eastAsia="맑은 고딕" w:hAnsi="맑은 고딕"/>
-                <w:sz w:val="19"/>
-                <w:szCs w:val="19"/>
-              </w:rPr>
-              <w:t xml:space="preserve">사용자가 직접 업로드하는 PGN (플랫폼 API 의존을 피하기 위한 기본 경로)</w:t>
-            </w:r>
-          </w:p>
-          <w:p>
-            <w:pPr>
-              <w:pStyle w:val="ListParagraph"/>
-              <w:numPr>
-                <w:ilvl w:val="0"/>
-                <w:numId w:val="2"/>
-              </w:numPr>
-              <w:spacing w:after="40" w:line="300"/>
-            </w:pPr>
-            <w:r>
-              <w:rPr>
-                <w:rFonts w:ascii="맑은 고딕" w:cs="맑은 고딕" w:eastAsia="맑은 고딕" w:hAnsi="맑은 고딕"/>
-                <w:sz w:val="19"/>
-                <w:szCs w:val="19"/>
-              </w:rPr>
-              <w:t xml:space="preserve">Chess.com Published Data API, Lichess API (이용 약관·인증·호출 제한·저장 조건 확인 후 연동, 계정 연동은 명시적 동의 후 필요한 범위만 수집)</w:t>
+              <w:t xml:space="preserve">[ 총괄 / PM : [이름] ]</w:t>
+            </w:r>
+          </w:p>
+          <w:p>
+            <w:pPr>
+              <w:pStyle w:val="ListParagraph"/>
+              <w:numPr>
+                <w:ilvl w:val="0"/>
+                <w:numId w:val="2"/>
+              </w:numPr>
+              <w:spacing w:after="40" w:line="300"/>
+            </w:pPr>
+            <w:r>
+              <w:rPr>
+                <w:rFonts w:ascii="맑은 고딕" w:cs="맑은 고딕" w:eastAsia="맑은 고딕" w:hAnsi="맑은 고딕"/>
+                <w:sz w:val="19"/>
+                <w:szCs w:val="19"/>
+              </w:rPr>
+              <w:t xml:space="preserve">프로젝트 관리: 요구사항 정의, 차별점 검증을 위한 사용자 인터뷰·테스트 진행</w:t>
+            </w:r>
+          </w:p>
+          <w:p>
+            <w:pPr>
+              <w:pStyle w:val="ListParagraph"/>
+              <w:numPr>
+                <w:ilvl w:val="0"/>
+                <w:numId w:val="2"/>
+              </w:numPr>
+              <w:spacing w:after="40" w:line="300"/>
+            </w:pPr>
+            <w:r>
+              <w:rPr>
+                <w:rFonts w:ascii="맑은 고딕" w:cs="맑은 고딕" w:eastAsia="맑은 고딕" w:hAnsi="맑은 고딕"/>
+                <w:sz w:val="19"/>
+                <w:szCs w:val="19"/>
+              </w:rPr>
+              <w:t xml:space="preserve">일정 관리: WBS 기반 일정 점검 및 지연 관리</w:t>
             </w:r>
           </w:p>
           <w:p>
@@ -3161,79 +4348,25 @@
                 <w:sz w:val="19"/>
                 <w:szCs w:val="19"/>
               </w:rPr>
-              <w:t xml:space="preserve">[ Lichess 공개 데이터베이스 (CC0, 상업 이용 가능) ]</w:t>
-            </w:r>
-          </w:p>
-          <w:p>
-            <w:pPr>
-              <w:pStyle w:val="ListParagraph"/>
-              <w:numPr>
-                <w:ilvl w:val="0"/>
-                <w:numId w:val="2"/>
-              </w:numPr>
-              <w:spacing w:after="40" w:line="300"/>
-            </w:pPr>
-            <w:r>
-              <w:rPr>
-                <w:rFonts w:ascii="맑은 고딕" w:cs="맑은 고딕" w:eastAsia="맑은 고딕" w:hAnsi="맑은 고딕"/>
-                <w:sz w:val="19"/>
-                <w:szCs w:val="19"/>
-              </w:rPr>
-              <w:t xml:space="preserve">포지션 평가 약 4.16억 개(2026-10 확인): 자주 나오는 포지션은 캐시로 사용해 엔진 분석 비용·지연 감소</w:t>
-            </w:r>
-          </w:p>
-          <w:p>
-            <w:pPr>
-              <w:pStyle w:val="ListParagraph"/>
-              <w:numPr>
-                <w:ilvl w:val="0"/>
-                <w:numId w:val="2"/>
-              </w:numPr>
-              <w:spacing w:after="40" w:line="300"/>
-            </w:pPr>
-            <w:r>
-              <w:rPr>
-                <w:rFonts w:ascii="맑은 고딕" w:cs="맑은 고딕" w:eastAsia="맑은 고딕" w:hAnsi="맑은 고딕"/>
-                <w:sz w:val="19"/>
-                <w:szCs w:val="19"/>
-              </w:rPr>
-              <w:t xml:space="preserve">월별 대국 PGN: 레이팅대별 평균 실수율·오프닝별 기준선으로 "같은 레이팅대보다 종반 실수가 많음" 같은 비교 근거 확보</w:t>
-            </w:r>
-          </w:p>
-          <w:p>
-            <w:pPr>
-              <w:pStyle w:val="ListParagraph"/>
-              <w:numPr>
-                <w:ilvl w:val="0"/>
-                <w:numId w:val="2"/>
-              </w:numPr>
-              <w:spacing w:after="40" w:line="300"/>
-            </w:pPr>
-            <w:r>
-              <w:rPr>
-                <w:rFonts w:ascii="맑은 고딕" w:cs="맑은 고딕" w:eastAsia="맑은 고딕" w:hAnsi="맑은 고딕"/>
-                <w:sz w:val="19"/>
-                <w:szCs w:val="19"/>
-              </w:rPr>
-              <w:t xml:space="preserve">퍼즐 약 616만 개(레이팅·테마 태그, 2026-10 확인): 반복 약점과 같은 테마의 퍼즐을 훈련 추천에 연결</w:t>
-            </w:r>
-          </w:p>
-          <w:p>
-            <w:pPr>
-              <w:pStyle w:val="ListParagraph"/>
-              <w:numPr>
-                <w:ilvl w:val="0"/>
-                <w:numId w:val="2"/>
-              </w:numPr>
-              <w:spacing w:after="40" w:line="300"/>
-            </w:pPr>
-            <w:r>
-              <w:rPr>
-                <w:rFonts w:ascii="맑은 고딕" w:cs="맑은 고딕" w:eastAsia="맑은 고딕" w:hAnsi="맑은 고딕"/>
-                <w:sz w:val="19"/>
-                <w:szCs w:val="19"/>
-              </w:rPr>
-              <w:t xml:space="preserve">공개 데이터와 자체 분석의 엔진 버전·깊이 차이를 고려해 캐시 사용 여부와 엔진 버전을 함께 기록</w:t>
+              <w:t xml:space="preserve">[ 프론트엔드 : [이름] ]</w:t>
+            </w:r>
+          </w:p>
+          <w:p>
+            <w:pPr>
+              <w:pStyle w:val="ListParagraph"/>
+              <w:numPr>
+                <w:ilvl w:val="0"/>
+                <w:numId w:val="2"/>
+              </w:numPr>
+              <w:spacing w:after="40" w:line="300"/>
+            </w:pPr>
+            <w:r>
+              <w:rPr>
+                <w:rFonts w:ascii="맑은 고딕" w:cs="맑은 고딕" w:eastAsia="맑은 고딕" w:hAnsi="맑은 고딕"/>
+                <w:sz w:val="19"/>
+                <w:szCs w:val="19"/>
+              </w:rPr>
+              <w:t xml:space="preserve">체스판·분석 결과·대화 UI 구현, 리포트 차트 및 대시보드 구현</w:t>
             </w:r>
           </w:p>
           <w:p>
@@ -3248,20 +4381,178 @@
                 <w:sz w:val="19"/>
                 <w:szCs w:val="19"/>
               </w:rPr>
-              <w:t xml:space="preserve">[ 주요 저장 엔터티 ]</w:t>
-            </w:r>
-          </w:p>
-          <w:p>
-            <w:pPr>
-              <w:spacing w:after="60" w:line="300"/>
-            </w:pPr>
-            <w:r>
-              <w:rPr>
-                <w:rFonts w:ascii="맑은 고딕" w:cs="맑은 고딕" w:eastAsia="맑은 고딕" w:hAnsi="맑은 고딕"/>
-                <w:sz w:val="19"/>
-                <w:szCs w:val="19"/>
-              </w:rPr>
-              <w:t xml:space="preserve">User, Game, PositionAnalysis, Variation, MistakeTag, GameReport, PeriodReport, TrainingRecommendation, AnalysisJob. 원본 PGN·엔진 설정·분석 버전을 보존해 결과 재현과 품질 비교에 활용</w:t>
+              <w:t xml:space="preserve">[ 백엔드 : [이름] ]</w:t>
+            </w:r>
+          </w:p>
+          <w:p>
+            <w:pPr>
+              <w:pStyle w:val="ListParagraph"/>
+              <w:numPr>
+                <w:ilvl w:val="0"/>
+                <w:numId w:val="2"/>
+              </w:numPr>
+              <w:spacing w:after="40" w:line="300"/>
+            </w:pPr>
+            <w:r>
+              <w:rPr>
+                <w:rFonts w:ascii="맑은 고딕" w:cs="맑은 고딕" w:eastAsia="맑은 고딕" w:hAnsi="맑은 고딕"/>
+                <w:sz w:val="19"/>
+                <w:szCs w:val="19"/>
+              </w:rPr>
+              <w:t xml:space="preserve">Spring Boot 기반 인증, 사용자·대국 관리, 분석 요청·리포트 API 구현</w:t>
+            </w:r>
+          </w:p>
+          <w:p>
+            <w:pPr>
+              <w:pStyle w:val="ListParagraph"/>
+              <w:numPr>
+                <w:ilvl w:val="0"/>
+                <w:numId w:val="2"/>
+              </w:numPr>
+              <w:spacing w:after="40" w:line="300"/>
+            </w:pPr>
+            <w:r>
+              <w:rPr>
+                <w:rFonts w:ascii="맑은 고딕" w:cs="맑은 고딕" w:eastAsia="맑은 고딕" w:hAnsi="맑은 고딕"/>
+                <w:sz w:val="19"/>
+                <w:szCs w:val="19"/>
+              </w:rPr>
+              <w:t xml:space="preserve">PostgreSQL 스키마 설계, RabbitMQ 비동기 작업 처리</w:t>
+            </w:r>
+          </w:p>
+          <w:p>
+            <w:pPr>
+              <w:spacing w:after="60" w:before="140"/>
+            </w:pPr>
+            <w:r>
+              <w:rPr>
+                <w:rFonts w:ascii="맑은 고딕" w:cs="맑은 고딕" w:eastAsia="맑은 고딕" w:hAnsi="맑은 고딕"/>
+                <w:b/>
+                <w:bCs/>
+                <w:sz w:val="19"/>
+                <w:szCs w:val="19"/>
+              </w:rPr>
+              <w:t xml:space="preserve">[ 데이터 분석 / 엔진 : [이름] ]</w:t>
+            </w:r>
+          </w:p>
+          <w:p>
+            <w:pPr>
+              <w:pStyle w:val="ListParagraph"/>
+              <w:numPr>
+                <w:ilvl w:val="0"/>
+                <w:numId w:val="2"/>
+              </w:numPr>
+              <w:spacing w:after="40" w:line="300"/>
+            </w:pPr>
+            <w:r>
+              <w:rPr>
+                <w:rFonts w:ascii="맑은 고딕" w:cs="맑은 고딕" w:eastAsia="맑은 고딕" w:hAnsi="맑은 고딕"/>
+                <w:sz w:val="19"/>
+                <w:szCs w:val="19"/>
+              </w:rPr>
+              <w:t xml:space="preserve">PGN 파싱, Stockfish 연동, 실수 분류·반복 약점 집계·기간별 통계 모듈 구현</w:t>
+            </w:r>
+          </w:p>
+          <w:p>
+            <w:pPr>
+              <w:pStyle w:val="ListParagraph"/>
+              <w:numPr>
+                <w:ilvl w:val="0"/>
+                <w:numId w:val="2"/>
+              </w:numPr>
+              <w:spacing w:after="40" w:line="300"/>
+            </w:pPr>
+            <w:r>
+              <w:rPr>
+                <w:rFonts w:ascii="맑은 고딕" w:cs="맑은 고딕" w:eastAsia="맑은 고딕" w:hAnsi="맑은 고딕"/>
+                <w:sz w:val="19"/>
+                <w:szCs w:val="19"/>
+              </w:rPr>
+              <w:t xml:space="preserve">Lichess 공개 데이터 수집·전처리, 평가 캐시 및 레이팅대 기준선 구축</w:t>
+            </w:r>
+          </w:p>
+          <w:p>
+            <w:pPr>
+              <w:spacing w:after="60" w:before="140"/>
+            </w:pPr>
+            <w:r>
+              <w:rPr>
+                <w:rFonts w:ascii="맑은 고딕" w:cs="맑은 고딕" w:eastAsia="맑은 고딕" w:hAnsi="맑은 고딕"/>
+                <w:b/>
+                <w:bCs/>
+                <w:sz w:val="19"/>
+                <w:szCs w:val="19"/>
+              </w:rPr>
+              <w:t xml:space="preserve">[ LLM : [이름] ]</w:t>
+            </w:r>
+          </w:p>
+          <w:p>
+            <w:pPr>
+              <w:pStyle w:val="ListParagraph"/>
+              <w:numPr>
+                <w:ilvl w:val="0"/>
+                <w:numId w:val="2"/>
+              </w:numPr>
+              <w:spacing w:after="40" w:line="300"/>
+            </w:pPr>
+            <w:r>
+              <w:rPr>
+                <w:rFonts w:ascii="맑은 고딕" w:cs="맑은 고딕" w:eastAsia="맑은 고딕" w:hAnsi="맑은 고딕"/>
+                <w:sz w:val="19"/>
+                <w:szCs w:val="19"/>
+              </w:rPr>
+              <w:t xml:space="preserve">근거 구조 설계, 질문 유형 분류·프롬프트 설계, 서버 측 출력 검증·재생성 구현</w:t>
+            </w:r>
+          </w:p>
+          <w:p>
+            <w:pPr>
+              <w:pStyle w:val="ListParagraph"/>
+              <w:numPr>
+                <w:ilvl w:val="0"/>
+                <w:numId w:val="2"/>
+              </w:numPr>
+              <w:spacing w:after="40" w:line="300"/>
+            </w:pPr>
+            <w:r>
+              <w:rPr>
+                <w:rFonts w:ascii="맑은 고딕" w:cs="맑은 고딕" w:eastAsia="맑은 고딕" w:hAnsi="맑은 고딕"/>
+                <w:sz w:val="19"/>
+                <w:szCs w:val="19"/>
+              </w:rPr>
+              <w:t xml:space="preserve">시나리오 평가셋 구축 및 근거 일치율·설명 정확도 평가</w:t>
+            </w:r>
+          </w:p>
+          <w:p>
+            <w:pPr>
+              <w:spacing w:after="60" w:before="140"/>
+            </w:pPr>
+            <w:r>
+              <w:rPr>
+                <w:rFonts w:ascii="맑은 고딕" w:cs="맑은 고딕" w:eastAsia="맑은 고딕" w:hAnsi="맑은 고딕"/>
+                <w:b/>
+                <w:bCs/>
+                <w:sz w:val="19"/>
+                <w:szCs w:val="19"/>
+              </w:rPr>
+              <w:t xml:space="preserve">[ 서비스 배포 : [이름] ]</w:t>
+            </w:r>
+          </w:p>
+          <w:p>
+            <w:pPr>
+              <w:pStyle w:val="ListParagraph"/>
+              <w:numPr>
+                <w:ilvl w:val="0"/>
+                <w:numId w:val="2"/>
+              </w:numPr>
+              <w:spacing w:after="40" w:line="300"/>
+            </w:pPr>
+            <w:r>
+              <w:rPr>
+                <w:rFonts w:ascii="맑은 고딕" w:cs="맑은 고딕" w:eastAsia="맑은 고딕" w:hAnsi="맑은 고딕"/>
+                <w:sz w:val="19"/>
+                <w:szCs w:val="19"/>
+              </w:rPr>
+              <w:t xml:space="preserve">Docker 컨테이너화, 클라우드 서버 배포 및 운영 환경 구성</w:t>
             </w:r>
           </w:p>
         </w:tc>
@@ -3300,7 +4591,7 @@
                 <w:sz w:val="22"/>
                 <w:szCs w:val="22"/>
               </w:rPr>
-              <w:t xml:space="preserve">MVP 범위 및 일정</w:t>
+              <w:t xml:space="preserve">주요 기능</w:t>
             </w:r>
           </w:p>
         </w:tc>
@@ -3333,43 +4624,43 @@
                 <w:sz w:val="19"/>
                 <w:szCs w:val="19"/>
               </w:rPr>
-              <w:t xml:space="preserve">[ MVP 포함 기능 ]</w:t>
-            </w:r>
-          </w:p>
-          <w:p>
-            <w:pPr>
-              <w:pStyle w:val="ListParagraph"/>
-              <w:numPr>
-                <w:ilvl w:val="0"/>
-                <w:numId w:val="2"/>
-              </w:numPr>
-              <w:spacing w:after="40" w:line="300"/>
-            </w:pPr>
-            <w:r>
-              <w:rPr>
-                <w:rFonts w:ascii="맑은 고딕" w:cs="맑은 고딕" w:eastAsia="맑은 고딕" w:hAnsi="맑은 고딕"/>
-                <w:sz w:val="19"/>
-                <w:szCs w:val="19"/>
-              </w:rPr>
-              <w:t xml:space="preserve">PGN 업로드 및 파싱, Stockfish 기반 대국 분석, 실수 후보·핵심 국면 탐지, 추천 수와 실제 수 비교</w:t>
-            </w:r>
-          </w:p>
-          <w:p>
-            <w:pPr>
-              <w:pStyle w:val="ListParagraph"/>
-              <w:numPr>
-                <w:ilvl w:val="0"/>
-                <w:numId w:val="2"/>
-              </w:numPr>
-              <w:spacing w:after="40" w:line="300"/>
-            </w:pPr>
-            <w:r>
-              <w:rPr>
-                <w:rFonts w:ascii="맑은 고딕" w:cs="맑은 고딕" w:eastAsia="맑은 고딕" w:hAnsi="맑은 고딕"/>
-                <w:sz w:val="19"/>
-                <w:szCs w:val="19"/>
-              </w:rPr>
-              <w:t xml:space="preserve">근거 기반 자연어 해설, 대국별 요약 리포트, 반복 약점 기초 통계, 기간별 비교 리포트, 리포트 기본 자연어 질의</w:t>
+              <w:t xml:space="preserve">[ 대국 가져오기 및 관리 ]</w:t>
+            </w:r>
+          </w:p>
+          <w:p>
+            <w:pPr>
+              <w:pStyle w:val="ListParagraph"/>
+              <w:numPr>
+                <w:ilvl w:val="0"/>
+                <w:numId w:val="2"/>
+              </w:numPr>
+              <w:spacing w:after="40" w:line="300"/>
+            </w:pPr>
+            <w:r>
+              <w:rPr>
+                <w:rFonts w:ascii="맑은 고딕" w:cs="맑은 고딕" w:eastAsia="맑은 고딕" w:hAnsi="맑은 고딕"/>
+                <w:sz w:val="19"/>
+                <w:szCs w:val="19"/>
+              </w:rPr>
+              <w:t xml:space="preserve">PGN 파일 업로드(기본 입력 경로), 정책 확인 후 Chess.com·Lichess API 연동</w:t>
+            </w:r>
+          </w:p>
+          <w:p>
+            <w:pPr>
+              <w:pStyle w:val="ListParagraph"/>
+              <w:numPr>
+                <w:ilvl w:val="0"/>
+                <w:numId w:val="2"/>
+              </w:numPr>
+              <w:spacing w:after="40" w:line="300"/>
+            </w:pPr>
+            <w:r>
+              <w:rPr>
+                <w:rFonts w:ascii="맑은 고딕" w:cs="맑은 고딕" w:eastAsia="맑은 고딕" w:hAnsi="맑은 고딕"/>
+                <w:sz w:val="19"/>
+                <w:szCs w:val="19"/>
+              </w:rPr>
+              <w:t xml:space="preserve">색상·결과·날짜·오프닝·레이팅 메타데이터 정리, 분석 진행률 표시, 중복·파싱 오류 처리</w:t>
             </w:r>
           </w:p>
           <w:p>
@@ -3384,43 +4675,43 @@
                 <w:sz w:val="19"/>
                 <w:szCs w:val="19"/>
               </w:rPr>
-              <w:t xml:space="preserve">[ MVP 이후로 미룰 기능 ]</w:t>
-            </w:r>
-          </w:p>
-          <w:p>
-            <w:pPr>
-              <w:pStyle w:val="ListParagraph"/>
-              <w:numPr>
-                <w:ilvl w:val="0"/>
-                <w:numId w:val="2"/>
-              </w:numPr>
-              <w:spacing w:after="40" w:line="300"/>
-            </w:pPr>
-            <w:r>
-              <w:rPr>
-                <w:rFonts w:ascii="맑은 고딕" w:cs="맑은 고딕" w:eastAsia="맑은 고딕" w:hAnsi="맑은 고딕"/>
-                <w:sz w:val="19"/>
-                <w:szCs w:val="19"/>
-              </w:rPr>
-              <w:t xml:space="preserve">실시간 대국 중 코칭(공정성·플랫폼 정책 문제로 제외), 자체 엔진 개발, 복잡한 멀티에이전트 구조</w:t>
-            </w:r>
-          </w:p>
-          <w:p>
-            <w:pPr>
-              <w:pStyle w:val="ListParagraph"/>
-              <w:numPr>
-                <w:ilvl w:val="0"/>
-                <w:numId w:val="2"/>
-              </w:numPr>
-              <w:spacing w:after="40" w:line="300"/>
-            </w:pPr>
-            <w:r>
-              <w:rPr>
-                <w:rFonts w:ascii="맑은 고딕" w:cs="맑은 고딕" w:eastAsia="맑은 고딕" w:hAnsi="맑은 고딕"/>
-                <w:sz w:val="19"/>
-                <w:szCs w:val="19"/>
-              </w:rPr>
-              <w:t xml:space="preserve">초기부터의 완전한 마이크로서비스 분리, 소셜·랭킹 기능, 모든 외부 플랫폼 계정 연동</w:t>
+              <w:t xml:space="preserve">[ 엔진 기반 대국 분석 ]</w:t>
+            </w:r>
+          </w:p>
+          <w:p>
+            <w:pPr>
+              <w:pStyle w:val="ListParagraph"/>
+              <w:numPr>
+                <w:ilvl w:val="0"/>
+                <w:numId w:val="2"/>
+              </w:numPr>
+              <w:spacing w:after="40" w:line="300"/>
+            </w:pPr>
+            <w:r>
+              <w:rPr>
+                <w:rFonts w:ascii="맑은 고딕" w:cs="맑은 고딕" w:eastAsia="맑은 고딕" w:hAnsi="맑은 고딕"/>
+                <w:sz w:val="19"/>
+                <w:szCs w:val="19"/>
+              </w:rPr>
+              <w:t xml:space="preserve">Stockfish 포지션 평가, 실제 수와 추천 수 비교, 블런더·미스테이크·부정확한 수 탐지</w:t>
+            </w:r>
+          </w:p>
+          <w:p>
+            <w:pPr>
+              <w:pStyle w:val="ListParagraph"/>
+              <w:numPr>
+                <w:ilvl w:val="0"/>
+                <w:numId w:val="2"/>
+              </w:numPr>
+              <w:spacing w:after="40" w:line="300"/>
+            </w:pPr>
+            <w:r>
+              <w:rPr>
+                <w:rFonts w:ascii="맑은 고딕" w:cs="맑은 고딕" w:eastAsia="맑은 고딕" w:hAnsi="맑은 고딕"/>
+                <w:sz w:val="19"/>
+                <w:szCs w:val="19"/>
+              </w:rPr>
+              <w:t xml:space="preserve">핵심 국면과 평가치 변화, 후보 수·주요 변형 제공. 실수 분류 기준은 명시하고 일관되게 적용</w:t>
             </w:r>
           </w:p>
           <w:p>
@@ -3435,756 +4726,232 @@
                 <w:sz w:val="19"/>
                 <w:szCs w:val="19"/>
               </w:rPr>
-              <w:t xml:space="preserve">[ 개발 일정 (약 10주) ]</w:t>
-            </w:r>
-          </w:p>
-          <w:tbl>
-            <w:tblPr>
-              <w:tblW w:type="dxa" w:w="7756"/>
-              <w:tblBorders>
-                <w:top w:val="single" w:color="auto" w:sz="4"/>
-                <w:left w:val="single" w:color="auto" w:sz="4"/>
-                <w:bottom w:val="single" w:color="auto" w:sz="4"/>
-                <w:right w:val="single" w:color="auto" w:sz="4"/>
-                <w:insideH w:val="single" w:color="auto" w:sz="4"/>
-                <w:insideV w:val="single" w:color="auto" w:sz="4"/>
-              </w:tblBorders>
-            </w:tblPr>
-            <w:tblGrid>
-              <w:gridCol w:w="1275"/>
-              <w:gridCol w:w="3727"/>
-              <w:gridCol w:w="2754"/>
-            </w:tblGrid>
-            <w:tr>
-              <w:trPr>
-                <w:tblHeader/>
-              </w:trPr>
-              <w:tc>
-                <w:tcPr>
-                  <w:tcW w:type="dxa" w:w="1275"/>
-                  <w:tcBorders>
-                    <w:top w:val="single" w:color="BFB5A6" w:sz="4"/>
-                    <w:left w:val="single" w:color="BFB5A6" w:sz="4"/>
-                    <w:bottom w:val="single" w:color="BFB5A6" w:sz="4"/>
-                    <w:right w:val="single" w:color="BFB5A6" w:sz="4"/>
-                  </w:tcBorders>
-                  <w:shd w:fill="EFEBE4" w:color="auto" w:val="clear"/>
-                  <w:tcMar>
-                    <w:top w:type="dxa" w:w="50"/>
-                    <w:left w:type="dxa" w:w="90"/>
-                    <w:bottom w:type="dxa" w:w="50"/>
-                    <w:right w:type="dxa" w:w="90"/>
-                  </w:tcMar>
-                  <w:vAlign w:val="center"/>
-                </w:tcPr>
-                <w:p>
-                  <w:pPr>
-                    <w:jc w:val="center"/>
-                  </w:pPr>
-                  <w:r>
-                    <w:rPr>
-                      <w:rFonts w:ascii="맑은 고딕" w:cs="맑은 고딕" w:eastAsia="맑은 고딕" w:hAnsi="맑은 고딕"/>
-                      <w:b/>
-                      <w:bCs/>
-                      <w:sz w:val="17"/>
-                      <w:szCs w:val="17"/>
-                    </w:rPr>
-                    <w:t xml:space="preserve">기간</w:t>
-                  </w:r>
-                </w:p>
-              </w:tc>
-              <w:tc>
-                <w:tcPr>
-                  <w:tcW w:type="dxa" w:w="3727"/>
-                  <w:tcBorders>
-                    <w:top w:val="single" w:color="BFB5A6" w:sz="4"/>
-                    <w:left w:val="single" w:color="BFB5A6" w:sz="4"/>
-                    <w:bottom w:val="single" w:color="BFB5A6" w:sz="4"/>
-                    <w:right w:val="single" w:color="BFB5A6" w:sz="4"/>
-                  </w:tcBorders>
-                  <w:shd w:fill="EFEBE4" w:color="auto" w:val="clear"/>
-                  <w:tcMar>
-                    <w:top w:type="dxa" w:w="50"/>
-                    <w:left w:type="dxa" w:w="90"/>
-                    <w:bottom w:type="dxa" w:w="50"/>
-                    <w:right w:type="dxa" w:w="90"/>
-                  </w:tcMar>
-                  <w:vAlign w:val="center"/>
-                </w:tcPr>
-                <w:p>
-                  <w:pPr>
-                    <w:jc w:val="center"/>
-                  </w:pPr>
-                  <w:r>
-                    <w:rPr>
-                      <w:rFonts w:ascii="맑은 고딕" w:cs="맑은 고딕" w:eastAsia="맑은 고딕" w:hAnsi="맑은 고딕"/>
-                      <w:b/>
-                      <w:bCs/>
-                      <w:sz w:val="17"/>
-                      <w:szCs w:val="17"/>
-                    </w:rPr>
-                    <w:t xml:space="preserve">작업</w:t>
-                  </w:r>
-                </w:p>
-              </w:tc>
-              <w:tc>
-                <w:tcPr>
-                  <w:tcW w:type="dxa" w:w="2754"/>
-                  <w:tcBorders>
-                    <w:top w:val="single" w:color="BFB5A6" w:sz="4"/>
-                    <w:left w:val="single" w:color="BFB5A6" w:sz="4"/>
-                    <w:bottom w:val="single" w:color="BFB5A6" w:sz="4"/>
-                    <w:right w:val="single" w:color="BFB5A6" w:sz="4"/>
-                  </w:tcBorders>
-                  <w:shd w:fill="EFEBE4" w:color="auto" w:val="clear"/>
-                  <w:tcMar>
-                    <w:top w:type="dxa" w:w="50"/>
-                    <w:left w:type="dxa" w:w="90"/>
-                    <w:bottom w:type="dxa" w:w="50"/>
-                    <w:right w:type="dxa" w:w="90"/>
-                  </w:tcMar>
-                  <w:vAlign w:val="center"/>
-                </w:tcPr>
-                <w:p>
-                  <w:pPr>
-                    <w:jc w:val="center"/>
-                  </w:pPr>
-                  <w:r>
-                    <w:rPr>
-                      <w:rFonts w:ascii="맑은 고딕" w:cs="맑은 고딕" w:eastAsia="맑은 고딕" w:hAnsi="맑은 고딕"/>
-                      <w:b/>
-                      <w:bCs/>
-                      <w:sz w:val="17"/>
-                      <w:szCs w:val="17"/>
-                    </w:rPr>
-                    <w:t xml:space="preserve">산출물</w:t>
-                  </w:r>
-                </w:p>
-              </w:tc>
-            </w:tr>
-            <w:tr>
-              <w:tc>
-                <w:tcPr>
-                  <w:tcW w:type="dxa" w:w="1275"/>
-                  <w:tcBorders>
-                    <w:top w:val="single" w:color="BFB5A6" w:sz="4"/>
-                    <w:left w:val="single" w:color="BFB5A6" w:sz="4"/>
-                    <w:bottom w:val="single" w:color="BFB5A6" w:sz="4"/>
-                    <w:right w:val="single" w:color="BFB5A6" w:sz="4"/>
-                  </w:tcBorders>
-                  <w:tcMar>
-                    <w:top w:type="dxa" w:w="50"/>
-                    <w:left w:type="dxa" w:w="90"/>
-                    <w:bottom w:type="dxa" w:w="50"/>
-                    <w:right w:type="dxa" w:w="90"/>
-                  </w:tcMar>
-                  <w:vAlign w:val="center"/>
-                </w:tcPr>
-                <w:p>
-                  <w:pPr>
-                    <w:jc w:val="left"/>
-                  </w:pPr>
-                  <w:r>
-                    <w:rPr>
-                      <w:rFonts w:ascii="맑은 고딕" w:cs="맑은 고딕" w:eastAsia="맑은 고딕" w:hAnsi="맑은 고딕"/>
-                      <w:b w:val="false"/>
-                      <w:bCs w:val="false"/>
-                      <w:sz w:val="17"/>
-                      <w:szCs w:val="17"/>
-                    </w:rPr>
-                    <w:t xml:space="preserve">1~2주</w:t>
-                  </w:r>
-                </w:p>
-              </w:tc>
-              <w:tc>
-                <w:tcPr>
-                  <w:tcW w:type="dxa" w:w="3727"/>
-                  <w:tcBorders>
-                    <w:top w:val="single" w:color="BFB5A6" w:sz="4"/>
-                    <w:left w:val="single" w:color="BFB5A6" w:sz="4"/>
-                    <w:bottom w:val="single" w:color="BFB5A6" w:sz="4"/>
-                    <w:right w:val="single" w:color="BFB5A6" w:sz="4"/>
-                  </w:tcBorders>
-                  <w:tcMar>
-                    <w:top w:type="dxa" w:w="50"/>
-                    <w:left w:type="dxa" w:w="90"/>
-                    <w:bottom w:type="dxa" w:w="50"/>
-                    <w:right w:type="dxa" w:w="90"/>
-                  </w:tcMar>
-                  <w:vAlign w:val="center"/>
-                </w:tcPr>
-                <w:p>
-                  <w:pPr>
-                    <w:jc w:val="left"/>
-                  </w:pPr>
-                  <w:r>
-                    <w:rPr>
-                      <w:rFonts w:ascii="맑은 고딕" w:cs="맑은 고딕" w:eastAsia="맑은 고딕" w:hAnsi="맑은 고딕"/>
-                      <w:b w:val="false"/>
-                      <w:bCs w:val="false"/>
-                      <w:sz w:val="17"/>
-                      <w:szCs w:val="17"/>
-                    </w:rPr>
-                    <w:t xml:space="preserve">요구사항 확정, PGN 파싱, 체스판 UI, Stockfish 연동</w:t>
-                  </w:r>
-                </w:p>
-              </w:tc>
-              <w:tc>
-                <w:tcPr>
-                  <w:tcW w:type="dxa" w:w="2754"/>
-                  <w:tcBorders>
-                    <w:top w:val="single" w:color="BFB5A6" w:sz="4"/>
-                    <w:left w:val="single" w:color="BFB5A6" w:sz="4"/>
-                    <w:bottom w:val="single" w:color="BFB5A6" w:sz="4"/>
-                    <w:right w:val="single" w:color="BFB5A6" w:sz="4"/>
-                  </w:tcBorders>
-                  <w:tcMar>
-                    <w:top w:type="dxa" w:w="50"/>
-                    <w:left w:type="dxa" w:w="90"/>
-                    <w:bottom w:type="dxa" w:w="50"/>
-                    <w:right w:type="dxa" w:w="90"/>
-                  </w:tcMar>
-                  <w:vAlign w:val="center"/>
-                </w:tcPr>
-                <w:p>
-                  <w:pPr>
-                    <w:jc w:val="left"/>
-                  </w:pPr>
-                  <w:r>
-                    <w:rPr>
-                      <w:rFonts w:ascii="맑은 고딕" w:cs="맑은 고딕" w:eastAsia="맑은 고딕" w:hAnsi="맑은 고딕"/>
-                      <w:b w:val="false"/>
-                      <w:bCs w:val="false"/>
-                      <w:sz w:val="17"/>
-                      <w:szCs w:val="17"/>
-                    </w:rPr>
-                    <w:t xml:space="preserve">기보 업로드 및 기본 엔진 분석</w:t>
-                  </w:r>
-                </w:p>
-              </w:tc>
-            </w:tr>
-            <w:tr>
-              <w:tc>
-                <w:tcPr>
-                  <w:tcW w:type="dxa" w:w="1275"/>
-                  <w:tcBorders>
-                    <w:top w:val="single" w:color="BFB5A6" w:sz="4"/>
-                    <w:left w:val="single" w:color="BFB5A6" w:sz="4"/>
-                    <w:bottom w:val="single" w:color="BFB5A6" w:sz="4"/>
-                    <w:right w:val="single" w:color="BFB5A6" w:sz="4"/>
-                  </w:tcBorders>
-                  <w:tcMar>
-                    <w:top w:type="dxa" w:w="50"/>
-                    <w:left w:type="dxa" w:w="90"/>
-                    <w:bottom w:type="dxa" w:w="50"/>
-                    <w:right w:type="dxa" w:w="90"/>
-                  </w:tcMar>
-                  <w:vAlign w:val="center"/>
-                </w:tcPr>
-                <w:p>
-                  <w:pPr>
-                    <w:jc w:val="left"/>
-                  </w:pPr>
-                  <w:r>
-                    <w:rPr>
-                      <w:rFonts w:ascii="맑은 고딕" w:cs="맑은 고딕" w:eastAsia="맑은 고딕" w:hAnsi="맑은 고딕"/>
-                      <w:b w:val="false"/>
-                      <w:bCs w:val="false"/>
-                      <w:sz w:val="17"/>
-                      <w:szCs w:val="17"/>
-                    </w:rPr>
-                    <w:t xml:space="preserve">3~4주</w:t>
-                  </w:r>
-                </w:p>
-              </w:tc>
-              <w:tc>
-                <w:tcPr>
-                  <w:tcW w:type="dxa" w:w="3727"/>
-                  <w:tcBorders>
-                    <w:top w:val="single" w:color="BFB5A6" w:sz="4"/>
-                    <w:left w:val="single" w:color="BFB5A6" w:sz="4"/>
-                    <w:bottom w:val="single" w:color="BFB5A6" w:sz="4"/>
-                    <w:right w:val="single" w:color="BFB5A6" w:sz="4"/>
-                  </w:tcBorders>
-                  <w:tcMar>
-                    <w:top w:type="dxa" w:w="50"/>
-                    <w:left w:type="dxa" w:w="90"/>
-                    <w:bottom w:type="dxa" w:w="50"/>
-                    <w:right w:type="dxa" w:w="90"/>
-                  </w:tcMar>
-                  <w:vAlign w:val="center"/>
-                </w:tcPr>
-                <w:p>
-                  <w:pPr>
-                    <w:jc w:val="left"/>
-                  </w:pPr>
-                  <w:r>
-                    <w:rPr>
-                      <w:rFonts w:ascii="맑은 고딕" w:cs="맑은 고딕" w:eastAsia="맑은 고딕" w:hAnsi="맑은 고딕"/>
-                      <w:b w:val="false"/>
-                      <w:bCs w:val="false"/>
-                      <w:sz w:val="17"/>
-                      <w:szCs w:val="17"/>
-                    </w:rPr>
-                    <w:t xml:space="preserve">실수 후보 탐지, 평가치 변화, 후보 수·변형 저장</w:t>
-                  </w:r>
-                </w:p>
-              </w:tc>
-              <w:tc>
-                <w:tcPr>
-                  <w:tcW w:type="dxa" w:w="2754"/>
-                  <w:tcBorders>
-                    <w:top w:val="single" w:color="BFB5A6" w:sz="4"/>
-                    <w:left w:val="single" w:color="BFB5A6" w:sz="4"/>
-                    <w:bottom w:val="single" w:color="BFB5A6" w:sz="4"/>
-                    <w:right w:val="single" w:color="BFB5A6" w:sz="4"/>
-                  </w:tcBorders>
-                  <w:tcMar>
-                    <w:top w:type="dxa" w:w="50"/>
-                    <w:left w:type="dxa" w:w="90"/>
-                    <w:bottom w:type="dxa" w:w="50"/>
-                    <w:right w:type="dxa" w:w="90"/>
-                  </w:tcMar>
-                  <w:vAlign w:val="center"/>
-                </w:tcPr>
-                <w:p>
-                  <w:pPr>
-                    <w:jc w:val="left"/>
-                  </w:pPr>
-                  <w:r>
-                    <w:rPr>
-                      <w:rFonts w:ascii="맑은 고딕" w:cs="맑은 고딕" w:eastAsia="맑은 고딕" w:hAnsi="맑은 고딕"/>
-                      <w:b w:val="false"/>
-                      <w:bCs w:val="false"/>
-                      <w:sz w:val="17"/>
-                      <w:szCs w:val="17"/>
-                    </w:rPr>
-                    <w:t xml:space="preserve">대국별 분석 결과</w:t>
-                  </w:r>
-                </w:p>
-              </w:tc>
-            </w:tr>
-            <w:tr>
-              <w:tc>
-                <w:tcPr>
-                  <w:tcW w:type="dxa" w:w="1275"/>
-                  <w:tcBorders>
-                    <w:top w:val="single" w:color="BFB5A6" w:sz="4"/>
-                    <w:left w:val="single" w:color="BFB5A6" w:sz="4"/>
-                    <w:bottom w:val="single" w:color="BFB5A6" w:sz="4"/>
-                    <w:right w:val="single" w:color="BFB5A6" w:sz="4"/>
-                  </w:tcBorders>
-                  <w:tcMar>
-                    <w:top w:type="dxa" w:w="50"/>
-                    <w:left w:type="dxa" w:w="90"/>
-                    <w:bottom w:type="dxa" w:w="50"/>
-                    <w:right w:type="dxa" w:w="90"/>
-                  </w:tcMar>
-                  <w:vAlign w:val="center"/>
-                </w:tcPr>
-                <w:p>
-                  <w:pPr>
-                    <w:jc w:val="left"/>
-                  </w:pPr>
-                  <w:r>
-                    <w:rPr>
-                      <w:rFonts w:ascii="맑은 고딕" w:cs="맑은 고딕" w:eastAsia="맑은 고딕" w:hAnsi="맑은 고딕"/>
-                      <w:b w:val="false"/>
-                      <w:bCs w:val="false"/>
-                      <w:sz w:val="17"/>
-                      <w:szCs w:val="17"/>
-                    </w:rPr>
-                    <w:t xml:space="preserve">5~6주</w:t>
-                  </w:r>
-                </w:p>
-              </w:tc>
-              <w:tc>
-                <w:tcPr>
-                  <w:tcW w:type="dxa" w:w="3727"/>
-                  <w:tcBorders>
-                    <w:top w:val="single" w:color="BFB5A6" w:sz="4"/>
-                    <w:left w:val="single" w:color="BFB5A6" w:sz="4"/>
-                    <w:bottom w:val="single" w:color="BFB5A6" w:sz="4"/>
-                    <w:right w:val="single" w:color="BFB5A6" w:sz="4"/>
-                  </w:tcBorders>
-                  <w:tcMar>
-                    <w:top w:type="dxa" w:w="50"/>
-                    <w:left w:type="dxa" w:w="90"/>
-                    <w:bottom w:type="dxa" w:w="50"/>
-                    <w:right w:type="dxa" w:w="90"/>
-                  </w:tcMar>
-                  <w:vAlign w:val="center"/>
-                </w:tcPr>
-                <w:p>
-                  <w:pPr>
-                    <w:jc w:val="left"/>
-                  </w:pPr>
-                  <w:r>
-                    <w:rPr>
-                      <w:rFonts w:ascii="맑은 고딕" w:cs="맑은 고딕" w:eastAsia="맑은 고딕" w:hAnsi="맑은 고딕"/>
-                      <w:b w:val="false"/>
-                      <w:bCs w:val="false"/>
-                      <w:sz w:val="17"/>
-                      <w:szCs w:val="17"/>
-                    </w:rPr>
-                    <w:t xml:space="preserve">근거 구조 설계, LLM 설명 생성, 수순 검증</w:t>
-                  </w:r>
-                </w:p>
-              </w:tc>
-              <w:tc>
-                <w:tcPr>
-                  <w:tcW w:type="dxa" w:w="2754"/>
-                  <w:tcBorders>
-                    <w:top w:val="single" w:color="BFB5A6" w:sz="4"/>
-                    <w:left w:val="single" w:color="BFB5A6" w:sz="4"/>
-                    <w:bottom w:val="single" w:color="BFB5A6" w:sz="4"/>
-                    <w:right w:val="single" w:color="BFB5A6" w:sz="4"/>
-                  </w:tcBorders>
-                  <w:tcMar>
-                    <w:top w:type="dxa" w:w="50"/>
-                    <w:left w:type="dxa" w:w="90"/>
-                    <w:bottom w:type="dxa" w:w="50"/>
-                    <w:right w:type="dxa" w:w="90"/>
-                  </w:tcMar>
-                  <w:vAlign w:val="center"/>
-                </w:tcPr>
-                <w:p>
-                  <w:pPr>
-                    <w:jc w:val="left"/>
-                  </w:pPr>
-                  <w:r>
-                    <w:rPr>
-                      <w:rFonts w:ascii="맑은 고딕" w:cs="맑은 고딕" w:eastAsia="맑은 고딕" w:hAnsi="맑은 고딕"/>
-                      <w:b w:val="false"/>
-                      <w:bCs w:val="false"/>
-                      <w:sz w:val="17"/>
-                      <w:szCs w:val="17"/>
-                    </w:rPr>
-                    <w:t xml:space="preserve">근거 기반 자연어 해설</w:t>
-                  </w:r>
-                </w:p>
-              </w:tc>
-            </w:tr>
-            <w:tr>
-              <w:tc>
-                <w:tcPr>
-                  <w:tcW w:type="dxa" w:w="1275"/>
-                  <w:tcBorders>
-                    <w:top w:val="single" w:color="BFB5A6" w:sz="4"/>
-                    <w:left w:val="single" w:color="BFB5A6" w:sz="4"/>
-                    <w:bottom w:val="single" w:color="BFB5A6" w:sz="4"/>
-                    <w:right w:val="single" w:color="BFB5A6" w:sz="4"/>
-                  </w:tcBorders>
-                  <w:tcMar>
-                    <w:top w:type="dxa" w:w="50"/>
-                    <w:left w:type="dxa" w:w="90"/>
-                    <w:bottom w:type="dxa" w:w="50"/>
-                    <w:right w:type="dxa" w:w="90"/>
-                  </w:tcMar>
-                  <w:vAlign w:val="center"/>
-                </w:tcPr>
-                <w:p>
-                  <w:pPr>
-                    <w:jc w:val="left"/>
-                  </w:pPr>
-                  <w:r>
-                    <w:rPr>
-                      <w:rFonts w:ascii="맑은 고딕" w:cs="맑은 고딕" w:eastAsia="맑은 고딕" w:hAnsi="맑은 고딕"/>
-                      <w:b w:val="false"/>
-                      <w:bCs w:val="false"/>
-                      <w:sz w:val="17"/>
-                      <w:szCs w:val="17"/>
-                    </w:rPr>
-                    <w:t xml:space="preserve">7~8주</w:t>
-                  </w:r>
-                </w:p>
-              </w:tc>
-              <w:tc>
-                <w:tcPr>
-                  <w:tcW w:type="dxa" w:w="3727"/>
-                  <w:tcBorders>
-                    <w:top w:val="single" w:color="BFB5A6" w:sz="4"/>
-                    <w:left w:val="single" w:color="BFB5A6" w:sz="4"/>
-                    <w:bottom w:val="single" w:color="BFB5A6" w:sz="4"/>
-                    <w:right w:val="single" w:color="BFB5A6" w:sz="4"/>
-                  </w:tcBorders>
-                  <w:tcMar>
-                    <w:top w:type="dxa" w:w="50"/>
-                    <w:left w:type="dxa" w:w="90"/>
-                    <w:bottom w:type="dxa" w:w="50"/>
-                    <w:right w:type="dxa" w:w="90"/>
-                  </w:tcMar>
-                  <w:vAlign w:val="center"/>
-                </w:tcPr>
-                <w:p>
-                  <w:pPr>
-                    <w:jc w:val="left"/>
-                  </w:pPr>
-                  <w:r>
-                    <w:rPr>
-                      <w:rFonts w:ascii="맑은 고딕" w:cs="맑은 고딕" w:eastAsia="맑은 고딕" w:hAnsi="맑은 고딕"/>
-                      <w:b w:val="false"/>
-                      <w:bCs w:val="false"/>
-                      <w:sz w:val="17"/>
-                      <w:szCs w:val="17"/>
-                    </w:rPr>
-                    <w:t xml:space="preserve">대국별 리포트, 통계 집계, 반복 약점 분석</w:t>
-                  </w:r>
-                </w:p>
-              </w:tc>
-              <w:tc>
-                <w:tcPr>
-                  <w:tcW w:type="dxa" w:w="2754"/>
-                  <w:tcBorders>
-                    <w:top w:val="single" w:color="BFB5A6" w:sz="4"/>
-                    <w:left w:val="single" w:color="BFB5A6" w:sz="4"/>
-                    <w:bottom w:val="single" w:color="BFB5A6" w:sz="4"/>
-                    <w:right w:val="single" w:color="BFB5A6" w:sz="4"/>
-                  </w:tcBorders>
-                  <w:tcMar>
-                    <w:top w:type="dxa" w:w="50"/>
-                    <w:left w:type="dxa" w:w="90"/>
-                    <w:bottom w:type="dxa" w:w="50"/>
-                    <w:right w:type="dxa" w:w="90"/>
-                  </w:tcMar>
-                  <w:vAlign w:val="center"/>
-                </w:tcPr>
-                <w:p>
-                  <w:pPr>
-                    <w:jc w:val="left"/>
-                  </w:pPr>
-                  <w:r>
-                    <w:rPr>
-                      <w:rFonts w:ascii="맑은 고딕" w:cs="맑은 고딕" w:eastAsia="맑은 고딕" w:hAnsi="맑은 고딕"/>
-                      <w:b w:val="false"/>
-                      <w:bCs w:val="false"/>
-                      <w:sz w:val="17"/>
-                      <w:szCs w:val="17"/>
-                    </w:rPr>
-                    <w:t xml:space="preserve">개인별 분석 리포트</w:t>
-                  </w:r>
-                </w:p>
-              </w:tc>
-            </w:tr>
-            <w:tr>
-              <w:tc>
-                <w:tcPr>
-                  <w:tcW w:type="dxa" w:w="1275"/>
-                  <w:tcBorders>
-                    <w:top w:val="single" w:color="BFB5A6" w:sz="4"/>
-                    <w:left w:val="single" w:color="BFB5A6" w:sz="4"/>
-                    <w:bottom w:val="single" w:color="BFB5A6" w:sz="4"/>
-                    <w:right w:val="single" w:color="BFB5A6" w:sz="4"/>
-                  </w:tcBorders>
-                  <w:tcMar>
-                    <w:top w:type="dxa" w:w="50"/>
-                    <w:left w:type="dxa" w:w="90"/>
-                    <w:bottom w:type="dxa" w:w="50"/>
-                    <w:right w:type="dxa" w:w="90"/>
-                  </w:tcMar>
-                  <w:vAlign w:val="center"/>
-                </w:tcPr>
-                <w:p>
-                  <w:pPr>
-                    <w:jc w:val="left"/>
-                  </w:pPr>
-                  <w:r>
-                    <w:rPr>
-                      <w:rFonts w:ascii="맑은 고딕" w:cs="맑은 고딕" w:eastAsia="맑은 고딕" w:hAnsi="맑은 고딕"/>
-                      <w:b w:val="false"/>
-                      <w:bCs w:val="false"/>
-                      <w:sz w:val="17"/>
-                      <w:szCs w:val="17"/>
-                    </w:rPr>
-                    <w:t xml:space="preserve">9주</w:t>
-                  </w:r>
-                </w:p>
-              </w:tc>
-              <w:tc>
-                <w:tcPr>
-                  <w:tcW w:type="dxa" w:w="3727"/>
-                  <w:tcBorders>
-                    <w:top w:val="single" w:color="BFB5A6" w:sz="4"/>
-                    <w:left w:val="single" w:color="BFB5A6" w:sz="4"/>
-                    <w:bottom w:val="single" w:color="BFB5A6" w:sz="4"/>
-                    <w:right w:val="single" w:color="BFB5A6" w:sz="4"/>
-                  </w:tcBorders>
-                  <w:tcMar>
-                    <w:top w:type="dxa" w:w="50"/>
-                    <w:left w:type="dxa" w:w="90"/>
-                    <w:bottom w:type="dxa" w:w="50"/>
-                    <w:right w:type="dxa" w:w="90"/>
-                  </w:tcMar>
-                  <w:vAlign w:val="center"/>
-                </w:tcPr>
-                <w:p>
-                  <w:pPr>
-                    <w:jc w:val="left"/>
-                  </w:pPr>
-                  <w:r>
-                    <w:rPr>
-                      <w:rFonts w:ascii="맑은 고딕" w:cs="맑은 고딕" w:eastAsia="맑은 고딕" w:hAnsi="맑은 고딕"/>
-                      <w:b w:val="false"/>
-                      <w:bCs w:val="false"/>
-                      <w:sz w:val="17"/>
-                      <w:szCs w:val="17"/>
-                    </w:rPr>
-                    <w:t xml:space="preserve">기간별 비교, 대화형 후속 질문</w:t>
-                  </w:r>
-                </w:p>
-              </w:tc>
-              <w:tc>
-                <w:tcPr>
-                  <w:tcW w:type="dxa" w:w="2754"/>
-                  <w:tcBorders>
-                    <w:top w:val="single" w:color="BFB5A6" w:sz="4"/>
-                    <w:left w:val="single" w:color="BFB5A6" w:sz="4"/>
-                    <w:bottom w:val="single" w:color="BFB5A6" w:sz="4"/>
-                    <w:right w:val="single" w:color="BFB5A6" w:sz="4"/>
-                  </w:tcBorders>
-                  <w:tcMar>
-                    <w:top w:type="dxa" w:w="50"/>
-                    <w:left w:type="dxa" w:w="90"/>
-                    <w:bottom w:type="dxa" w:w="50"/>
-                    <w:right w:type="dxa" w:w="90"/>
-                  </w:tcMar>
-                  <w:vAlign w:val="center"/>
-                </w:tcPr>
-                <w:p>
-                  <w:pPr>
-                    <w:jc w:val="left"/>
-                  </w:pPr>
-                  <w:r>
-                    <w:rPr>
-                      <w:rFonts w:ascii="맑은 고딕" w:cs="맑은 고딕" w:eastAsia="맑은 고딕" w:hAnsi="맑은 고딕"/>
-                      <w:b w:val="false"/>
-                      <w:bCs w:val="false"/>
-                      <w:sz w:val="17"/>
-                      <w:szCs w:val="17"/>
-                    </w:rPr>
-                    <w:t xml:space="preserve">통합 분석 흐름</w:t>
-                  </w:r>
-                </w:p>
-              </w:tc>
-            </w:tr>
-            <w:tr>
-              <w:tc>
-                <w:tcPr>
-                  <w:tcW w:type="dxa" w:w="1275"/>
-                  <w:tcBorders>
-                    <w:top w:val="single" w:color="BFB5A6" w:sz="4"/>
-                    <w:left w:val="single" w:color="BFB5A6" w:sz="4"/>
-                    <w:bottom w:val="single" w:color="BFB5A6" w:sz="4"/>
-                    <w:right w:val="single" w:color="BFB5A6" w:sz="4"/>
-                  </w:tcBorders>
-                  <w:tcMar>
-                    <w:top w:type="dxa" w:w="50"/>
-                    <w:left w:type="dxa" w:w="90"/>
-                    <w:bottom w:type="dxa" w:w="50"/>
-                    <w:right w:type="dxa" w:w="90"/>
-                  </w:tcMar>
-                  <w:vAlign w:val="center"/>
-                </w:tcPr>
-                <w:p>
-                  <w:pPr>
-                    <w:jc w:val="left"/>
-                  </w:pPr>
-                  <w:r>
-                    <w:rPr>
-                      <w:rFonts w:ascii="맑은 고딕" w:cs="맑은 고딕" w:eastAsia="맑은 고딕" w:hAnsi="맑은 고딕"/>
-                      <w:b w:val="false"/>
-                      <w:bCs w:val="false"/>
-                      <w:sz w:val="17"/>
-                      <w:szCs w:val="17"/>
-                    </w:rPr>
-                    <w:t xml:space="preserve">10주</w:t>
-                  </w:r>
-                </w:p>
-              </w:tc>
-              <w:tc>
-                <w:tcPr>
-                  <w:tcW w:type="dxa" w:w="3727"/>
-                  <w:tcBorders>
-                    <w:top w:val="single" w:color="BFB5A6" w:sz="4"/>
-                    <w:left w:val="single" w:color="BFB5A6" w:sz="4"/>
-                    <w:bottom w:val="single" w:color="BFB5A6" w:sz="4"/>
-                    <w:right w:val="single" w:color="BFB5A6" w:sz="4"/>
-                  </w:tcBorders>
-                  <w:tcMar>
-                    <w:top w:type="dxa" w:w="50"/>
-                    <w:left w:type="dxa" w:w="90"/>
-                    <w:bottom w:type="dxa" w:w="50"/>
-                    <w:right w:type="dxa" w:w="90"/>
-                  </w:tcMar>
-                  <w:vAlign w:val="center"/>
-                </w:tcPr>
-                <w:p>
-                  <w:pPr>
-                    <w:jc w:val="left"/>
-                  </w:pPr>
-                  <w:r>
-                    <w:rPr>
-                      <w:rFonts w:ascii="맑은 고딕" w:cs="맑은 고딕" w:eastAsia="맑은 고딕" w:hAnsi="맑은 고딕"/>
-                      <w:b w:val="false"/>
-                      <w:bCs w:val="false"/>
-                      <w:sz w:val="17"/>
-                      <w:szCs w:val="17"/>
-                    </w:rPr>
-                    <w:t xml:space="preserve">품질 평가, 비용 측정, 사용자 테스트, 개선</w:t>
-                  </w:r>
-                </w:p>
-              </w:tc>
-              <w:tc>
-                <w:tcPr>
-                  <w:tcW w:type="dxa" w:w="2754"/>
-                  <w:tcBorders>
-                    <w:top w:val="single" w:color="BFB5A6" w:sz="4"/>
-                    <w:left w:val="single" w:color="BFB5A6" w:sz="4"/>
-                    <w:bottom w:val="single" w:color="BFB5A6" w:sz="4"/>
-                    <w:right w:val="single" w:color="BFB5A6" w:sz="4"/>
-                  </w:tcBorders>
-                  <w:tcMar>
-                    <w:top w:type="dxa" w:w="50"/>
-                    <w:left w:type="dxa" w:w="90"/>
-                    <w:bottom w:type="dxa" w:w="50"/>
-                    <w:right w:type="dxa" w:w="90"/>
-                  </w:tcMar>
-                  <w:vAlign w:val="center"/>
-                </w:tcPr>
-                <w:p>
-                  <w:pPr>
-                    <w:jc w:val="left"/>
-                  </w:pPr>
-                  <w:r>
-                    <w:rPr>
-                      <w:rFonts w:ascii="맑은 고딕" w:cs="맑은 고딕" w:eastAsia="맑은 고딕" w:hAnsi="맑은 고딕"/>
-                      <w:b w:val="false"/>
-                      <w:bCs w:val="false"/>
-                      <w:sz w:val="17"/>
-                      <w:szCs w:val="17"/>
-                    </w:rPr>
-                    <w:t xml:space="preserve">MVP 시연 및 평가 결과</w:t>
-                  </w:r>
-                </w:p>
-              </w:tc>
-            </w:tr>
-          </w:tbl>
-          <w:p>
-            <w:pPr>
-              <w:spacing w:after="40"/>
-            </w:pPr>
-          </w:p>
-          <w:p>
-            <w:pPr>
-              <w:spacing w:after="60" w:line="300"/>
-            </w:pPr>
-            <w:r>
-              <w:rPr>
-                <w:rFonts w:ascii="맑은 고딕" w:cs="맑은 고딕" w:eastAsia="맑은 고딕" w:hAnsi="맑은 고딕"/>
-                <w:sz w:val="19"/>
-                <w:szCs w:val="19"/>
-              </w:rPr>
-              <w:t xml:space="preserve">엔진 분석과 근거 검증을 먼저 완성한 뒤 LLM 기능을 연결하는 순서로 리스크 감소</w:t>
+              <w:t xml:space="preserve">[ 근거 기반 자연어 해설 ]</w:t>
+            </w:r>
+          </w:p>
+          <w:p>
+            <w:pPr>
+              <w:pStyle w:val="ListParagraph"/>
+              <w:numPr>
+                <w:ilvl w:val="0"/>
+                <w:numId w:val="2"/>
+              </w:numPr>
+              <w:spacing w:after="40" w:line="300"/>
+            </w:pPr>
+            <w:r>
+              <w:rPr>
+                <w:rFonts w:ascii="맑은 고딕" w:cs="맑은 고딕" w:eastAsia="맑은 고딕" w:hAnsi="맑은 고딕"/>
+                <w:sz w:val="19"/>
+                <w:szCs w:val="19"/>
+              </w:rPr>
+              <w:t xml:space="preserve">"이 수가 왜 실수인가?", "추천 수를 두면 어떤 위협을 막을 수 있었나?" 등의 질문에 엔진 평가·변형 기반으로 답변</w:t>
+            </w:r>
+          </w:p>
+          <w:p>
+            <w:pPr>
+              <w:pStyle w:val="ListParagraph"/>
+              <w:numPr>
+                <w:ilvl w:val="0"/>
+                <w:numId w:val="2"/>
+              </w:numPr>
+              <w:spacing w:after="40" w:line="300"/>
+            </w:pPr>
+            <w:r>
+              <w:rPr>
+                <w:rFonts w:ascii="맑은 고딕" w:cs="맑은 고딕" w:eastAsia="맑은 고딕" w:hAnsi="맑은 고딕"/>
+                <w:sz w:val="19"/>
+                <w:szCs w:val="19"/>
+              </w:rPr>
+              <w:t xml:space="preserve">LLM은 체스 판단을 만들지 않고, 분석 계층이 산출한 근거를 문장으로 변환하는 역할만 담당</w:t>
+            </w:r>
+          </w:p>
+          <w:p>
+            <w:pPr>
+              <w:spacing w:after="60" w:before="140"/>
+            </w:pPr>
+            <w:r>
+              <w:rPr>
+                <w:rFonts w:ascii="맑은 고딕" w:cs="맑은 고딕" w:eastAsia="맑은 고딕" w:hAnsi="맑은 고딕"/>
+                <w:b/>
+                <w:bCs/>
+                <w:sz w:val="19"/>
+                <w:szCs w:val="19"/>
+              </w:rPr>
+              <w:t xml:space="preserve">[ 여러 대국의 반복 약점 분석 ]</w:t>
+            </w:r>
+          </w:p>
+          <w:p>
+            <w:pPr>
+              <w:pStyle w:val="ListParagraph"/>
+              <w:numPr>
+                <w:ilvl w:val="0"/>
+                <w:numId w:val="2"/>
+              </w:numPr>
+              <w:spacing w:after="40" w:line="300"/>
+            </w:pPr>
+            <w:r>
+              <w:rPr>
+                <w:rFonts w:ascii="맑은 고딕" w:cs="맑은 고딕" w:eastAsia="맑은 고딕" w:hAnsi="맑은 고딕"/>
+                <w:sz w:val="19"/>
+                <w:szCs w:val="19"/>
+              </w:rPr>
+              <w:t xml:space="preserve">반복 전술 실수, 오프닝별 성과, 중반·종반 실수 패턴, 시간 부족과 실수의 동반 발생 탐색</w:t>
+            </w:r>
+          </w:p>
+          <w:p>
+            <w:pPr>
+              <w:pStyle w:val="ListParagraph"/>
+              <w:numPr>
+                <w:ilvl w:val="0"/>
+                <w:numId w:val="2"/>
+              </w:numPr>
+              <w:spacing w:after="40" w:line="300"/>
+            </w:pPr>
+            <w:r>
+              <w:rPr>
+                <w:rFonts w:ascii="맑은 고딕" w:cs="맑은 고딕" w:eastAsia="맑은 고딕" w:hAnsi="맑은 고딕"/>
+                <w:sz w:val="19"/>
+                <w:szCs w:val="19"/>
+              </w:rPr>
+              <w:t xml:space="preserve">각 발견을 관련 대국·수순과 연결하고, 표본이 적은 패턴은 신뢰도 표시</w:t>
+            </w:r>
+          </w:p>
+          <w:p>
+            <w:pPr>
+              <w:spacing w:after="60" w:before="140"/>
+            </w:pPr>
+            <w:r>
+              <w:rPr>
+                <w:rFonts w:ascii="맑은 고딕" w:cs="맑은 고딕" w:eastAsia="맑은 고딕" w:hAnsi="맑은 고딕"/>
+                <w:b/>
+                <w:bCs/>
+                <w:sz w:val="19"/>
+                <w:szCs w:val="19"/>
+              </w:rPr>
+              <w:t xml:space="preserve">[ 기간별 리포트 및 훈련 추천 ]</w:t>
+            </w:r>
+          </w:p>
+          <w:p>
+            <w:pPr>
+              <w:pStyle w:val="ListParagraph"/>
+              <w:numPr>
+                <w:ilvl w:val="0"/>
+                <w:numId w:val="2"/>
+              </w:numPr>
+              <w:spacing w:after="40" w:line="300"/>
+            </w:pPr>
+            <w:r>
+              <w:rPr>
+                <w:rFonts w:ascii="맑은 고딕" w:cs="맑은 고딕" w:eastAsia="맑은 고딕" w:hAnsi="맑은 고딕"/>
+                <w:sz w:val="19"/>
+                <w:szCs w:val="19"/>
+              </w:rPr>
+              <w:t xml:space="preserve">주간·월간 요약, 레이팅·승률 추이, 실수 유형별 빈도 변화, 이전 리포트와의 비교</w:t>
+            </w:r>
+          </w:p>
+          <w:p>
+            <w:pPr>
+              <w:pStyle w:val="ListParagraph"/>
+              <w:numPr>
+                <w:ilvl w:val="0"/>
+                <w:numId w:val="2"/>
+              </w:numPr>
+              <w:spacing w:after="40" w:line="300"/>
+            </w:pPr>
+            <w:r>
+              <w:rPr>
+                <w:rFonts w:ascii="맑은 고딕" w:cs="맑은 고딕" w:eastAsia="맑은 고딕" w:hAnsi="맑은 고딕"/>
+                <w:sz w:val="19"/>
+                <w:szCs w:val="19"/>
+              </w:rPr>
+              <w:t xml:space="preserve">반복 약점에 맞춘 퍼즐·오프닝 복습·종반 학습·시간 관리 훈련 추천. 데이터 부족 시 단정 대신 추가 관찰 제안</w:t>
+            </w:r>
+          </w:p>
+          <w:p>
+            <w:pPr>
+              <w:spacing w:after="60" w:before="140"/>
+            </w:pPr>
+            <w:r>
+              <w:rPr>
+                <w:rFonts w:ascii="맑은 고딕" w:cs="맑은 고딕" w:eastAsia="맑은 고딕" w:hAnsi="맑은 고딕"/>
+                <w:b/>
+                <w:bCs/>
+                <w:sz w:val="19"/>
+                <w:szCs w:val="19"/>
+              </w:rPr>
+              <w:t xml:space="preserve">[ 기본 품질 요건 (경쟁 서비스에서 검증된 기능) ]</w:t>
+            </w:r>
+          </w:p>
+          <w:p>
+            <w:pPr>
+              <w:pStyle w:val="ListParagraph"/>
+              <w:numPr>
+                <w:ilvl w:val="0"/>
+                <w:numId w:val="2"/>
+              </w:numPr>
+              <w:spacing w:after="40" w:line="300"/>
+            </w:pPr>
+            <w:r>
+              <w:rPr>
+                <w:rFonts w:ascii="맑은 고딕" w:cs="맑은 고딕" w:eastAsia="맑은 고딕" w:hAnsi="맑은 고딕"/>
+                <w:sz w:val="19"/>
+                <w:szCs w:val="19"/>
+              </w:rPr>
+              <w:t xml:space="preserve">레이팅별 "찾기 어려움": Maia로 그 레이팅에서 찾을 수 있었던 수를 놓친 경우만 반복 약점으로 집계</w:t>
+            </w:r>
+          </w:p>
+          <w:p>
+            <w:pPr>
+              <w:pStyle w:val="ListParagraph"/>
+              <w:numPr>
+                <w:ilvl w:val="0"/>
+                <w:numId w:val="2"/>
+              </w:numPr>
+              <w:spacing w:after="40" w:line="300"/>
+            </w:pPr>
+            <w:r>
+              <w:rPr>
+                <w:rFonts w:ascii="맑은 고딕" w:cs="맑은 고딕" w:eastAsia="맑은 고딕" w:hAnsi="맑은 고딕"/>
+                <w:sz w:val="19"/>
+                <w:szCs w:val="19"/>
+              </w:rPr>
+              <w:t xml:space="preserve">응징 여부 구분: 상대가 놓친 실수와 실제로 응징된 실수를 따로 집계</w:t>
+            </w:r>
+          </w:p>
+          <w:p>
+            <w:pPr>
+              <w:pStyle w:val="ListParagraph"/>
+              <w:numPr>
+                <w:ilvl w:val="0"/>
+                <w:numId w:val="2"/>
+              </w:numPr>
+              <w:spacing w:after="40" w:line="300"/>
+            </w:pPr>
+            <w:r>
+              <w:rPr>
+                <w:rFonts w:ascii="맑은 고딕" w:cs="맑은 고딕" w:eastAsia="맑은 고딕" w:hAnsi="맑은 고딕"/>
+                <w:sz w:val="19"/>
+                <w:szCs w:val="19"/>
+              </w:rPr>
+              <w:t xml:space="preserve">뻔한 수를 뺀 손실 지표, 약 10판 단위 추세 표시</w:t>
+            </w:r>
+          </w:p>
+          <w:p>
+            <w:pPr>
+              <w:pStyle w:val="ListParagraph"/>
+              <w:numPr>
+                <w:ilvl w:val="0"/>
+                <w:numId w:val="2"/>
+              </w:numPr>
+              <w:spacing w:after="40" w:line="300"/>
+            </w:pPr>
+            <w:r>
+              <w:rPr>
+                <w:rFonts w:ascii="맑은 고딕" w:cs="맑은 고딕" w:eastAsia="맑은 고딕" w:hAnsi="맑은 고딕"/>
+                <w:sz w:val="19"/>
+                <w:szCs w:val="19"/>
+              </w:rPr>
+              <w:t xml:space="preserve">실수 포지션의 퀴즈화·간격 반복 복습, 실수한 포지션으로 돌아가 다시 두기</w:t>
             </w:r>
           </w:p>
         </w:tc>
@@ -4223,7 +4990,7 @@
                 <w:sz w:val="22"/>
                 <w:szCs w:val="22"/>
               </w:rPr>
-              <w:t xml:space="preserve">시장성 및 수익 모델</w:t>
+              <w:t xml:space="preserve">MVP 범위 및 일정</w:t>
             </w:r>
           </w:p>
         </w:tc>
@@ -4256,20 +5023,43 @@
                 <w:sz w:val="19"/>
                 <w:szCs w:val="19"/>
               </w:rPr>
-              <w:t xml:space="preserve">[ 시장성 가설 ]</w:t>
-            </w:r>
-          </w:p>
-          <w:p>
-            <w:pPr>
-              <w:spacing w:after="60" w:line="300"/>
-            </w:pPr>
-            <w:r>
-              <w:rPr>
-                <w:rFonts w:ascii="맑은 고딕" w:cs="맑은 고딕" w:eastAsia="맑은 고딕" w:hAnsi="맑은 고딕"/>
-                <w:sz w:val="19"/>
-                <w:szCs w:val="19"/>
-              </w:rPr>
-              <w:t xml:space="preserve">대국 분석·자연어 코칭·장기 통계 서비스의 존재는 체스 학습 도구의 제품 생태계와 유료화 모델을 보여 주나, 신규 서비스의 수요를 입증하지는 않으므로 사용자 검증 필요</w:t>
+              <w:t xml:space="preserve">[ MVP 포함 기능 ]</w:t>
+            </w:r>
+          </w:p>
+          <w:p>
+            <w:pPr>
+              <w:pStyle w:val="ListParagraph"/>
+              <w:numPr>
+                <w:ilvl w:val="0"/>
+                <w:numId w:val="2"/>
+              </w:numPr>
+              <w:spacing w:after="40" w:line="300"/>
+            </w:pPr>
+            <w:r>
+              <w:rPr>
+                <w:rFonts w:ascii="맑은 고딕" w:cs="맑은 고딕" w:eastAsia="맑은 고딕" w:hAnsi="맑은 고딕"/>
+                <w:sz w:val="19"/>
+                <w:szCs w:val="19"/>
+              </w:rPr>
+              <w:t xml:space="preserve">PGN 업로드 및 파싱, Stockfish 기반 대국 분석, 실수 후보·핵심 국면 탐지, 추천 수와 실제 수 비교</w:t>
+            </w:r>
+          </w:p>
+          <w:p>
+            <w:pPr>
+              <w:pStyle w:val="ListParagraph"/>
+              <w:numPr>
+                <w:ilvl w:val="0"/>
+                <w:numId w:val="2"/>
+              </w:numPr>
+              <w:spacing w:after="40" w:line="300"/>
+            </w:pPr>
+            <w:r>
+              <w:rPr>
+                <w:rFonts w:ascii="맑은 고딕" w:cs="맑은 고딕" w:eastAsia="맑은 고딕" w:hAnsi="맑은 고딕"/>
+                <w:sz w:val="19"/>
+                <w:szCs w:val="19"/>
+              </w:rPr>
+              <w:t xml:space="preserve">근거 기반 자연어 해설, 대국별 요약 리포트, 반복 약점 기초 통계, 기간별 비교 리포트, 리포트 기본 자연어 질의</w:t>
             </w:r>
           </w:p>
           <w:p>
@@ -4284,43 +5074,43 @@
                 <w:sz w:val="19"/>
                 <w:szCs w:val="19"/>
               </w:rPr>
-              <w:t xml:space="preserve">[ 수익 모델 후보 ]</w:t>
-            </w:r>
-          </w:p>
-          <w:p>
-            <w:pPr>
-              <w:pStyle w:val="ListParagraph"/>
-              <w:numPr>
-                <w:ilvl w:val="0"/>
-                <w:numId w:val="2"/>
-              </w:numPr>
-              <w:spacing w:after="40" w:line="300"/>
-            </w:pPr>
-            <w:r>
-              <w:rPr>
-                <w:rFonts w:ascii="맑은 고딕" w:cs="맑은 고딕" w:eastAsia="맑은 고딕" w:hAnsi="맑은 고딕"/>
-                <w:sz w:val="19"/>
-                <w:szCs w:val="19"/>
-              </w:rPr>
-              <w:t xml:space="preserve">B2C Freemium: 무료(월간 분석 대국 수·고급 리포트 제한) / 유료 구독(장기 분석, 대화형 질의, 상세 리포트, 훈련 추천, 이력 비교)</w:t>
-            </w:r>
-          </w:p>
-          <w:p>
-            <w:pPr>
-              <w:pStyle w:val="ListParagraph"/>
-              <w:numPr>
-                <w:ilvl w:val="0"/>
-                <w:numId w:val="2"/>
-              </w:numPr>
-              <w:spacing w:after="40" w:line="300"/>
-            </w:pPr>
-            <w:r>
-              <w:rPr>
-                <w:rFonts w:ascii="맑은 고딕" w:cs="맑은 고딕" w:eastAsia="맑은 고딕" w:hAnsi="맑은 고딕"/>
-                <w:sz w:val="19"/>
-                <w:szCs w:val="19"/>
-              </w:rPr>
-              <w:t xml:space="preserve">B2B 코치용: 학생별 대국 관리, 반복 약점·개선 추이, 수업용 리포트 내보내기, 진행 상황 대시보드</w:t>
+              <w:t xml:space="preserve">[ MVP 이후로 미룰 기능 ]</w:t>
+            </w:r>
+          </w:p>
+          <w:p>
+            <w:pPr>
+              <w:pStyle w:val="ListParagraph"/>
+              <w:numPr>
+                <w:ilvl w:val="0"/>
+                <w:numId w:val="2"/>
+              </w:numPr>
+              <w:spacing w:after="40" w:line="300"/>
+            </w:pPr>
+            <w:r>
+              <w:rPr>
+                <w:rFonts w:ascii="맑은 고딕" w:cs="맑은 고딕" w:eastAsia="맑은 고딕" w:hAnsi="맑은 고딕"/>
+                <w:sz w:val="19"/>
+                <w:szCs w:val="19"/>
+              </w:rPr>
+              <w:t xml:space="preserve">실시간 대국 중 코칭(공정성·플랫폼 정책 문제로 제외), 자체 엔진 개발, 복잡한 멀티에이전트 구조</w:t>
+            </w:r>
+          </w:p>
+          <w:p>
+            <w:pPr>
+              <w:pStyle w:val="ListParagraph"/>
+              <w:numPr>
+                <w:ilvl w:val="0"/>
+                <w:numId w:val="2"/>
+              </w:numPr>
+              <w:spacing w:after="40" w:line="300"/>
+            </w:pPr>
+            <w:r>
+              <w:rPr>
+                <w:rFonts w:ascii="맑은 고딕" w:cs="맑은 고딕" w:eastAsia="맑은 고딕" w:hAnsi="맑은 고딕"/>
+                <w:sz w:val="19"/>
+                <w:szCs w:val="19"/>
+              </w:rPr>
+              <w:t xml:space="preserve">초기부터의 완전한 마이크로서비스 분리, 소셜·랭킹 기능, 모든 외부 플랫폼 계정 연동</w:t>
             </w:r>
           </w:p>
           <w:p>
@@ -4335,43 +5125,756 @@
                 <w:sz w:val="19"/>
                 <w:szCs w:val="19"/>
               </w:rPr>
-              <w:t xml:space="preserve">[ 초기 검증 계획 ]</w:t>
-            </w:r>
-          </w:p>
-          <w:p>
-            <w:pPr>
-              <w:pStyle w:val="ListParagraph"/>
-              <w:numPr>
-                <w:ilvl w:val="0"/>
-                <w:numId w:val="2"/>
-              </w:numPr>
-              <w:spacing w:after="40" w:line="300"/>
-            </w:pPr>
-            <w:r>
-              <w:rPr>
-                <w:rFonts w:ascii="맑은 고딕" w:cs="맑은 고딕" w:eastAsia="맑은 고딕" w:hAnsi="맑은 고딕"/>
-                <w:sz w:val="19"/>
-                <w:szCs w:val="19"/>
-              </w:rPr>
-              <w:t xml:space="preserve">초보·중급 사용자 10~15명 인터뷰, 직접 업로드한 기보로 프로토타입 분석 결과 제공</w:t>
-            </w:r>
-          </w:p>
-          <w:p>
-            <w:pPr>
-              <w:pStyle w:val="ListParagraph"/>
-              <w:numPr>
-                <w:ilvl w:val="0"/>
-                <w:numId w:val="2"/>
-              </w:numPr>
-              <w:spacing w:after="40" w:line="300"/>
-            </w:pPr>
-            <w:r>
-              <w:rPr>
-                <w:rFonts w:ascii="맑은 고딕" w:cs="맑은 고딕" w:eastAsia="맑은 고딕" w:hAnsi="맑은 고딕"/>
-                <w:sz w:val="19"/>
-                <w:szCs w:val="19"/>
-              </w:rPr>
-              <w:t xml:space="preserve">설명의 이해도·신뢰도·유용성 평가, 기존 도구 대비 재사용 의향과 유료 기능 지불 의사 조사</w:t>
+              <w:t xml:space="preserve">[ 개발 일정 (약 10주) ]</w:t>
+            </w:r>
+          </w:p>
+          <w:tbl>
+            <w:tblPr>
+              <w:tblW w:type="dxa" w:w="7756"/>
+              <w:tblBorders>
+                <w:top w:val="single" w:color="auto" w:sz="4"/>
+                <w:left w:val="single" w:color="auto" w:sz="4"/>
+                <w:bottom w:val="single" w:color="auto" w:sz="4"/>
+                <w:right w:val="single" w:color="auto" w:sz="4"/>
+                <w:insideH w:val="single" w:color="auto" w:sz="4"/>
+                <w:insideV w:val="single" w:color="auto" w:sz="4"/>
+              </w:tblBorders>
+            </w:tblPr>
+            <w:tblGrid>
+              <w:gridCol w:w="1275"/>
+              <w:gridCol w:w="3727"/>
+              <w:gridCol w:w="2754"/>
+            </w:tblGrid>
+            <w:tr>
+              <w:trPr>
+                <w:tblHeader/>
+              </w:trPr>
+              <w:tc>
+                <w:tcPr>
+                  <w:tcW w:type="dxa" w:w="1275"/>
+                  <w:tcBorders>
+                    <w:top w:val="single" w:color="BFB5A6" w:sz="4"/>
+                    <w:left w:val="single" w:color="BFB5A6" w:sz="4"/>
+                    <w:bottom w:val="single" w:color="BFB5A6" w:sz="4"/>
+                    <w:right w:val="single" w:color="BFB5A6" w:sz="4"/>
+                  </w:tcBorders>
+                  <w:shd w:fill="EFEBE4" w:color="auto" w:val="clear"/>
+                  <w:tcMar>
+                    <w:top w:type="dxa" w:w="50"/>
+                    <w:left w:type="dxa" w:w="90"/>
+                    <w:bottom w:type="dxa" w:w="50"/>
+                    <w:right w:type="dxa" w:w="90"/>
+                  </w:tcMar>
+                  <w:vAlign w:val="center"/>
+                </w:tcPr>
+                <w:p>
+                  <w:pPr>
+                    <w:jc w:val="center"/>
+                  </w:pPr>
+                  <w:r>
+                    <w:rPr>
+                      <w:rFonts w:ascii="맑은 고딕" w:cs="맑은 고딕" w:eastAsia="맑은 고딕" w:hAnsi="맑은 고딕"/>
+                      <w:b/>
+                      <w:bCs/>
+                      <w:sz w:val="17"/>
+                      <w:szCs w:val="17"/>
+                    </w:rPr>
+                    <w:t xml:space="preserve">기간</w:t>
+                  </w:r>
+                </w:p>
+              </w:tc>
+              <w:tc>
+                <w:tcPr>
+                  <w:tcW w:type="dxa" w:w="3727"/>
+                  <w:tcBorders>
+                    <w:top w:val="single" w:color="BFB5A6" w:sz="4"/>
+                    <w:left w:val="single" w:color="BFB5A6" w:sz="4"/>
+                    <w:bottom w:val="single" w:color="BFB5A6" w:sz="4"/>
+                    <w:right w:val="single" w:color="BFB5A6" w:sz="4"/>
+                  </w:tcBorders>
+                  <w:shd w:fill="EFEBE4" w:color="auto" w:val="clear"/>
+                  <w:tcMar>
+                    <w:top w:type="dxa" w:w="50"/>
+                    <w:left w:type="dxa" w:w="90"/>
+                    <w:bottom w:type="dxa" w:w="50"/>
+                    <w:right w:type="dxa" w:w="90"/>
+                  </w:tcMar>
+                  <w:vAlign w:val="center"/>
+                </w:tcPr>
+                <w:p>
+                  <w:pPr>
+                    <w:jc w:val="center"/>
+                  </w:pPr>
+                  <w:r>
+                    <w:rPr>
+                      <w:rFonts w:ascii="맑은 고딕" w:cs="맑은 고딕" w:eastAsia="맑은 고딕" w:hAnsi="맑은 고딕"/>
+                      <w:b/>
+                      <w:bCs/>
+                      <w:sz w:val="17"/>
+                      <w:szCs w:val="17"/>
+                    </w:rPr>
+                    <w:t xml:space="preserve">작업</w:t>
+                  </w:r>
+                </w:p>
+              </w:tc>
+              <w:tc>
+                <w:tcPr>
+                  <w:tcW w:type="dxa" w:w="2754"/>
+                  <w:tcBorders>
+                    <w:top w:val="single" w:color="BFB5A6" w:sz="4"/>
+                    <w:left w:val="single" w:color="BFB5A6" w:sz="4"/>
+                    <w:bottom w:val="single" w:color="BFB5A6" w:sz="4"/>
+                    <w:right w:val="single" w:color="BFB5A6" w:sz="4"/>
+                  </w:tcBorders>
+                  <w:shd w:fill="EFEBE4" w:color="auto" w:val="clear"/>
+                  <w:tcMar>
+                    <w:top w:type="dxa" w:w="50"/>
+                    <w:left w:type="dxa" w:w="90"/>
+                    <w:bottom w:type="dxa" w:w="50"/>
+                    <w:right w:type="dxa" w:w="90"/>
+                  </w:tcMar>
+                  <w:vAlign w:val="center"/>
+                </w:tcPr>
+                <w:p>
+                  <w:pPr>
+                    <w:jc w:val="center"/>
+                  </w:pPr>
+                  <w:r>
+                    <w:rPr>
+                      <w:rFonts w:ascii="맑은 고딕" w:cs="맑은 고딕" w:eastAsia="맑은 고딕" w:hAnsi="맑은 고딕"/>
+                      <w:b/>
+                      <w:bCs/>
+                      <w:sz w:val="17"/>
+                      <w:szCs w:val="17"/>
+                    </w:rPr>
+                    <w:t xml:space="preserve">산출물</w:t>
+                  </w:r>
+                </w:p>
+              </w:tc>
+            </w:tr>
+            <w:tr>
+              <w:tc>
+                <w:tcPr>
+                  <w:tcW w:type="dxa" w:w="1275"/>
+                  <w:tcBorders>
+                    <w:top w:val="single" w:color="BFB5A6" w:sz="4"/>
+                    <w:left w:val="single" w:color="BFB5A6" w:sz="4"/>
+                    <w:bottom w:val="single" w:color="BFB5A6" w:sz="4"/>
+                    <w:right w:val="single" w:color="BFB5A6" w:sz="4"/>
+                  </w:tcBorders>
+                  <w:tcMar>
+                    <w:top w:type="dxa" w:w="50"/>
+                    <w:left w:type="dxa" w:w="90"/>
+                    <w:bottom w:type="dxa" w:w="50"/>
+                    <w:right w:type="dxa" w:w="90"/>
+                  </w:tcMar>
+                  <w:vAlign w:val="center"/>
+                </w:tcPr>
+                <w:p>
+                  <w:pPr>
+                    <w:jc w:val="left"/>
+                  </w:pPr>
+                  <w:r>
+                    <w:rPr>
+                      <w:rFonts w:ascii="맑은 고딕" w:cs="맑은 고딕" w:eastAsia="맑은 고딕" w:hAnsi="맑은 고딕"/>
+                      <w:b w:val="false"/>
+                      <w:bCs w:val="false"/>
+                      <w:sz w:val="17"/>
+                      <w:szCs w:val="17"/>
+                    </w:rPr>
+                    <w:t xml:space="preserve">1~2주</w:t>
+                  </w:r>
+                </w:p>
+              </w:tc>
+              <w:tc>
+                <w:tcPr>
+                  <w:tcW w:type="dxa" w:w="3727"/>
+                  <w:tcBorders>
+                    <w:top w:val="single" w:color="BFB5A6" w:sz="4"/>
+                    <w:left w:val="single" w:color="BFB5A6" w:sz="4"/>
+                    <w:bottom w:val="single" w:color="BFB5A6" w:sz="4"/>
+                    <w:right w:val="single" w:color="BFB5A6" w:sz="4"/>
+                  </w:tcBorders>
+                  <w:tcMar>
+                    <w:top w:type="dxa" w:w="50"/>
+                    <w:left w:type="dxa" w:w="90"/>
+                    <w:bottom w:type="dxa" w:w="50"/>
+                    <w:right w:type="dxa" w:w="90"/>
+                  </w:tcMar>
+                  <w:vAlign w:val="center"/>
+                </w:tcPr>
+                <w:p>
+                  <w:pPr>
+                    <w:jc w:val="left"/>
+                  </w:pPr>
+                  <w:r>
+                    <w:rPr>
+                      <w:rFonts w:ascii="맑은 고딕" w:cs="맑은 고딕" w:eastAsia="맑은 고딕" w:hAnsi="맑은 고딕"/>
+                      <w:b w:val="false"/>
+                      <w:bCs w:val="false"/>
+                      <w:sz w:val="17"/>
+                      <w:szCs w:val="17"/>
+                    </w:rPr>
+                    <w:t xml:space="preserve">요구사항 확정, PGN 파싱, 체스판 UI, Stockfish 연동</w:t>
+                  </w:r>
+                </w:p>
+              </w:tc>
+              <w:tc>
+                <w:tcPr>
+                  <w:tcW w:type="dxa" w:w="2754"/>
+                  <w:tcBorders>
+                    <w:top w:val="single" w:color="BFB5A6" w:sz="4"/>
+                    <w:left w:val="single" w:color="BFB5A6" w:sz="4"/>
+                    <w:bottom w:val="single" w:color="BFB5A6" w:sz="4"/>
+                    <w:right w:val="single" w:color="BFB5A6" w:sz="4"/>
+                  </w:tcBorders>
+                  <w:tcMar>
+                    <w:top w:type="dxa" w:w="50"/>
+                    <w:left w:type="dxa" w:w="90"/>
+                    <w:bottom w:type="dxa" w:w="50"/>
+                    <w:right w:type="dxa" w:w="90"/>
+                  </w:tcMar>
+                  <w:vAlign w:val="center"/>
+                </w:tcPr>
+                <w:p>
+                  <w:pPr>
+                    <w:jc w:val="left"/>
+                  </w:pPr>
+                  <w:r>
+                    <w:rPr>
+                      <w:rFonts w:ascii="맑은 고딕" w:cs="맑은 고딕" w:eastAsia="맑은 고딕" w:hAnsi="맑은 고딕"/>
+                      <w:b w:val="false"/>
+                      <w:bCs w:val="false"/>
+                      <w:sz w:val="17"/>
+                      <w:szCs w:val="17"/>
+                    </w:rPr>
+                    <w:t xml:space="preserve">기보 업로드 및 기본 엔진 분석</w:t>
+                  </w:r>
+                </w:p>
+              </w:tc>
+            </w:tr>
+            <w:tr>
+              <w:tc>
+                <w:tcPr>
+                  <w:tcW w:type="dxa" w:w="1275"/>
+                  <w:tcBorders>
+                    <w:top w:val="single" w:color="BFB5A6" w:sz="4"/>
+                    <w:left w:val="single" w:color="BFB5A6" w:sz="4"/>
+                    <w:bottom w:val="single" w:color="BFB5A6" w:sz="4"/>
+                    <w:right w:val="single" w:color="BFB5A6" w:sz="4"/>
+                  </w:tcBorders>
+                  <w:tcMar>
+                    <w:top w:type="dxa" w:w="50"/>
+                    <w:left w:type="dxa" w:w="90"/>
+                    <w:bottom w:type="dxa" w:w="50"/>
+                    <w:right w:type="dxa" w:w="90"/>
+                  </w:tcMar>
+                  <w:vAlign w:val="center"/>
+                </w:tcPr>
+                <w:p>
+                  <w:pPr>
+                    <w:jc w:val="left"/>
+                  </w:pPr>
+                  <w:r>
+                    <w:rPr>
+                      <w:rFonts w:ascii="맑은 고딕" w:cs="맑은 고딕" w:eastAsia="맑은 고딕" w:hAnsi="맑은 고딕"/>
+                      <w:b w:val="false"/>
+                      <w:bCs w:val="false"/>
+                      <w:sz w:val="17"/>
+                      <w:szCs w:val="17"/>
+                    </w:rPr>
+                    <w:t xml:space="preserve">3~4주</w:t>
+                  </w:r>
+                </w:p>
+              </w:tc>
+              <w:tc>
+                <w:tcPr>
+                  <w:tcW w:type="dxa" w:w="3727"/>
+                  <w:tcBorders>
+                    <w:top w:val="single" w:color="BFB5A6" w:sz="4"/>
+                    <w:left w:val="single" w:color="BFB5A6" w:sz="4"/>
+                    <w:bottom w:val="single" w:color="BFB5A6" w:sz="4"/>
+                    <w:right w:val="single" w:color="BFB5A6" w:sz="4"/>
+                  </w:tcBorders>
+                  <w:tcMar>
+                    <w:top w:type="dxa" w:w="50"/>
+                    <w:left w:type="dxa" w:w="90"/>
+                    <w:bottom w:type="dxa" w:w="50"/>
+                    <w:right w:type="dxa" w:w="90"/>
+                  </w:tcMar>
+                  <w:vAlign w:val="center"/>
+                </w:tcPr>
+                <w:p>
+                  <w:pPr>
+                    <w:jc w:val="left"/>
+                  </w:pPr>
+                  <w:r>
+                    <w:rPr>
+                      <w:rFonts w:ascii="맑은 고딕" w:cs="맑은 고딕" w:eastAsia="맑은 고딕" w:hAnsi="맑은 고딕"/>
+                      <w:b w:val="false"/>
+                      <w:bCs w:val="false"/>
+                      <w:sz w:val="17"/>
+                      <w:szCs w:val="17"/>
+                    </w:rPr>
+                    <w:t xml:space="preserve">실수 후보 탐지, 평가치 변화, 후보 수·변형 저장</w:t>
+                  </w:r>
+                </w:p>
+              </w:tc>
+              <w:tc>
+                <w:tcPr>
+                  <w:tcW w:type="dxa" w:w="2754"/>
+                  <w:tcBorders>
+                    <w:top w:val="single" w:color="BFB5A6" w:sz="4"/>
+                    <w:left w:val="single" w:color="BFB5A6" w:sz="4"/>
+                    <w:bottom w:val="single" w:color="BFB5A6" w:sz="4"/>
+                    <w:right w:val="single" w:color="BFB5A6" w:sz="4"/>
+                  </w:tcBorders>
+                  <w:tcMar>
+                    <w:top w:type="dxa" w:w="50"/>
+                    <w:left w:type="dxa" w:w="90"/>
+                    <w:bottom w:type="dxa" w:w="50"/>
+                    <w:right w:type="dxa" w:w="90"/>
+                  </w:tcMar>
+                  <w:vAlign w:val="center"/>
+                </w:tcPr>
+                <w:p>
+                  <w:pPr>
+                    <w:jc w:val="left"/>
+                  </w:pPr>
+                  <w:r>
+                    <w:rPr>
+                      <w:rFonts w:ascii="맑은 고딕" w:cs="맑은 고딕" w:eastAsia="맑은 고딕" w:hAnsi="맑은 고딕"/>
+                      <w:b w:val="false"/>
+                      <w:bCs w:val="false"/>
+                      <w:sz w:val="17"/>
+                      <w:szCs w:val="17"/>
+                    </w:rPr>
+                    <w:t xml:space="preserve">대국별 분석 결과</w:t>
+                  </w:r>
+                </w:p>
+              </w:tc>
+            </w:tr>
+            <w:tr>
+              <w:tc>
+                <w:tcPr>
+                  <w:tcW w:type="dxa" w:w="1275"/>
+                  <w:tcBorders>
+                    <w:top w:val="single" w:color="BFB5A6" w:sz="4"/>
+                    <w:left w:val="single" w:color="BFB5A6" w:sz="4"/>
+                    <w:bottom w:val="single" w:color="BFB5A6" w:sz="4"/>
+                    <w:right w:val="single" w:color="BFB5A6" w:sz="4"/>
+                  </w:tcBorders>
+                  <w:tcMar>
+                    <w:top w:type="dxa" w:w="50"/>
+                    <w:left w:type="dxa" w:w="90"/>
+                    <w:bottom w:type="dxa" w:w="50"/>
+                    <w:right w:type="dxa" w:w="90"/>
+                  </w:tcMar>
+                  <w:vAlign w:val="center"/>
+                </w:tcPr>
+                <w:p>
+                  <w:pPr>
+                    <w:jc w:val="left"/>
+                  </w:pPr>
+                  <w:r>
+                    <w:rPr>
+                      <w:rFonts w:ascii="맑은 고딕" w:cs="맑은 고딕" w:eastAsia="맑은 고딕" w:hAnsi="맑은 고딕"/>
+                      <w:b w:val="false"/>
+                      <w:bCs w:val="false"/>
+                      <w:sz w:val="17"/>
+                      <w:szCs w:val="17"/>
+                    </w:rPr>
+                    <w:t xml:space="preserve">5~6주</w:t>
+                  </w:r>
+                </w:p>
+              </w:tc>
+              <w:tc>
+                <w:tcPr>
+                  <w:tcW w:type="dxa" w:w="3727"/>
+                  <w:tcBorders>
+                    <w:top w:val="single" w:color="BFB5A6" w:sz="4"/>
+                    <w:left w:val="single" w:color="BFB5A6" w:sz="4"/>
+                    <w:bottom w:val="single" w:color="BFB5A6" w:sz="4"/>
+                    <w:right w:val="single" w:color="BFB5A6" w:sz="4"/>
+                  </w:tcBorders>
+                  <w:tcMar>
+                    <w:top w:type="dxa" w:w="50"/>
+                    <w:left w:type="dxa" w:w="90"/>
+                    <w:bottom w:type="dxa" w:w="50"/>
+                    <w:right w:type="dxa" w:w="90"/>
+                  </w:tcMar>
+                  <w:vAlign w:val="center"/>
+                </w:tcPr>
+                <w:p>
+                  <w:pPr>
+                    <w:jc w:val="left"/>
+                  </w:pPr>
+                  <w:r>
+                    <w:rPr>
+                      <w:rFonts w:ascii="맑은 고딕" w:cs="맑은 고딕" w:eastAsia="맑은 고딕" w:hAnsi="맑은 고딕"/>
+                      <w:b w:val="false"/>
+                      <w:bCs w:val="false"/>
+                      <w:sz w:val="17"/>
+                      <w:szCs w:val="17"/>
+                    </w:rPr>
+                    <w:t xml:space="preserve">근거 구조 설계, LLM 설명 생성, 수순 검증</w:t>
+                  </w:r>
+                </w:p>
+              </w:tc>
+              <w:tc>
+                <w:tcPr>
+                  <w:tcW w:type="dxa" w:w="2754"/>
+                  <w:tcBorders>
+                    <w:top w:val="single" w:color="BFB5A6" w:sz="4"/>
+                    <w:left w:val="single" w:color="BFB5A6" w:sz="4"/>
+                    <w:bottom w:val="single" w:color="BFB5A6" w:sz="4"/>
+                    <w:right w:val="single" w:color="BFB5A6" w:sz="4"/>
+                  </w:tcBorders>
+                  <w:tcMar>
+                    <w:top w:type="dxa" w:w="50"/>
+                    <w:left w:type="dxa" w:w="90"/>
+                    <w:bottom w:type="dxa" w:w="50"/>
+                    <w:right w:type="dxa" w:w="90"/>
+                  </w:tcMar>
+                  <w:vAlign w:val="center"/>
+                </w:tcPr>
+                <w:p>
+                  <w:pPr>
+                    <w:jc w:val="left"/>
+                  </w:pPr>
+                  <w:r>
+                    <w:rPr>
+                      <w:rFonts w:ascii="맑은 고딕" w:cs="맑은 고딕" w:eastAsia="맑은 고딕" w:hAnsi="맑은 고딕"/>
+                      <w:b w:val="false"/>
+                      <w:bCs w:val="false"/>
+                      <w:sz w:val="17"/>
+                      <w:szCs w:val="17"/>
+                    </w:rPr>
+                    <w:t xml:space="preserve">근거 기반 자연어 해설</w:t>
+                  </w:r>
+                </w:p>
+              </w:tc>
+            </w:tr>
+            <w:tr>
+              <w:tc>
+                <w:tcPr>
+                  <w:tcW w:type="dxa" w:w="1275"/>
+                  <w:tcBorders>
+                    <w:top w:val="single" w:color="BFB5A6" w:sz="4"/>
+                    <w:left w:val="single" w:color="BFB5A6" w:sz="4"/>
+                    <w:bottom w:val="single" w:color="BFB5A6" w:sz="4"/>
+                    <w:right w:val="single" w:color="BFB5A6" w:sz="4"/>
+                  </w:tcBorders>
+                  <w:tcMar>
+                    <w:top w:type="dxa" w:w="50"/>
+                    <w:left w:type="dxa" w:w="90"/>
+                    <w:bottom w:type="dxa" w:w="50"/>
+                    <w:right w:type="dxa" w:w="90"/>
+                  </w:tcMar>
+                  <w:vAlign w:val="center"/>
+                </w:tcPr>
+                <w:p>
+                  <w:pPr>
+                    <w:jc w:val="left"/>
+                  </w:pPr>
+                  <w:r>
+                    <w:rPr>
+                      <w:rFonts w:ascii="맑은 고딕" w:cs="맑은 고딕" w:eastAsia="맑은 고딕" w:hAnsi="맑은 고딕"/>
+                      <w:b w:val="false"/>
+                      <w:bCs w:val="false"/>
+                      <w:sz w:val="17"/>
+                      <w:szCs w:val="17"/>
+                    </w:rPr>
+                    <w:t xml:space="preserve">7~8주</w:t>
+                  </w:r>
+                </w:p>
+              </w:tc>
+              <w:tc>
+                <w:tcPr>
+                  <w:tcW w:type="dxa" w:w="3727"/>
+                  <w:tcBorders>
+                    <w:top w:val="single" w:color="BFB5A6" w:sz="4"/>
+                    <w:left w:val="single" w:color="BFB5A6" w:sz="4"/>
+                    <w:bottom w:val="single" w:color="BFB5A6" w:sz="4"/>
+                    <w:right w:val="single" w:color="BFB5A6" w:sz="4"/>
+                  </w:tcBorders>
+                  <w:tcMar>
+                    <w:top w:type="dxa" w:w="50"/>
+                    <w:left w:type="dxa" w:w="90"/>
+                    <w:bottom w:type="dxa" w:w="50"/>
+                    <w:right w:type="dxa" w:w="90"/>
+                  </w:tcMar>
+                  <w:vAlign w:val="center"/>
+                </w:tcPr>
+                <w:p>
+                  <w:pPr>
+                    <w:jc w:val="left"/>
+                  </w:pPr>
+                  <w:r>
+                    <w:rPr>
+                      <w:rFonts w:ascii="맑은 고딕" w:cs="맑은 고딕" w:eastAsia="맑은 고딕" w:hAnsi="맑은 고딕"/>
+                      <w:b w:val="false"/>
+                      <w:bCs w:val="false"/>
+                      <w:sz w:val="17"/>
+                      <w:szCs w:val="17"/>
+                    </w:rPr>
+                    <w:t xml:space="preserve">대국별 리포트, 통계 집계, 반복 약점 분석</w:t>
+                  </w:r>
+                </w:p>
+              </w:tc>
+              <w:tc>
+                <w:tcPr>
+                  <w:tcW w:type="dxa" w:w="2754"/>
+                  <w:tcBorders>
+                    <w:top w:val="single" w:color="BFB5A6" w:sz="4"/>
+                    <w:left w:val="single" w:color="BFB5A6" w:sz="4"/>
+                    <w:bottom w:val="single" w:color="BFB5A6" w:sz="4"/>
+                    <w:right w:val="single" w:color="BFB5A6" w:sz="4"/>
+                  </w:tcBorders>
+                  <w:tcMar>
+                    <w:top w:type="dxa" w:w="50"/>
+                    <w:left w:type="dxa" w:w="90"/>
+                    <w:bottom w:type="dxa" w:w="50"/>
+                    <w:right w:type="dxa" w:w="90"/>
+                  </w:tcMar>
+                  <w:vAlign w:val="center"/>
+                </w:tcPr>
+                <w:p>
+                  <w:pPr>
+                    <w:jc w:val="left"/>
+                  </w:pPr>
+                  <w:r>
+                    <w:rPr>
+                      <w:rFonts w:ascii="맑은 고딕" w:cs="맑은 고딕" w:eastAsia="맑은 고딕" w:hAnsi="맑은 고딕"/>
+                      <w:b w:val="false"/>
+                      <w:bCs w:val="false"/>
+                      <w:sz w:val="17"/>
+                      <w:szCs w:val="17"/>
+                    </w:rPr>
+                    <w:t xml:space="preserve">개인별 분석 리포트</w:t>
+                  </w:r>
+                </w:p>
+              </w:tc>
+            </w:tr>
+            <w:tr>
+              <w:tc>
+                <w:tcPr>
+                  <w:tcW w:type="dxa" w:w="1275"/>
+                  <w:tcBorders>
+                    <w:top w:val="single" w:color="BFB5A6" w:sz="4"/>
+                    <w:left w:val="single" w:color="BFB5A6" w:sz="4"/>
+                    <w:bottom w:val="single" w:color="BFB5A6" w:sz="4"/>
+                    <w:right w:val="single" w:color="BFB5A6" w:sz="4"/>
+                  </w:tcBorders>
+                  <w:tcMar>
+                    <w:top w:type="dxa" w:w="50"/>
+                    <w:left w:type="dxa" w:w="90"/>
+                    <w:bottom w:type="dxa" w:w="50"/>
+                    <w:right w:type="dxa" w:w="90"/>
+                  </w:tcMar>
+                  <w:vAlign w:val="center"/>
+                </w:tcPr>
+                <w:p>
+                  <w:pPr>
+                    <w:jc w:val="left"/>
+                  </w:pPr>
+                  <w:r>
+                    <w:rPr>
+                      <w:rFonts w:ascii="맑은 고딕" w:cs="맑은 고딕" w:eastAsia="맑은 고딕" w:hAnsi="맑은 고딕"/>
+                      <w:b w:val="false"/>
+                      <w:bCs w:val="false"/>
+                      <w:sz w:val="17"/>
+                      <w:szCs w:val="17"/>
+                    </w:rPr>
+                    <w:t xml:space="preserve">9주</w:t>
+                  </w:r>
+                </w:p>
+              </w:tc>
+              <w:tc>
+                <w:tcPr>
+                  <w:tcW w:type="dxa" w:w="3727"/>
+                  <w:tcBorders>
+                    <w:top w:val="single" w:color="BFB5A6" w:sz="4"/>
+                    <w:left w:val="single" w:color="BFB5A6" w:sz="4"/>
+                    <w:bottom w:val="single" w:color="BFB5A6" w:sz="4"/>
+                    <w:right w:val="single" w:color="BFB5A6" w:sz="4"/>
+                  </w:tcBorders>
+                  <w:tcMar>
+                    <w:top w:type="dxa" w:w="50"/>
+                    <w:left w:type="dxa" w:w="90"/>
+                    <w:bottom w:type="dxa" w:w="50"/>
+                    <w:right w:type="dxa" w:w="90"/>
+                  </w:tcMar>
+                  <w:vAlign w:val="center"/>
+                </w:tcPr>
+                <w:p>
+                  <w:pPr>
+                    <w:jc w:val="left"/>
+                  </w:pPr>
+                  <w:r>
+                    <w:rPr>
+                      <w:rFonts w:ascii="맑은 고딕" w:cs="맑은 고딕" w:eastAsia="맑은 고딕" w:hAnsi="맑은 고딕"/>
+                      <w:b w:val="false"/>
+                      <w:bCs w:val="false"/>
+                      <w:sz w:val="17"/>
+                      <w:szCs w:val="17"/>
+                    </w:rPr>
+                    <w:t xml:space="preserve">기간별 비교, 대화형 후속 질문</w:t>
+                  </w:r>
+                </w:p>
+              </w:tc>
+              <w:tc>
+                <w:tcPr>
+                  <w:tcW w:type="dxa" w:w="2754"/>
+                  <w:tcBorders>
+                    <w:top w:val="single" w:color="BFB5A6" w:sz="4"/>
+                    <w:left w:val="single" w:color="BFB5A6" w:sz="4"/>
+                    <w:bottom w:val="single" w:color="BFB5A6" w:sz="4"/>
+                    <w:right w:val="single" w:color="BFB5A6" w:sz="4"/>
+                  </w:tcBorders>
+                  <w:tcMar>
+                    <w:top w:type="dxa" w:w="50"/>
+                    <w:left w:type="dxa" w:w="90"/>
+                    <w:bottom w:type="dxa" w:w="50"/>
+                    <w:right w:type="dxa" w:w="90"/>
+                  </w:tcMar>
+                  <w:vAlign w:val="center"/>
+                </w:tcPr>
+                <w:p>
+                  <w:pPr>
+                    <w:jc w:val="left"/>
+                  </w:pPr>
+                  <w:r>
+                    <w:rPr>
+                      <w:rFonts w:ascii="맑은 고딕" w:cs="맑은 고딕" w:eastAsia="맑은 고딕" w:hAnsi="맑은 고딕"/>
+                      <w:b w:val="false"/>
+                      <w:bCs w:val="false"/>
+                      <w:sz w:val="17"/>
+                      <w:szCs w:val="17"/>
+                    </w:rPr>
+                    <w:t xml:space="preserve">통합 분석 흐름</w:t>
+                  </w:r>
+                </w:p>
+              </w:tc>
+            </w:tr>
+            <w:tr>
+              <w:tc>
+                <w:tcPr>
+                  <w:tcW w:type="dxa" w:w="1275"/>
+                  <w:tcBorders>
+                    <w:top w:val="single" w:color="BFB5A6" w:sz="4"/>
+                    <w:left w:val="single" w:color="BFB5A6" w:sz="4"/>
+                    <w:bottom w:val="single" w:color="BFB5A6" w:sz="4"/>
+                    <w:right w:val="single" w:color="BFB5A6" w:sz="4"/>
+                  </w:tcBorders>
+                  <w:tcMar>
+                    <w:top w:type="dxa" w:w="50"/>
+                    <w:left w:type="dxa" w:w="90"/>
+                    <w:bottom w:type="dxa" w:w="50"/>
+                    <w:right w:type="dxa" w:w="90"/>
+                  </w:tcMar>
+                  <w:vAlign w:val="center"/>
+                </w:tcPr>
+                <w:p>
+                  <w:pPr>
+                    <w:jc w:val="left"/>
+                  </w:pPr>
+                  <w:r>
+                    <w:rPr>
+                      <w:rFonts w:ascii="맑은 고딕" w:cs="맑은 고딕" w:eastAsia="맑은 고딕" w:hAnsi="맑은 고딕"/>
+                      <w:b w:val="false"/>
+                      <w:bCs w:val="false"/>
+                      <w:sz w:val="17"/>
+                      <w:szCs w:val="17"/>
+                    </w:rPr>
+                    <w:t xml:space="preserve">10주</w:t>
+                  </w:r>
+                </w:p>
+              </w:tc>
+              <w:tc>
+                <w:tcPr>
+                  <w:tcW w:type="dxa" w:w="3727"/>
+                  <w:tcBorders>
+                    <w:top w:val="single" w:color="BFB5A6" w:sz="4"/>
+                    <w:left w:val="single" w:color="BFB5A6" w:sz="4"/>
+                    <w:bottom w:val="single" w:color="BFB5A6" w:sz="4"/>
+                    <w:right w:val="single" w:color="BFB5A6" w:sz="4"/>
+                  </w:tcBorders>
+                  <w:tcMar>
+                    <w:top w:type="dxa" w:w="50"/>
+                    <w:left w:type="dxa" w:w="90"/>
+                    <w:bottom w:type="dxa" w:w="50"/>
+                    <w:right w:type="dxa" w:w="90"/>
+                  </w:tcMar>
+                  <w:vAlign w:val="center"/>
+                </w:tcPr>
+                <w:p>
+                  <w:pPr>
+                    <w:jc w:val="left"/>
+                  </w:pPr>
+                  <w:r>
+                    <w:rPr>
+                      <w:rFonts w:ascii="맑은 고딕" w:cs="맑은 고딕" w:eastAsia="맑은 고딕" w:hAnsi="맑은 고딕"/>
+                      <w:b w:val="false"/>
+                      <w:bCs w:val="false"/>
+                      <w:sz w:val="17"/>
+                      <w:szCs w:val="17"/>
+                    </w:rPr>
+                    <w:t xml:space="preserve">품질 평가, 비용 측정, 사용자 테스트, 개선</w:t>
+                  </w:r>
+                </w:p>
+              </w:tc>
+              <w:tc>
+                <w:tcPr>
+                  <w:tcW w:type="dxa" w:w="2754"/>
+                  <w:tcBorders>
+                    <w:top w:val="single" w:color="BFB5A6" w:sz="4"/>
+                    <w:left w:val="single" w:color="BFB5A6" w:sz="4"/>
+                    <w:bottom w:val="single" w:color="BFB5A6" w:sz="4"/>
+                    <w:right w:val="single" w:color="BFB5A6" w:sz="4"/>
+                  </w:tcBorders>
+                  <w:tcMar>
+                    <w:top w:type="dxa" w:w="50"/>
+                    <w:left w:type="dxa" w:w="90"/>
+                    <w:bottom w:type="dxa" w:w="50"/>
+                    <w:right w:type="dxa" w:w="90"/>
+                  </w:tcMar>
+                  <w:vAlign w:val="center"/>
+                </w:tcPr>
+                <w:p>
+                  <w:pPr>
+                    <w:jc w:val="left"/>
+                  </w:pPr>
+                  <w:r>
+                    <w:rPr>
+                      <w:rFonts w:ascii="맑은 고딕" w:cs="맑은 고딕" w:eastAsia="맑은 고딕" w:hAnsi="맑은 고딕"/>
+                      <w:b w:val="false"/>
+                      <w:bCs w:val="false"/>
+                      <w:sz w:val="17"/>
+                      <w:szCs w:val="17"/>
+                    </w:rPr>
+                    <w:t xml:space="preserve">MVP 시연 및 평가 결과</w:t>
+                  </w:r>
+                </w:p>
+              </w:tc>
+            </w:tr>
+          </w:tbl>
+          <w:p>
+            <w:pPr>
+              <w:spacing w:after="40"/>
+            </w:pPr>
+          </w:p>
+          <w:p>
+            <w:pPr>
+              <w:spacing w:after="60" w:line="300"/>
+            </w:pPr>
+            <w:r>
+              <w:rPr>
+                <w:rFonts w:ascii="맑은 고딕" w:cs="맑은 고딕" w:eastAsia="맑은 고딕" w:hAnsi="맑은 고딕"/>
+                <w:sz w:val="19"/>
+                <w:szCs w:val="19"/>
+              </w:rPr>
+              <w:t xml:space="preserve">엔진 분석과 근거 검증을 먼저 완성한 뒤 LLM 기능을 연결하는 순서로 리스크 감소</w:t>
             </w:r>
           </w:p>
         </w:tc>
@@ -5168,6 +6671,142 @@
                 </w:p>
               </w:tc>
             </w:tr>
+            <w:tr>
+              <w:tc>
+                <w:tcPr>
+                  <w:tcW w:type="dxa" w:w="2256"/>
+                  <w:tcBorders>
+                    <w:top w:val="single" w:color="BFB5A6" w:sz="4"/>
+                    <w:left w:val="single" w:color="BFB5A6" w:sz="4"/>
+                    <w:bottom w:val="single" w:color="BFB5A6" w:sz="4"/>
+                    <w:right w:val="single" w:color="BFB5A6" w:sz="4"/>
+                  </w:tcBorders>
+                  <w:tcMar>
+                    <w:top w:type="dxa" w:w="50"/>
+                    <w:left w:type="dxa" w:w="90"/>
+                    <w:bottom w:type="dxa" w:w="50"/>
+                    <w:right w:type="dxa" w:w="90"/>
+                  </w:tcMar>
+                  <w:vAlign w:val="center"/>
+                </w:tcPr>
+                <w:p>
+                  <w:pPr>
+                    <w:jc w:val="left"/>
+                  </w:pPr>
+                  <w:r>
+                    <w:rPr>
+                      <w:rFonts w:ascii="맑은 고딕" w:cs="맑은 고딕" w:eastAsia="맑은 고딕" w:hAnsi="맑은 고딕"/>
+                      <w:b w:val="false"/>
+                      <w:bCs w:val="false"/>
+                      <w:sz w:val="17"/>
+                      <w:szCs w:val="17"/>
+                    </w:rPr>
+                    <w:t xml:space="preserve">Chess.com API 이용 조건</w:t>
+                  </w:r>
+                </w:p>
+              </w:tc>
+              <w:tc>
+                <w:tcPr>
+                  <w:tcW w:type="dxa" w:w="5500"/>
+                  <w:tcBorders>
+                    <w:top w:val="single" w:color="BFB5A6" w:sz="4"/>
+                    <w:left w:val="single" w:color="BFB5A6" w:sz="4"/>
+                    <w:bottom w:val="single" w:color="BFB5A6" w:sz="4"/>
+                    <w:right w:val="single" w:color="BFB5A6" w:sz="4"/>
+                  </w:tcBorders>
+                  <w:tcMar>
+                    <w:top w:type="dxa" w:w="50"/>
+                    <w:left w:type="dxa" w:w="90"/>
+                    <w:bottom w:type="dxa" w:w="50"/>
+                    <w:right w:type="dxa" w:w="90"/>
+                  </w:tcMar>
+                  <w:vAlign w:val="center"/>
+                </w:tcPr>
+                <w:p>
+                  <w:pPr>
+                    <w:jc w:val="left"/>
+                  </w:pPr>
+                  <w:r>
+                    <w:rPr>
+                      <w:rFonts w:ascii="맑은 고딕" w:cs="맑은 고딕" w:eastAsia="맑은 고딕" w:hAnsi="맑은 고딕"/>
+                      <w:b w:val="false"/>
+                      <w:bCs w:val="false"/>
+                      <w:sz w:val="17"/>
+                      <w:szCs w:val="17"/>
+                    </w:rPr>
+                    <w:t xml:space="preserve">"자사 기능·IP 복제 금지" 문구 → 상업 연동 전 약관 검토, PGN 업로드와 Lichess를 기본 경로로 유지</w:t>
+                  </w:r>
+                </w:p>
+              </w:tc>
+            </w:tr>
+            <w:tr>
+              <w:tc>
+                <w:tcPr>
+                  <w:tcW w:type="dxa" w:w="2256"/>
+                  <w:tcBorders>
+                    <w:top w:val="single" w:color="BFB5A6" w:sz="4"/>
+                    <w:left w:val="single" w:color="BFB5A6" w:sz="4"/>
+                    <w:bottom w:val="single" w:color="BFB5A6" w:sz="4"/>
+                    <w:right w:val="single" w:color="BFB5A6" w:sz="4"/>
+                  </w:tcBorders>
+                  <w:tcMar>
+                    <w:top w:type="dxa" w:w="50"/>
+                    <w:left w:type="dxa" w:w="90"/>
+                    <w:bottom w:type="dxa" w:w="50"/>
+                    <w:right w:type="dxa" w:w="90"/>
+                  </w:tcMar>
+                  <w:vAlign w:val="center"/>
+                </w:tcPr>
+                <w:p>
+                  <w:pPr>
+                    <w:jc w:val="left"/>
+                  </w:pPr>
+                  <w:r>
+                    <w:rPr>
+                      <w:rFonts w:ascii="맑은 고딕" w:cs="맑은 고딕" w:eastAsia="맑은 고딕" w:hAnsi="맑은 고딕"/>
+                      <w:b w:val="false"/>
+                      <w:bCs w:val="false"/>
+                      <w:sz w:val="17"/>
+                      <w:szCs w:val="17"/>
+                    </w:rPr>
+                    <w:t xml:space="preserve">파인튜닝 데이터의 약관 문제</w:t>
+                  </w:r>
+                </w:p>
+              </w:tc>
+              <w:tc>
+                <w:tcPr>
+                  <w:tcW w:type="dxa" w:w="5500"/>
+                  <w:tcBorders>
+                    <w:top w:val="single" w:color="BFB5A6" w:sz="4"/>
+                    <w:left w:val="single" w:color="BFB5A6" w:sz="4"/>
+                    <w:bottom w:val="single" w:color="BFB5A6" w:sz="4"/>
+                    <w:right w:val="single" w:color="BFB5A6" w:sz="4"/>
+                  </w:tcBorders>
+                  <w:tcMar>
+                    <w:top w:type="dxa" w:w="50"/>
+                    <w:left w:type="dxa" w:w="90"/>
+                    <w:bottom w:type="dxa" w:w="50"/>
+                    <w:right w:type="dxa" w:w="90"/>
+                  </w:tcMar>
+                  <w:vAlign w:val="center"/>
+                </w:tcPr>
+                <w:p>
+                  <w:pPr>
+                    <w:jc w:val="left"/>
+                  </w:pPr>
+                  <w:r>
+                    <w:rPr>
+                      <w:rFonts w:ascii="맑은 고딕" w:cs="맑은 고딕" w:eastAsia="맑은 고딕" w:hAnsi="맑은 고딕"/>
+                      <w:b w:val="false"/>
+                      <w:bCs w:val="false"/>
+                      <w:sz w:val="17"/>
+                      <w:szCs w:val="17"/>
+                    </w:rPr>
+                    <w:t xml:space="preserve">상용 LLM 출력을 학습에 쓸 경우 제공사 약관 확인, 숙련자 작성·검수 해설 비중 확보</w:t>
+                  </w:r>
+                </w:p>
+              </w:tc>
+            </w:tr>
           </w:tbl>
           <w:p>
             <w:pPr>
@@ -6388,7 +8027,7 @@
                 <w:sz w:val="22"/>
                 <w:szCs w:val="22"/>
               </w:rPr>
-              <w:t xml:space="preserve">R&amp;R</w:t>
+              <w:t xml:space="preserve">참고 자료</w:t>
             </w:r>
           </w:p>
         </w:tc>
@@ -6411,6 +8050,19 @@
           </w:tcPr>
           <w:p>
             <w:pPr>
+              <w:spacing w:after="60" w:line="300"/>
+            </w:pPr>
+            <w:r>
+              <w:rPr>
+                <w:rFonts w:ascii="맑은 고딕" w:cs="맑은 고딕" w:eastAsia="맑은 고딕" w:hAnsi="맑은 고딕"/>
+                <w:sz w:val="19"/>
+                <w:szCs w:val="19"/>
+              </w:rPr>
+              <w:t xml:space="preserve">2026-10 확인 기준. 서비스 기능·라이선스는 변경될 수 있어 제출 전 재확인 필요</w:t>
+            </w:r>
+          </w:p>
+          <w:p>
+            <w:pPr>
               <w:spacing w:after="60" w:before="140"/>
             </w:pPr>
             <w:r>
@@ -6421,43 +8073,187 @@
                 <w:sz w:val="19"/>
                 <w:szCs w:val="19"/>
               </w:rPr>
-              <w:t xml:space="preserve">[ 총괄 / PM : [이름] ]</w:t>
-            </w:r>
-          </w:p>
-          <w:p>
-            <w:pPr>
-              <w:pStyle w:val="ListParagraph"/>
-              <w:numPr>
-                <w:ilvl w:val="0"/>
-                <w:numId w:val="2"/>
-              </w:numPr>
-              <w:spacing w:after="40" w:line="300"/>
-            </w:pPr>
-            <w:r>
-              <w:rPr>
-                <w:rFonts w:ascii="맑은 고딕" w:cs="맑은 고딕" w:eastAsia="맑은 고딕" w:hAnsi="맑은 고딕"/>
-                <w:sz w:val="19"/>
-                <w:szCs w:val="19"/>
-              </w:rPr>
-              <w:t xml:space="preserve">프로젝트 관리: 요구사항 정의, 차별점 검증을 위한 사용자 인터뷰·테스트 진행</w:t>
-            </w:r>
-          </w:p>
-          <w:p>
-            <w:pPr>
-              <w:pStyle w:val="ListParagraph"/>
-              <w:numPr>
-                <w:ilvl w:val="0"/>
-                <w:numId w:val="2"/>
-              </w:numPr>
-              <w:spacing w:after="40" w:line="300"/>
-            </w:pPr>
-            <w:r>
-              <w:rPr>
-                <w:rFonts w:ascii="맑은 고딕" w:cs="맑은 고딕" w:eastAsia="맑은 고딕" w:hAnsi="맑은 고딕"/>
-                <w:sz w:val="19"/>
-                <w:szCs w:val="19"/>
-              </w:rPr>
-              <w:t xml:space="preserve">일정 관리: WBS 기반 일정 점검 및 지연 관리</w:t>
+              <w:t xml:space="preserve">[ 시장·기존 서비스 ]</w:t>
+            </w:r>
+          </w:p>
+          <w:p>
+            <w:pPr>
+              <w:pStyle w:val="ListParagraph"/>
+              <w:numPr>
+                <w:ilvl w:val="0"/>
+                <w:numId w:val="2"/>
+              </w:numPr>
+              <w:spacing w:after="40" w:line="300"/>
+            </w:pPr>
+            <w:r>
+              <w:rPr>
+                <w:rFonts w:ascii="맑은 고딕" w:cs="맑은 고딕" w:eastAsia="맑은 고딕" w:hAnsi="맑은 고딕"/>
+                <w:sz w:val="19"/>
+                <w:szCs w:val="19"/>
+              </w:rPr>
+              <w:t xml:space="preserve">Chess.com 2026 Q1 Board Report: https://www.chess.com/board-reports/2026-q1</w:t>
+            </w:r>
+          </w:p>
+          <w:p>
+            <w:pPr>
+              <w:pStyle w:val="ListParagraph"/>
+              <w:numPr>
+                <w:ilvl w:val="0"/>
+                <w:numId w:val="2"/>
+              </w:numPr>
+              <w:spacing w:after="40" w:line="300"/>
+            </w:pPr>
+            <w:r>
+              <w:rPr>
+                <w:rFonts w:ascii="맑은 고딕" w:cs="맑은 고딕" w:eastAsia="맑은 고딕" w:hAnsi="맑은 고딕"/>
+                <w:sz w:val="19"/>
+                <w:szCs w:val="19"/>
+              </w:rPr>
+              <w:t xml:space="preserve">Chess.com Game Review v2 발표(2023-03): https://www.chess.com/news/view/chesscom-launches-game-review-v2</w:t>
+            </w:r>
+          </w:p>
+          <w:p>
+            <w:pPr>
+              <w:pStyle w:val="ListParagraph"/>
+              <w:numPr>
+                <w:ilvl w:val="0"/>
+                <w:numId w:val="2"/>
+              </w:numPr>
+              <w:spacing w:after="40" w:line="300"/>
+            </w:pPr>
+            <w:r>
+              <w:rPr>
+                <w:rFonts w:ascii="맑은 고딕" w:cs="맑은 고딕" w:eastAsia="맑은 고딕" w:hAnsi="맑은 고딕"/>
+                <w:sz w:val="19"/>
+                <w:szCs w:val="19"/>
+              </w:rPr>
+              <w:t xml:space="preserve">Chess.com Insights 도움말: https://support.chess.com/en/articles/8708925-what-is-insights</w:t>
+            </w:r>
+          </w:p>
+          <w:p>
+            <w:pPr>
+              <w:pStyle w:val="ListParagraph"/>
+              <w:numPr>
+                <w:ilvl w:val="0"/>
+                <w:numId w:val="2"/>
+              </w:numPr>
+              <w:spacing w:after="40" w:line="300"/>
+            </w:pPr>
+            <w:r>
+              <w:rPr>
+                <w:rFonts w:ascii="맑은 고딕" w:cs="맑은 고딕" w:eastAsia="맑은 고딕" w:hAnsi="맑은 고딕"/>
+                <w:sz w:val="19"/>
+                <w:szCs w:val="19"/>
+              </w:rPr>
+              <w:t xml:space="preserve">Lichess 기능 목록: https://lichess.org/features</w:t>
+            </w:r>
+          </w:p>
+          <w:p>
+            <w:pPr>
+              <w:pStyle w:val="ListParagraph"/>
+              <w:numPr>
+                <w:ilvl w:val="0"/>
+                <w:numId w:val="2"/>
+              </w:numPr>
+              <w:spacing w:after="40" w:line="300"/>
+            </w:pPr>
+            <w:r>
+              <w:rPr>
+                <w:rFonts w:ascii="맑은 고딕" w:cs="맑은 고딕" w:eastAsia="맑은 고딕" w:hAnsi="맑은 고딕"/>
+                <w:sz w:val="19"/>
+                <w:szCs w:val="19"/>
+              </w:rPr>
+              <w:t xml:space="preserve">Lichess 공개 데이터베이스(CC0): https://database.lichess.org/</w:t>
+            </w:r>
+          </w:p>
+          <w:p>
+            <w:pPr>
+              <w:pStyle w:val="ListParagraph"/>
+              <w:numPr>
+                <w:ilvl w:val="0"/>
+                <w:numId w:val="2"/>
+              </w:numPr>
+              <w:spacing w:after="40" w:line="300"/>
+            </w:pPr>
+            <w:r>
+              <w:rPr>
+                <w:rFonts w:ascii="맑은 고딕" w:cs="맑은 고딕" w:eastAsia="맑은 고딕" w:hAnsi="맑은 고딕"/>
+                <w:sz w:val="19"/>
+                <w:szCs w:val="19"/>
+              </w:rPr>
+              <w:t xml:space="preserve">Take Take Take, Building a Chess Coach(AI Engineer Europe 2026): https://ai.engineer/talks/building-a-chess-coach</w:t>
+            </w:r>
+          </w:p>
+          <w:p>
+            <w:pPr>
+              <w:pStyle w:val="ListParagraph"/>
+              <w:numPr>
+                <w:ilvl w:val="0"/>
+                <w:numId w:val="2"/>
+              </w:numPr>
+              <w:spacing w:after="40" w:line="300"/>
+            </w:pPr>
+            <w:r>
+              <w:rPr>
+                <w:rFonts w:ascii="맑은 고딕" w:cs="맑은 고딕" w:eastAsia="맑은 고딕" w:hAnsi="맑은 고딕"/>
+                <w:sz w:val="19"/>
+                <w:szCs w:val="19"/>
+              </w:rPr>
+              <w:t xml:space="preserve">Chess.com 멤버십 등급별 기능: https://support.chess.com/en/articles/8562418</w:t>
+            </w:r>
+          </w:p>
+          <w:p>
+            <w:pPr>
+              <w:pStyle w:val="ListParagraph"/>
+              <w:numPr>
+                <w:ilvl w:val="0"/>
+                <w:numId w:val="2"/>
+              </w:numPr>
+              <w:spacing w:after="40" w:line="300"/>
+            </w:pPr>
+            <w:r>
+              <w:rPr>
+                <w:rFonts w:ascii="맑은 고딕" w:cs="맑은 고딕" w:eastAsia="맑은 고딕" w:hAnsi="맑은 고딕"/>
+                <w:sz w:val="19"/>
+                <w:szCs w:val="19"/>
+              </w:rPr>
+              <w:t xml:space="preserve">DecodeChess 가격: https://decodechess.com/pricing/</w:t>
+            </w:r>
+          </w:p>
+          <w:p>
+            <w:pPr>
+              <w:pStyle w:val="ListParagraph"/>
+              <w:numPr>
+                <w:ilvl w:val="0"/>
+                <w:numId w:val="2"/>
+              </w:numPr>
+              <w:spacing w:after="40" w:line="300"/>
+            </w:pPr>
+            <w:r>
+              <w:rPr>
+                <w:rFonts w:ascii="맑은 고딕" w:cs="맑은 고딕" w:eastAsia="맑은 고딕" w:hAnsi="맑은 고딕"/>
+                <w:sz w:val="19"/>
+                <w:szCs w:val="19"/>
+              </w:rPr>
+              <w:t xml:space="preserve">Aimchess 가격: https://aimchess.com/</w:t>
+            </w:r>
+          </w:p>
+          <w:p>
+            <w:pPr>
+              <w:pStyle w:val="ListParagraph"/>
+              <w:numPr>
+                <w:ilvl w:val="0"/>
+                <w:numId w:val="2"/>
+              </w:numPr>
+              <w:spacing w:after="40" w:line="300"/>
+            </w:pPr>
+            <w:r>
+              <w:rPr>
+                <w:rFonts w:ascii="맑은 고딕" w:cs="맑은 고딕" w:eastAsia="맑은 고딕" w:hAnsi="맑은 고딕"/>
+                <w:sz w:val="19"/>
+                <w:szCs w:val="19"/>
+              </w:rPr>
+              <w:t xml:space="preserve">대한체스연맹 유소년선수권 기사(쿠키뉴스): https://www.kukinews.com/article/view/kuk202503090038</w:t>
             </w:r>
           </w:p>
           <w:p>
@@ -6472,25 +8268,97 @@
                 <w:sz w:val="19"/>
                 <w:szCs w:val="19"/>
               </w:rPr>
-              <w:t xml:space="preserve">[ 프론트엔드 : [이름] ]</w:t>
-            </w:r>
-          </w:p>
-          <w:p>
-            <w:pPr>
-              <w:pStyle w:val="ListParagraph"/>
-              <w:numPr>
-                <w:ilvl w:val="0"/>
-                <w:numId w:val="2"/>
-              </w:numPr>
-              <w:spacing w:after="40" w:line="300"/>
-            </w:pPr>
-            <w:r>
-              <w:rPr>
-                <w:rFonts w:ascii="맑은 고딕" w:cs="맑은 고딕" w:eastAsia="맑은 고딕" w:hAnsi="맑은 고딕"/>
-                <w:sz w:val="19"/>
-                <w:szCs w:val="19"/>
-              </w:rPr>
-              <w:t xml:space="preserve">체스판·분석 결과·대화 UI 구현, 리포트 차트 및 대시보드 구현</w:t>
+              <w:t xml:space="preserve">[ 모델·비용 ]</w:t>
+            </w:r>
+          </w:p>
+          <w:p>
+            <w:pPr>
+              <w:pStyle w:val="ListParagraph"/>
+              <w:numPr>
+                <w:ilvl w:val="0"/>
+                <w:numId w:val="2"/>
+              </w:numPr>
+              <w:spacing w:after="40" w:line="300"/>
+            </w:pPr>
+            <w:r>
+              <w:rPr>
+                <w:rFonts w:ascii="맑은 고딕" w:cs="맑은 고딕" w:eastAsia="맑은 고딕" w:hAnsi="맑은 고딕"/>
+                <w:sz w:val="19"/>
+                <w:szCs w:val="19"/>
+              </w:rPr>
+              <w:t xml:space="preserve">Maia-2(MIT): https://github.com/CSSLab/maia2</w:t>
+            </w:r>
+          </w:p>
+          <w:p>
+            <w:pPr>
+              <w:pStyle w:val="ListParagraph"/>
+              <w:numPr>
+                <w:ilvl w:val="0"/>
+                <w:numId w:val="2"/>
+              </w:numPr>
+              <w:spacing w:after="40" w:line="300"/>
+            </w:pPr>
+            <w:r>
+              <w:rPr>
+                <w:rFonts w:ascii="맑은 고딕" w:cs="맑은 고딕" w:eastAsia="맑은 고딕" w:hAnsi="맑은 고딕"/>
+                <w:sz w:val="19"/>
+                <w:szCs w:val="19"/>
+              </w:rPr>
+              <w:t xml:space="preserve">Anthropic API 가격: https://platform.claude.com/docs/en/about-claude/pricing</w:t>
+            </w:r>
+          </w:p>
+          <w:p>
+            <w:pPr>
+              <w:pStyle w:val="ListParagraph"/>
+              <w:numPr>
+                <w:ilvl w:val="0"/>
+                <w:numId w:val="2"/>
+              </w:numPr>
+              <w:spacing w:after="40" w:line="300"/>
+            </w:pPr>
+            <w:r>
+              <w:rPr>
+                <w:rFonts w:ascii="맑은 고딕" w:cs="맑은 고딕" w:eastAsia="맑은 고딕" w:hAnsi="맑은 고딕"/>
+                <w:sz w:val="19"/>
+                <w:szCs w:val="19"/>
+              </w:rPr>
+              <w:t xml:space="preserve">Gemini 3 Flash 가격(제3자 집계): https://anotherwrapper.com/llm-pricing/gemini-3-flash-preview</w:t>
+            </w:r>
+          </w:p>
+          <w:p>
+            <w:pPr>
+              <w:pStyle w:val="ListParagraph"/>
+              <w:numPr>
+                <w:ilvl w:val="0"/>
+                <w:numId w:val="2"/>
+              </w:numPr>
+              <w:spacing w:after="40" w:line="300"/>
+            </w:pPr>
+            <w:r>
+              <w:rPr>
+                <w:rFonts w:ascii="맑은 고딕" w:cs="맑은 고딕" w:eastAsia="맑은 고딕" w:hAnsi="맑은 고딕"/>
+                <w:sz w:val="19"/>
+                <w:szCs w:val="19"/>
+              </w:rPr>
+              <w:t xml:space="preserve">Kanana 1.5 공개(카카오, 2025-05): https://www.kakaocorp.com/page/detail/11654</w:t>
+            </w:r>
+          </w:p>
+          <w:p>
+            <w:pPr>
+              <w:pStyle w:val="ListParagraph"/>
+              <w:numPr>
+                <w:ilvl w:val="0"/>
+                <w:numId w:val="2"/>
+              </w:numPr>
+              <w:spacing w:after="40" w:line="300"/>
+            </w:pPr>
+            <w:r>
+              <w:rPr>
+                <w:rFonts w:ascii="맑은 고딕" w:cs="맑은 고딕" w:eastAsia="맑은 고딕" w:hAnsi="맑은 고딕"/>
+                <w:sz w:val="19"/>
+                <w:szCs w:val="19"/>
+              </w:rPr>
+              <w:t xml:space="preserve">Qwen3-8B 모델 카드: https://huggingface.co/Qwen/Qwen3-8B</w:t>
             </w:r>
           </w:p>
           <w:p>
@@ -6505,371 +8373,43 @@
                 <w:sz w:val="19"/>
                 <w:szCs w:val="19"/>
               </w:rPr>
-              <w:t xml:space="preserve">[ 백엔드 : [이름] ]</w:t>
-            </w:r>
-          </w:p>
-          <w:p>
-            <w:pPr>
-              <w:pStyle w:val="ListParagraph"/>
-              <w:numPr>
-                <w:ilvl w:val="0"/>
-                <w:numId w:val="2"/>
-              </w:numPr>
-              <w:spacing w:after="40" w:line="300"/>
-            </w:pPr>
-            <w:r>
-              <w:rPr>
-                <w:rFonts w:ascii="맑은 고딕" w:cs="맑은 고딕" w:eastAsia="맑은 고딕" w:hAnsi="맑은 고딕"/>
-                <w:sz w:val="19"/>
-                <w:szCs w:val="19"/>
-              </w:rPr>
-              <w:t xml:space="preserve">Spring Boot 기반 인증, 사용자·대국 관리, 분석 요청·리포트 API 구현</w:t>
-            </w:r>
-          </w:p>
-          <w:p>
-            <w:pPr>
-              <w:pStyle w:val="ListParagraph"/>
-              <w:numPr>
-                <w:ilvl w:val="0"/>
-                <w:numId w:val="2"/>
-              </w:numPr>
-              <w:spacing w:after="40" w:line="300"/>
-            </w:pPr>
-            <w:r>
-              <w:rPr>
-                <w:rFonts w:ascii="맑은 고딕" w:cs="맑은 고딕" w:eastAsia="맑은 고딕" w:hAnsi="맑은 고딕"/>
-                <w:sz w:val="19"/>
-                <w:szCs w:val="19"/>
-              </w:rPr>
-              <w:t xml:space="preserve">PostgreSQL 스키마 설계, RabbitMQ 비동기 작업 처리</w:t>
-            </w:r>
-          </w:p>
-          <w:p>
-            <w:pPr>
-              <w:spacing w:after="60" w:before="140"/>
-            </w:pPr>
-            <w:r>
-              <w:rPr>
-                <w:rFonts w:ascii="맑은 고딕" w:cs="맑은 고딕" w:eastAsia="맑은 고딕" w:hAnsi="맑은 고딕"/>
-                <w:b/>
-                <w:bCs/>
-                <w:sz w:val="19"/>
-                <w:szCs w:val="19"/>
-              </w:rPr>
-              <w:t xml:space="preserve">[ 데이터 분석 / 엔진 : [이름] ]</w:t>
-            </w:r>
-          </w:p>
-          <w:p>
-            <w:pPr>
-              <w:pStyle w:val="ListParagraph"/>
-              <w:numPr>
-                <w:ilvl w:val="0"/>
-                <w:numId w:val="2"/>
-              </w:numPr>
-              <w:spacing w:after="40" w:line="300"/>
-            </w:pPr>
-            <w:r>
-              <w:rPr>
-                <w:rFonts w:ascii="맑은 고딕" w:cs="맑은 고딕" w:eastAsia="맑은 고딕" w:hAnsi="맑은 고딕"/>
-                <w:sz w:val="19"/>
-                <w:szCs w:val="19"/>
-              </w:rPr>
-              <w:t xml:space="preserve">PGN 파싱, Stockfish 연동, 실수 분류·반복 약점 집계·기간별 통계 모듈 구현</w:t>
-            </w:r>
-          </w:p>
-          <w:p>
-            <w:pPr>
-              <w:pStyle w:val="ListParagraph"/>
-              <w:numPr>
-                <w:ilvl w:val="0"/>
-                <w:numId w:val="2"/>
-              </w:numPr>
-              <w:spacing w:after="40" w:line="300"/>
-            </w:pPr>
-            <w:r>
-              <w:rPr>
-                <w:rFonts w:ascii="맑은 고딕" w:cs="맑은 고딕" w:eastAsia="맑은 고딕" w:hAnsi="맑은 고딕"/>
-                <w:sz w:val="19"/>
-                <w:szCs w:val="19"/>
-              </w:rPr>
-              <w:t xml:space="preserve">Lichess 공개 데이터 수집·전처리, 평가 캐시 및 레이팅대 기준선 구축</w:t>
-            </w:r>
-          </w:p>
-          <w:p>
-            <w:pPr>
-              <w:spacing w:after="60" w:before="140"/>
-            </w:pPr>
-            <w:r>
-              <w:rPr>
-                <w:rFonts w:ascii="맑은 고딕" w:cs="맑은 고딕" w:eastAsia="맑은 고딕" w:hAnsi="맑은 고딕"/>
-                <w:b/>
-                <w:bCs/>
-                <w:sz w:val="19"/>
-                <w:szCs w:val="19"/>
-              </w:rPr>
-              <w:t xml:space="preserve">[ LLM : [이름] ]</w:t>
-            </w:r>
-          </w:p>
-          <w:p>
-            <w:pPr>
-              <w:pStyle w:val="ListParagraph"/>
-              <w:numPr>
-                <w:ilvl w:val="0"/>
-                <w:numId w:val="2"/>
-              </w:numPr>
-              <w:spacing w:after="40" w:line="300"/>
-            </w:pPr>
-            <w:r>
-              <w:rPr>
-                <w:rFonts w:ascii="맑은 고딕" w:cs="맑은 고딕" w:eastAsia="맑은 고딕" w:hAnsi="맑은 고딕"/>
-                <w:sz w:val="19"/>
-                <w:szCs w:val="19"/>
-              </w:rPr>
-              <w:t xml:space="preserve">근거 구조 설계, 질문 유형 분류·프롬프트 설계, 서버 측 출력 검증·재생성 구현</w:t>
-            </w:r>
-          </w:p>
-          <w:p>
-            <w:pPr>
-              <w:pStyle w:val="ListParagraph"/>
-              <w:numPr>
-                <w:ilvl w:val="0"/>
-                <w:numId w:val="2"/>
-              </w:numPr>
-              <w:spacing w:after="40" w:line="300"/>
-            </w:pPr>
-            <w:r>
-              <w:rPr>
-                <w:rFonts w:ascii="맑은 고딕" w:cs="맑은 고딕" w:eastAsia="맑은 고딕" w:hAnsi="맑은 고딕"/>
-                <w:sz w:val="19"/>
-                <w:szCs w:val="19"/>
-              </w:rPr>
-              <w:t xml:space="preserve">시나리오 평가셋 구축 및 근거 일치율·설명 정확도 평가</w:t>
-            </w:r>
-          </w:p>
-          <w:p>
-            <w:pPr>
-              <w:spacing w:after="60" w:before="140"/>
-            </w:pPr>
-            <w:r>
-              <w:rPr>
-                <w:rFonts w:ascii="맑은 고딕" w:cs="맑은 고딕" w:eastAsia="맑은 고딕" w:hAnsi="맑은 고딕"/>
-                <w:b/>
-                <w:bCs/>
-                <w:sz w:val="19"/>
-                <w:szCs w:val="19"/>
-              </w:rPr>
-              <w:t xml:space="preserve">[ 서비스 배포 : [이름] ]</w:t>
-            </w:r>
-          </w:p>
-          <w:p>
-            <w:pPr>
-              <w:pStyle w:val="ListParagraph"/>
-              <w:numPr>
-                <w:ilvl w:val="0"/>
-                <w:numId w:val="2"/>
-              </w:numPr>
-              <w:spacing w:after="40" w:line="300"/>
-            </w:pPr>
-            <w:r>
-              <w:rPr>
-                <w:rFonts w:ascii="맑은 고딕" w:cs="맑은 고딕" w:eastAsia="맑은 고딕" w:hAnsi="맑은 고딕"/>
-                <w:sz w:val="19"/>
-                <w:szCs w:val="19"/>
-              </w:rPr>
-              <w:t xml:space="preserve">Docker 컨테이너화, 클라우드 서버 배포 및 운영 환경 구성</w:t>
-            </w:r>
-          </w:p>
-        </w:tc>
-      </w:tr>
-      <w:tr>
-        <w:trPr>
-          <w:cantSplit w:val="off"/>
-        </w:trPr>
-        <w:tc>
-          <w:tcPr>
-            <w:tcW w:type="dxa" w:w="1800"/>
-            <w:tcBorders>
-              <w:top w:val="single" w:color="BFB5A6" w:sz="6"/>
-              <w:left w:val="none" w:color="FFFFFF" w:sz="0"/>
-              <w:bottom w:val="single" w:color="BFB5A6" w:sz="6"/>
-              <w:right w:val="none" w:color="FFFFFF" w:sz="0"/>
-            </w:tcBorders>
-            <w:shd w:fill="EFEBE4" w:color="auto" w:val="clear"/>
-            <w:tcMar>
-              <w:top w:type="dxa" w:w="120"/>
-              <w:left w:type="dxa" w:w="100"/>
-              <w:bottom w:type="dxa" w:w="120"/>
-              <w:right w:type="dxa" w:w="100"/>
-            </w:tcMar>
-            <w:vAlign w:val="center"/>
-          </w:tcPr>
-          <w:p>
-            <w:pPr>
-              <w:jc w:val="center"/>
-            </w:pPr>
-            <w:r>
-              <w:rPr>
-                <w:rFonts w:ascii="맑은 고딕" w:cs="맑은 고딕" w:eastAsia="맑은 고딕" w:hAnsi="맑은 고딕"/>
-                <w:b/>
-                <w:bCs/>
-                <w:sz w:val="22"/>
-                <w:szCs w:val="22"/>
-              </w:rPr>
-              <w:t xml:space="preserve">참고 자료</w:t>
-            </w:r>
-          </w:p>
-        </w:tc>
-        <w:tc>
-          <w:tcPr>
-            <w:tcW w:type="dxa" w:w="8106"/>
-            <w:tcBorders>
-              <w:top w:val="single" w:color="BFB5A6" w:sz="6"/>
-              <w:left w:val="none" w:color="FFFFFF" w:sz="0"/>
-              <w:bottom w:val="single" w:color="BFB5A6" w:sz="6"/>
-              <w:right w:val="none" w:color="FFFFFF" w:sz="0"/>
-            </w:tcBorders>
-            <w:tcMar>
-              <w:top w:type="dxa" w:w="120"/>
-              <w:left w:type="dxa" w:w="200"/>
-              <w:bottom w:type="dxa" w:w="120"/>
-              <w:right w:type="dxa" w:w="150"/>
-            </w:tcMar>
-            <w:vAlign w:val="center"/>
-          </w:tcPr>
-          <w:p>
-            <w:pPr>
-              <w:spacing w:after="60" w:line="300"/>
-            </w:pPr>
-            <w:r>
-              <w:rPr>
-                <w:rFonts w:ascii="맑은 고딕" w:cs="맑은 고딕" w:eastAsia="맑은 고딕" w:hAnsi="맑은 고딕"/>
-                <w:sz w:val="19"/>
-                <w:szCs w:val="19"/>
-              </w:rPr>
-              <w:t xml:space="preserve">2026-10 확인 기준. 서비스 기능·라이선스는 변경될 수 있어 제출 전 재확인 필요</w:t>
-            </w:r>
-          </w:p>
-          <w:p>
-            <w:pPr>
-              <w:spacing w:after="60" w:before="140"/>
-            </w:pPr>
-            <w:r>
-              <w:rPr>
-                <w:rFonts w:ascii="맑은 고딕" w:cs="맑은 고딕" w:eastAsia="맑은 고딕" w:hAnsi="맑은 고딕"/>
-                <w:b/>
-                <w:bCs/>
-                <w:sz w:val="19"/>
-                <w:szCs w:val="19"/>
-              </w:rPr>
-              <w:t xml:space="preserve">[ 시장·기존 서비스 ]</w:t>
-            </w:r>
-          </w:p>
-          <w:p>
-            <w:pPr>
-              <w:pStyle w:val="ListParagraph"/>
-              <w:numPr>
-                <w:ilvl w:val="0"/>
-                <w:numId w:val="2"/>
-              </w:numPr>
-              <w:spacing w:after="40" w:line="300"/>
-            </w:pPr>
-            <w:r>
-              <w:rPr>
-                <w:rFonts w:ascii="맑은 고딕" w:cs="맑은 고딕" w:eastAsia="맑은 고딕" w:hAnsi="맑은 고딕"/>
-                <w:sz w:val="19"/>
-                <w:szCs w:val="19"/>
-              </w:rPr>
-              <w:t xml:space="preserve">Chess.com 2026 Q1 Board Report: https://www.chess.com/board-reports/2026-q1</w:t>
-            </w:r>
-          </w:p>
-          <w:p>
-            <w:pPr>
-              <w:pStyle w:val="ListParagraph"/>
-              <w:numPr>
-                <w:ilvl w:val="0"/>
-                <w:numId w:val="2"/>
-              </w:numPr>
-              <w:spacing w:after="40" w:line="300"/>
-            </w:pPr>
-            <w:r>
-              <w:rPr>
-                <w:rFonts w:ascii="맑은 고딕" w:cs="맑은 고딕" w:eastAsia="맑은 고딕" w:hAnsi="맑은 고딕"/>
-                <w:sz w:val="19"/>
-                <w:szCs w:val="19"/>
-              </w:rPr>
-              <w:t xml:space="preserve">Chess.com Game Review v2 발표(2023-03): https://www.chess.com/news/view/chesscom-launches-game-review-v2</w:t>
-            </w:r>
-          </w:p>
-          <w:p>
-            <w:pPr>
-              <w:pStyle w:val="ListParagraph"/>
-              <w:numPr>
-                <w:ilvl w:val="0"/>
-                <w:numId w:val="2"/>
-              </w:numPr>
-              <w:spacing w:after="40" w:line="300"/>
-            </w:pPr>
-            <w:r>
-              <w:rPr>
-                <w:rFonts w:ascii="맑은 고딕" w:cs="맑은 고딕" w:eastAsia="맑은 고딕" w:hAnsi="맑은 고딕"/>
-                <w:sz w:val="19"/>
-                <w:szCs w:val="19"/>
-              </w:rPr>
-              <w:t xml:space="preserve">Chess.com Insights 도움말: https://support.chess.com/en/articles/8708925-what-is-insights</w:t>
-            </w:r>
-          </w:p>
-          <w:p>
-            <w:pPr>
-              <w:pStyle w:val="ListParagraph"/>
-              <w:numPr>
-                <w:ilvl w:val="0"/>
-                <w:numId w:val="2"/>
-              </w:numPr>
-              <w:spacing w:after="40" w:line="300"/>
-            </w:pPr>
-            <w:r>
-              <w:rPr>
-                <w:rFonts w:ascii="맑은 고딕" w:cs="맑은 고딕" w:eastAsia="맑은 고딕" w:hAnsi="맑은 고딕"/>
-                <w:sz w:val="19"/>
-                <w:szCs w:val="19"/>
-              </w:rPr>
-              <w:t xml:space="preserve">Lichess 기능 목록: https://lichess.org/features</w:t>
-            </w:r>
-          </w:p>
-          <w:p>
-            <w:pPr>
-              <w:pStyle w:val="ListParagraph"/>
-              <w:numPr>
-                <w:ilvl w:val="0"/>
-                <w:numId w:val="2"/>
-              </w:numPr>
-              <w:spacing w:after="40" w:line="300"/>
-            </w:pPr>
-            <w:r>
-              <w:rPr>
-                <w:rFonts w:ascii="맑은 고딕" w:cs="맑은 고딕" w:eastAsia="맑은 고딕" w:hAnsi="맑은 고딕"/>
-                <w:sz w:val="19"/>
-                <w:szCs w:val="19"/>
-              </w:rPr>
-              <w:t xml:space="preserve">Lichess 공개 데이터베이스(CC0): https://database.lichess.org/</w:t>
-            </w:r>
-          </w:p>
-          <w:p>
-            <w:pPr>
-              <w:pStyle w:val="ListParagraph"/>
-              <w:numPr>
-                <w:ilvl w:val="0"/>
-                <w:numId w:val="2"/>
-              </w:numPr>
-              <w:spacing w:after="40" w:line="300"/>
-            </w:pPr>
-            <w:r>
-              <w:rPr>
-                <w:rFonts w:ascii="맑은 고딕" w:cs="맑은 고딕" w:eastAsia="맑은 고딕" w:hAnsi="맑은 고딕"/>
-                <w:sz w:val="19"/>
-                <w:szCs w:val="19"/>
-              </w:rPr>
-              <w:t xml:space="preserve">Take Take Take, Building a Chess Coach(AI Engineer Europe 2026): https://ai.engineer/talks/building-a-chess-coach</w:t>
+              <w:t xml:space="preserve">[ 데이터 수집 정책 ]</w:t>
+            </w:r>
+          </w:p>
+          <w:p>
+            <w:pPr>
+              <w:pStyle w:val="ListParagraph"/>
+              <w:numPr>
+                <w:ilvl w:val="0"/>
+                <w:numId w:val="2"/>
+              </w:numPr>
+              <w:spacing w:after="40" w:line="300"/>
+            </w:pPr>
+            <w:r>
+              <w:rPr>
+                <w:rFonts w:ascii="맑은 고딕" w:cs="맑은 고딕" w:eastAsia="맑은 고딕" w:hAnsi="맑은 고딕"/>
+                <w:sz w:val="19"/>
+                <w:szCs w:val="19"/>
+              </w:rPr>
+              <w:t xml:space="preserve">Chess.com Published Data API: https://support.chess.com/en/articles/9650547-published-data-api</w:t>
+            </w:r>
+          </w:p>
+          <w:p>
+            <w:pPr>
+              <w:pStyle w:val="ListParagraph"/>
+              <w:numPr>
+                <w:ilvl w:val="0"/>
+                <w:numId w:val="2"/>
+              </w:numPr>
+              <w:spacing w:after="40" w:line="300"/>
+            </w:pPr>
+            <w:r>
+              <w:rPr>
+                <w:rFonts w:ascii="맑은 고딕" w:cs="맑은 고딕" w:eastAsia="맑은 고딕" w:hAnsi="맑은 고딕"/>
+                <w:sz w:val="19"/>
+                <w:szCs w:val="19"/>
+              </w:rPr>
+              <w:t xml:space="preserve">Lichess API 이용 팁(요청 규칙): https://lichess.org/page/api-tips</w:t>
             </w:r>
           </w:p>
           <w:p>
